--- a/HW1/제출본/usecase-description/53607_usecase_description.docx
+++ b/HW1/제출본/usecase-description/53607_usecase_description.docx
@@ -140,6 +140,13 @@
           <w:rFonts w:hint="eastAsia"/>
           <w:szCs w:val="20"/>
         </w:rPr>
+        <w:t xml:space="preserve"> C211018 </w:t>
+      </w:r>
+      <w:r>
+        <w:rPr>
+          <w:rFonts w:hint="eastAsia"/>
+          <w:szCs w:val="20"/>
+        </w:rPr>
         <w:t>김기현</w:t>
       </w:r>
     </w:p>
@@ -612,13 +619,6 @@
         </w:rPr>
         <w:t>로그아웃</w:t>
       </w:r>
-    </w:p>
-    <w:p>
-      <w:pPr>
-        <w:rPr>
-          <w:szCs w:val="20"/>
-        </w:rPr>
-      </w:pPr>
     </w:p>
     <w:p>
       <w:pPr>
@@ -734,7 +734,15 @@
                 <w:sz w:val="18"/>
                 <w:szCs w:val="18"/>
               </w:rPr>
-              <w:t xml:space="preserve">1. </w:t>
+              <w:t>1</w:t>
+            </w:r>
+            <w:r>
+              <w:rPr>
+                <w:rFonts w:hint="eastAsia"/>
+                <w:sz w:val="18"/>
+                <w:szCs w:val="18"/>
+              </w:rPr>
+              <w:t xml:space="preserve">. </w:t>
             </w:r>
             <w:r>
               <w:rPr>
@@ -943,7 +951,15 @@
                 <w:sz w:val="18"/>
                 <w:szCs w:val="18"/>
               </w:rPr>
-              <w:t xml:space="preserve">2. </w:t>
+              <w:t>2</w:t>
+            </w:r>
+            <w:r>
+              <w:rPr>
+                <w:rFonts w:hint="eastAsia"/>
+                <w:sz w:val="18"/>
+                <w:szCs w:val="18"/>
+              </w:rPr>
+              <w:t xml:space="preserve">. </w:t>
             </w:r>
             <w:r>
               <w:rPr>
@@ -1298,6 +1314,22 @@
                 <w:sz w:val="18"/>
                 <w:szCs w:val="18"/>
               </w:rPr>
+              <w:t>회원이</w:t>
+            </w:r>
+            <w:r>
+              <w:rPr>
+                <w:rFonts w:hint="eastAsia"/>
+                <w:sz w:val="18"/>
+                <w:szCs w:val="18"/>
+              </w:rPr>
+              <w:t xml:space="preserve"> </w:t>
+            </w:r>
+            <w:r>
+              <w:rPr>
+                <w:rFonts w:hint="eastAsia"/>
+                <w:sz w:val="18"/>
+                <w:szCs w:val="18"/>
+              </w:rPr>
               <w:t>탈퇴</w:t>
             </w:r>
             <w:r>
@@ -1314,23 +1346,23 @@
                 <w:sz w:val="18"/>
                 <w:szCs w:val="18"/>
               </w:rPr>
-              <w:t>버튼</w:t>
-            </w:r>
-            <w:r>
-              <w:rPr>
-                <w:rFonts w:hint="eastAsia"/>
-                <w:sz w:val="18"/>
-                <w:szCs w:val="18"/>
-              </w:rPr>
-              <w:t xml:space="preserve"> </w:t>
-            </w:r>
-            <w:r>
-              <w:rPr>
-                <w:rFonts w:hint="eastAsia"/>
-                <w:sz w:val="18"/>
-                <w:szCs w:val="18"/>
-              </w:rPr>
-              <w:t>클릭</w:t>
+              <w:t>버튼을</w:t>
+            </w:r>
+            <w:r>
+              <w:rPr>
+                <w:rFonts w:hint="eastAsia"/>
+                <w:sz w:val="18"/>
+                <w:szCs w:val="18"/>
+              </w:rPr>
+              <w:t xml:space="preserve"> </w:t>
+            </w:r>
+            <w:r>
+              <w:rPr>
+                <w:rFonts w:hint="eastAsia"/>
+                <w:sz w:val="18"/>
+                <w:szCs w:val="18"/>
+              </w:rPr>
+              <w:t>누른다</w:t>
             </w:r>
           </w:p>
         </w:tc>
@@ -2106,15 +2138,31 @@
                 <w:sz w:val="18"/>
                 <w:szCs w:val="18"/>
               </w:rPr>
-              <w:t xml:space="preserve"> </w:t>
-            </w:r>
-            <w:r>
-              <w:rPr>
-                <w:rFonts w:hint="eastAsia"/>
-                <w:sz w:val="18"/>
-                <w:szCs w:val="18"/>
-              </w:rPr>
-              <w:t>클릭</w:t>
+              <w:t>을</w:t>
+            </w:r>
+            <w:r>
+              <w:rPr>
+                <w:rFonts w:hint="eastAsia"/>
+                <w:sz w:val="18"/>
+                <w:szCs w:val="18"/>
+              </w:rPr>
+              <w:t xml:space="preserve"> </w:t>
+            </w:r>
+            <w:r>
+              <w:rPr>
+                <w:rFonts w:hint="eastAsia"/>
+                <w:sz w:val="18"/>
+                <w:szCs w:val="18"/>
+              </w:rPr>
+              <w:t>누른다</w:t>
+            </w:r>
+            <w:r>
+              <w:rPr>
+                <w:rFonts w:hint="eastAsia"/>
+                <w:sz w:val="18"/>
+                <w:szCs w:val="18"/>
+              </w:rPr>
+              <w:t>.</w:t>
             </w:r>
           </w:p>
         </w:tc>
@@ -2283,7 +2331,6 @@
                 <w:sz w:val="18"/>
                 <w:szCs w:val="18"/>
               </w:rPr>
-              <w:lastRenderedPageBreak/>
               <w:t>전환</w:t>
             </w:r>
           </w:p>
@@ -2309,6 +2356,7 @@
           <w:rFonts w:hint="eastAsia"/>
           <w:szCs w:val="20"/>
         </w:rPr>
+        <w:lastRenderedPageBreak/>
         <w:t xml:space="preserve">&gt; </w:t>
       </w:r>
       <w:r>
@@ -2416,6 +2464,22 @@
             </w:r>
             <w:r>
               <w:rPr>
+                <w:rFonts w:hint="eastAsia"/>
+                <w:sz w:val="18"/>
+                <w:szCs w:val="18"/>
+              </w:rPr>
+              <w:t>회원이</w:t>
+            </w:r>
+            <w:r>
+              <w:rPr>
+                <w:rFonts w:hint="eastAsia"/>
+                <w:sz w:val="18"/>
+                <w:szCs w:val="18"/>
+              </w:rPr>
+              <w:t xml:space="preserve"> </w:t>
+            </w:r>
+            <w:r>
+              <w:rPr>
                 <w:sz w:val="18"/>
                 <w:szCs w:val="18"/>
               </w:rPr>
@@ -2661,6 +2725,14 @@
             </w:r>
             <w:r>
               <w:rPr>
+                <w:rFonts w:hint="eastAsia"/>
+                <w:sz w:val="18"/>
+                <w:szCs w:val="18"/>
+              </w:rPr>
+              <w:t>를</w:t>
+            </w:r>
+            <w:r>
+              <w:rPr>
                 <w:sz w:val="18"/>
                 <w:szCs w:val="18"/>
               </w:rPr>
@@ -2672,6 +2744,22 @@
                 <w:szCs w:val="18"/>
               </w:rPr>
               <w:t>입력</w:t>
+            </w:r>
+            <w:r>
+              <w:rPr>
+                <w:rFonts w:hint="eastAsia"/>
+                <w:sz w:val="18"/>
+                <w:szCs w:val="18"/>
+              </w:rPr>
+              <w:t>한다</w:t>
+            </w:r>
+            <w:r>
+              <w:rPr>
+                <w:rFonts w:hint="eastAsia"/>
+                <w:sz w:val="18"/>
+                <w:szCs w:val="18"/>
+              </w:rPr>
+              <w:t>.</w:t>
             </w:r>
           </w:p>
         </w:tc>
@@ -2816,6 +2904,14 @@
                 <w:sz w:val="18"/>
                 <w:szCs w:val="18"/>
               </w:rPr>
+              <w:t>를</w:t>
+            </w:r>
+            <w:r>
+              <w:rPr>
+                <w:rFonts w:hint="eastAsia"/>
+                <w:sz w:val="18"/>
+                <w:szCs w:val="18"/>
+              </w:rPr>
               <w:t xml:space="preserve"> </w:t>
             </w:r>
             <w:r>
@@ -2825,6 +2921,22 @@
                 <w:szCs w:val="18"/>
               </w:rPr>
               <w:t>출력</w:t>
+            </w:r>
+            <w:r>
+              <w:rPr>
+                <w:rFonts w:hint="eastAsia"/>
+                <w:sz w:val="18"/>
+                <w:szCs w:val="18"/>
+              </w:rPr>
+              <w:t>한다</w:t>
+            </w:r>
+            <w:r>
+              <w:rPr>
+                <w:rFonts w:hint="eastAsia"/>
+                <w:sz w:val="18"/>
+                <w:szCs w:val="18"/>
+              </w:rPr>
+              <w:t>.</w:t>
             </w:r>
           </w:p>
         </w:tc>
@@ -3472,34 +3584,42 @@
           </w:tcPr>
           <w:p>
             <w:pPr>
-              <w:tabs>
-                <w:tab w:val="left" w:pos="24"/>
-              </w:tabs>
-              <w:rPr>
-                <w:sz w:val="18"/>
-                <w:szCs w:val="18"/>
-              </w:rPr>
-            </w:pPr>
-          </w:p>
-        </w:tc>
-        <w:tc>
-          <w:tcPr>
-            <w:tcW w:w="4508" w:type="dxa"/>
-          </w:tcPr>
-          <w:p>
-            <w:pPr>
-              <w:rPr>
-                <w:sz w:val="18"/>
-                <w:szCs w:val="18"/>
-              </w:rPr>
-            </w:pPr>
-            <w:r>
-              <w:rPr>
-                <w:rFonts w:hint="eastAsia"/>
-                <w:sz w:val="18"/>
-                <w:szCs w:val="18"/>
-              </w:rPr>
-              <w:t xml:space="preserve">1. </w:t>
+              <w:rPr>
+                <w:sz w:val="18"/>
+                <w:szCs w:val="18"/>
+              </w:rPr>
+            </w:pPr>
+            <w:r>
+              <w:rPr>
+                <w:rFonts w:hint="eastAsia"/>
+                <w:sz w:val="18"/>
+                <w:szCs w:val="18"/>
+              </w:rPr>
+              <w:t>1</w:t>
+            </w:r>
+            <w:r>
+              <w:rPr>
+                <w:rFonts w:hint="eastAsia"/>
+                <w:sz w:val="18"/>
+                <w:szCs w:val="18"/>
+              </w:rPr>
+              <w:t xml:space="preserve">. </w:t>
+            </w:r>
+            <w:r>
+              <w:rPr>
+                <w:rFonts w:hint="eastAsia"/>
+                <w:sz w:val="18"/>
+                <w:szCs w:val="18"/>
+              </w:rPr>
+              <w:t>검색된</w:t>
+            </w:r>
+            <w:r>
+              <w:rPr>
+                <w:rFonts w:hint="eastAsia"/>
+                <w:sz w:val="18"/>
+                <w:szCs w:val="18"/>
+              </w:rPr>
+              <w:t xml:space="preserve"> </w:t>
             </w:r>
             <w:r>
               <w:rPr>
@@ -3523,23 +3643,119 @@
                 <w:sz w:val="18"/>
                 <w:szCs w:val="18"/>
               </w:rPr>
-              <w:t>리스트를</w:t>
-            </w:r>
-            <w:r>
-              <w:rPr>
-                <w:rFonts w:hint="eastAsia"/>
-                <w:sz w:val="18"/>
-                <w:szCs w:val="18"/>
-              </w:rPr>
-              <w:t xml:space="preserve"> </w:t>
-            </w:r>
-            <w:r>
-              <w:rPr>
-                <w:rFonts w:hint="eastAsia"/>
-                <w:sz w:val="18"/>
-                <w:szCs w:val="18"/>
-              </w:rPr>
-              <w:t>출력한다</w:t>
+              <w:t>리스트</w:t>
+            </w:r>
+            <w:r>
+              <w:rPr>
+                <w:rFonts w:hint="eastAsia"/>
+                <w:sz w:val="18"/>
+                <w:szCs w:val="18"/>
+              </w:rPr>
+              <w:t xml:space="preserve"> </w:t>
+            </w:r>
+            <w:r>
+              <w:rPr>
+                <w:rFonts w:hint="eastAsia"/>
+                <w:sz w:val="18"/>
+                <w:szCs w:val="18"/>
+              </w:rPr>
+              <w:t>중</w:t>
+            </w:r>
+            <w:r>
+              <w:rPr>
+                <w:rFonts w:hint="eastAsia"/>
+                <w:sz w:val="18"/>
+                <w:szCs w:val="18"/>
+              </w:rPr>
+              <w:t xml:space="preserve"> </w:t>
+            </w:r>
+            <w:r>
+              <w:rPr>
+                <w:rFonts w:hint="eastAsia"/>
+                <w:sz w:val="18"/>
+                <w:szCs w:val="18"/>
+              </w:rPr>
+              <w:t>응답을</w:t>
+            </w:r>
+            <w:r>
+              <w:rPr>
+                <w:rFonts w:hint="eastAsia"/>
+                <w:sz w:val="18"/>
+                <w:szCs w:val="18"/>
+              </w:rPr>
+              <w:t xml:space="preserve"> </w:t>
+            </w:r>
+            <w:r>
+              <w:rPr>
+                <w:rFonts w:hint="eastAsia"/>
+                <w:sz w:val="18"/>
+                <w:szCs w:val="18"/>
+              </w:rPr>
+              <w:t>원하는</w:t>
+            </w:r>
+            <w:r>
+              <w:rPr>
+                <w:rFonts w:hint="eastAsia"/>
+                <w:sz w:val="18"/>
+                <w:szCs w:val="18"/>
+              </w:rPr>
+              <w:t xml:space="preserve"> </w:t>
+            </w:r>
+            <w:r>
+              <w:rPr>
+                <w:rFonts w:hint="eastAsia"/>
+                <w:sz w:val="18"/>
+                <w:szCs w:val="18"/>
+              </w:rPr>
+              <w:t>설문의</w:t>
+            </w:r>
+            <w:r>
+              <w:rPr>
+                <w:rFonts w:hint="eastAsia"/>
+                <w:sz w:val="18"/>
+                <w:szCs w:val="18"/>
+              </w:rPr>
+              <w:t xml:space="preserve"> </w:t>
+            </w:r>
+            <w:r>
+              <w:rPr>
+                <w:rFonts w:hint="eastAsia"/>
+                <w:sz w:val="18"/>
+                <w:szCs w:val="18"/>
+              </w:rPr>
+              <w:t>응답</w:t>
+            </w:r>
+            <w:r>
+              <w:rPr>
+                <w:rFonts w:hint="eastAsia"/>
+                <w:sz w:val="18"/>
+                <w:szCs w:val="18"/>
+              </w:rPr>
+              <w:t xml:space="preserve"> </w:t>
+            </w:r>
+            <w:r>
+              <w:rPr>
+                <w:rFonts w:hint="eastAsia"/>
+                <w:sz w:val="18"/>
+                <w:szCs w:val="18"/>
+              </w:rPr>
+              <w:t>버튼을</w:t>
+            </w:r>
+            <w:r>
+              <w:rPr>
+                <w:rFonts w:hint="eastAsia"/>
+                <w:sz w:val="18"/>
+                <w:szCs w:val="18"/>
+              </w:rPr>
+              <w:t xml:space="preserve"> </w:t>
+            </w:r>
+            <w:r>
+              <w:rPr>
+                <w:rFonts w:hint="eastAsia"/>
+                <w:sz w:val="18"/>
+                <w:szCs w:val="18"/>
+              </w:rPr>
+              <w:t>누른다</w:t>
             </w:r>
             <w:r>
               <w:rPr>
@@ -3549,6 +3765,19 @@
               </w:rPr>
               <w:t>.</w:t>
             </w:r>
+          </w:p>
+        </w:tc>
+        <w:tc>
+          <w:tcPr>
+            <w:tcW w:w="4508" w:type="dxa"/>
+          </w:tcPr>
+          <w:p>
+            <w:pPr>
+              <w:rPr>
+                <w:sz w:val="18"/>
+                <w:szCs w:val="18"/>
+              </w:rPr>
+            </w:pPr>
           </w:p>
         </w:tc>
       </w:tr>
@@ -3564,13 +3793,34 @@
                 <w:szCs w:val="18"/>
               </w:rPr>
             </w:pPr>
-            <w:r>
-              <w:rPr>
-                <w:rFonts w:hint="eastAsia"/>
-                <w:sz w:val="18"/>
-                <w:szCs w:val="18"/>
-              </w:rPr>
-              <w:t xml:space="preserve">2. </w:t>
+          </w:p>
+        </w:tc>
+        <w:tc>
+          <w:tcPr>
+            <w:tcW w:w="4508" w:type="dxa"/>
+          </w:tcPr>
+          <w:p>
+            <w:pPr>
+              <w:rPr>
+                <w:sz w:val="18"/>
+                <w:szCs w:val="18"/>
+              </w:rPr>
+            </w:pPr>
+            <w:r>
+              <w:rPr>
+                <w:rFonts w:hint="eastAsia"/>
+                <w:sz w:val="18"/>
+                <w:szCs w:val="18"/>
+              </w:rPr>
+              <w:t>2</w:t>
+            </w:r>
+            <w:r>
+              <w:rPr>
+                <w:rFonts w:hint="eastAsia"/>
+                <w:sz w:val="18"/>
+                <w:szCs w:val="18"/>
+              </w:rPr>
+              <w:t xml:space="preserve">. </w:t>
             </w:r>
             <w:r>
               <w:rPr>
@@ -3594,37 +3844,40 @@
                 <w:sz w:val="18"/>
                 <w:szCs w:val="18"/>
               </w:rPr>
-              <w:t>버튼을</w:t>
-            </w:r>
-            <w:r>
-              <w:rPr>
-                <w:rFonts w:hint="eastAsia"/>
-                <w:sz w:val="18"/>
-                <w:szCs w:val="18"/>
-              </w:rPr>
-              <w:t xml:space="preserve"> </w:t>
-            </w:r>
-            <w:r>
-              <w:rPr>
-                <w:rFonts w:hint="eastAsia"/>
-                <w:sz w:val="18"/>
-                <w:szCs w:val="18"/>
-              </w:rPr>
-              <w:t>누른다</w:t>
-            </w:r>
-          </w:p>
-        </w:tc>
-        <w:tc>
-          <w:tcPr>
-            <w:tcW w:w="4508" w:type="dxa"/>
-          </w:tcPr>
-          <w:p>
-            <w:pPr>
-              <w:rPr>
-                <w:sz w:val="18"/>
-                <w:szCs w:val="18"/>
-              </w:rPr>
-            </w:pPr>
+              <w:t>화면</w:t>
+            </w:r>
+            <w:r>
+              <w:rPr>
+                <w:rFonts w:hint="eastAsia"/>
+                <w:sz w:val="18"/>
+                <w:szCs w:val="18"/>
+              </w:rPr>
+              <w:t>으로</w:t>
+            </w:r>
+            <w:r>
+              <w:rPr>
+                <w:rFonts w:hint="eastAsia"/>
+                <w:sz w:val="18"/>
+                <w:szCs w:val="18"/>
+              </w:rPr>
+              <w:t xml:space="preserve"> </w:t>
+            </w:r>
+            <w:r>
+              <w:rPr>
+                <w:rFonts w:hint="eastAsia"/>
+                <w:sz w:val="18"/>
+                <w:szCs w:val="18"/>
+              </w:rPr>
+              <w:t>이동한다</w:t>
+            </w:r>
+            <w:r>
+              <w:rPr>
+                <w:rFonts w:hint="eastAsia"/>
+                <w:sz w:val="18"/>
+                <w:szCs w:val="18"/>
+              </w:rPr>
+              <w:t>.</w:t>
+            </w:r>
           </w:p>
         </w:tc>
       </w:tr>
@@ -3640,26 +3893,69 @@
                 <w:szCs w:val="18"/>
               </w:rPr>
             </w:pPr>
-          </w:p>
-        </w:tc>
-        <w:tc>
-          <w:tcPr>
-            <w:tcW w:w="4508" w:type="dxa"/>
-          </w:tcPr>
-          <w:p>
-            <w:pPr>
-              <w:rPr>
-                <w:sz w:val="18"/>
-                <w:szCs w:val="18"/>
-              </w:rPr>
-            </w:pPr>
-            <w:r>
-              <w:rPr>
-                <w:rFonts w:hint="eastAsia"/>
-                <w:sz w:val="18"/>
-                <w:szCs w:val="18"/>
-              </w:rPr>
-              <w:t xml:space="preserve">3. </w:t>
+            <w:r>
+              <w:rPr>
+                <w:rFonts w:hint="eastAsia"/>
+                <w:sz w:val="18"/>
+                <w:szCs w:val="18"/>
+              </w:rPr>
+              <w:t>2</w:t>
+            </w:r>
+            <w:r>
+              <w:rPr>
+                <w:rFonts w:hint="eastAsia"/>
+                <w:sz w:val="18"/>
+                <w:szCs w:val="18"/>
+              </w:rPr>
+              <w:t xml:space="preserve">. </w:t>
+            </w:r>
+            <w:r>
+              <w:rPr>
+                <w:rFonts w:hint="eastAsia"/>
+                <w:sz w:val="18"/>
+                <w:szCs w:val="18"/>
+              </w:rPr>
+              <w:t>설문</w:t>
+            </w:r>
+            <w:r>
+              <w:rPr>
+                <w:rFonts w:hint="eastAsia"/>
+                <w:sz w:val="18"/>
+                <w:szCs w:val="18"/>
+              </w:rPr>
+              <w:t xml:space="preserve"> </w:t>
+            </w:r>
+            <w:r>
+              <w:rPr>
+                <w:rFonts w:hint="eastAsia"/>
+                <w:sz w:val="18"/>
+                <w:szCs w:val="18"/>
+              </w:rPr>
+              <w:t>작성</w:t>
+            </w:r>
+            <w:r>
+              <w:rPr>
+                <w:rFonts w:hint="eastAsia"/>
+                <w:sz w:val="18"/>
+                <w:szCs w:val="18"/>
+              </w:rPr>
+              <w:t xml:space="preserve"> </w:t>
+            </w:r>
+            <w:r>
+              <w:rPr>
+                <w:rFonts w:hint="eastAsia"/>
+                <w:sz w:val="18"/>
+                <w:szCs w:val="18"/>
+              </w:rPr>
+              <w:t>후</w:t>
+            </w:r>
+            <w:r>
+              <w:rPr>
+                <w:rFonts w:hint="eastAsia"/>
+                <w:sz w:val="18"/>
+                <w:szCs w:val="18"/>
+              </w:rPr>
+              <w:t xml:space="preserve"> </w:t>
             </w:r>
             <w:r>
               <w:rPr>
@@ -3683,23 +3979,39 @@
                 <w:sz w:val="18"/>
                 <w:szCs w:val="18"/>
               </w:rPr>
-              <w:t>화면으로</w:t>
-            </w:r>
-            <w:r>
-              <w:rPr>
-                <w:rFonts w:hint="eastAsia"/>
-                <w:sz w:val="18"/>
-                <w:szCs w:val="18"/>
-              </w:rPr>
-              <w:t xml:space="preserve"> </w:t>
-            </w:r>
-            <w:r>
-              <w:rPr>
-                <w:rFonts w:hint="eastAsia"/>
-                <w:sz w:val="18"/>
-                <w:szCs w:val="18"/>
-              </w:rPr>
-              <w:t>이동한다</w:t>
+              <w:t>버튼을</w:t>
+            </w:r>
+            <w:r>
+              <w:rPr>
+                <w:rFonts w:hint="eastAsia"/>
+                <w:sz w:val="18"/>
+                <w:szCs w:val="18"/>
+              </w:rPr>
+              <w:t xml:space="preserve"> </w:t>
+            </w:r>
+            <w:r>
+              <w:rPr>
+                <w:rFonts w:hint="eastAsia"/>
+                <w:sz w:val="18"/>
+                <w:szCs w:val="18"/>
+              </w:rPr>
+              <w:t>눌러</w:t>
+            </w:r>
+            <w:r>
+              <w:rPr>
+                <w:rFonts w:hint="eastAsia"/>
+                <w:sz w:val="18"/>
+                <w:szCs w:val="18"/>
+              </w:rPr>
+              <w:t xml:space="preserve"> </w:t>
+            </w:r>
+            <w:r>
+              <w:rPr>
+                <w:rFonts w:hint="eastAsia"/>
+                <w:sz w:val="18"/>
+                <w:szCs w:val="18"/>
+              </w:rPr>
+              <w:t>제출한다</w:t>
             </w:r>
             <w:r>
               <w:rPr>
@@ -3709,6 +4021,19 @@
               </w:rPr>
               <w:t>.</w:t>
             </w:r>
+          </w:p>
+        </w:tc>
+        <w:tc>
+          <w:tcPr>
+            <w:tcW w:w="4508" w:type="dxa"/>
+          </w:tcPr>
+          <w:p>
+            <w:pPr>
+              <w:rPr>
+                <w:sz w:val="18"/>
+                <w:szCs w:val="18"/>
+              </w:rPr>
+            </w:pPr>
           </w:p>
         </w:tc>
       </w:tr>
@@ -3724,13 +4049,34 @@
                 <w:szCs w:val="18"/>
               </w:rPr>
             </w:pPr>
-            <w:r>
-              <w:rPr>
-                <w:rFonts w:hint="eastAsia"/>
-                <w:sz w:val="18"/>
-                <w:szCs w:val="18"/>
-              </w:rPr>
-              <w:t xml:space="preserve">4. </w:t>
+          </w:p>
+        </w:tc>
+        <w:tc>
+          <w:tcPr>
+            <w:tcW w:w="4508" w:type="dxa"/>
+          </w:tcPr>
+          <w:p>
+            <w:pPr>
+              <w:rPr>
+                <w:sz w:val="18"/>
+                <w:szCs w:val="18"/>
+              </w:rPr>
+            </w:pPr>
+            <w:r>
+              <w:rPr>
+                <w:rFonts w:hint="eastAsia"/>
+                <w:sz w:val="18"/>
+                <w:szCs w:val="18"/>
+              </w:rPr>
+              <w:t>4</w:t>
+            </w:r>
+            <w:r>
+              <w:rPr>
+                <w:rFonts w:hint="eastAsia"/>
+                <w:sz w:val="18"/>
+                <w:szCs w:val="18"/>
+              </w:rPr>
+              <w:t xml:space="preserve">. </w:t>
             </w:r>
             <w:r>
               <w:rPr>
@@ -3754,167 +4100,6 @@
                 <w:sz w:val="18"/>
                 <w:szCs w:val="18"/>
               </w:rPr>
-              <w:t>작성</w:t>
-            </w:r>
-            <w:r>
-              <w:rPr>
-                <w:rFonts w:hint="eastAsia"/>
-                <w:sz w:val="18"/>
-                <w:szCs w:val="18"/>
-              </w:rPr>
-              <w:t xml:space="preserve"> </w:t>
-            </w:r>
-            <w:r>
-              <w:rPr>
-                <w:rFonts w:hint="eastAsia"/>
-                <w:sz w:val="18"/>
-                <w:szCs w:val="18"/>
-              </w:rPr>
-              <w:t>후</w:t>
-            </w:r>
-            <w:r>
-              <w:rPr>
-                <w:rFonts w:hint="eastAsia"/>
-                <w:sz w:val="18"/>
-                <w:szCs w:val="18"/>
-              </w:rPr>
-              <w:t xml:space="preserve"> </w:t>
-            </w:r>
-            <w:r>
-              <w:rPr>
-                <w:rFonts w:hint="eastAsia"/>
-                <w:sz w:val="18"/>
-                <w:szCs w:val="18"/>
-              </w:rPr>
-              <w:t>응답</w:t>
-            </w:r>
-            <w:r>
-              <w:rPr>
-                <w:rFonts w:hint="eastAsia"/>
-                <w:sz w:val="18"/>
-                <w:szCs w:val="18"/>
-              </w:rPr>
-              <w:t xml:space="preserve"> </w:t>
-            </w:r>
-            <w:r>
-              <w:rPr>
-                <w:rFonts w:hint="eastAsia"/>
-                <w:sz w:val="18"/>
-                <w:szCs w:val="18"/>
-              </w:rPr>
-              <w:t>버튼을</w:t>
-            </w:r>
-            <w:r>
-              <w:rPr>
-                <w:rFonts w:hint="eastAsia"/>
-                <w:sz w:val="18"/>
-                <w:szCs w:val="18"/>
-              </w:rPr>
-              <w:t xml:space="preserve"> </w:t>
-            </w:r>
-            <w:r>
-              <w:rPr>
-                <w:rFonts w:hint="eastAsia"/>
-                <w:sz w:val="18"/>
-                <w:szCs w:val="18"/>
-              </w:rPr>
-              <w:t>눌러</w:t>
-            </w:r>
-            <w:r>
-              <w:rPr>
-                <w:rFonts w:hint="eastAsia"/>
-                <w:sz w:val="18"/>
-                <w:szCs w:val="18"/>
-              </w:rPr>
-              <w:t xml:space="preserve"> </w:t>
-            </w:r>
-            <w:r>
-              <w:rPr>
-                <w:rFonts w:hint="eastAsia"/>
-                <w:sz w:val="18"/>
-                <w:szCs w:val="18"/>
-              </w:rPr>
-              <w:t>제출한다</w:t>
-            </w:r>
-            <w:r>
-              <w:rPr>
-                <w:rFonts w:hint="eastAsia"/>
-                <w:sz w:val="18"/>
-                <w:szCs w:val="18"/>
-              </w:rPr>
-              <w:t>.</w:t>
-            </w:r>
-          </w:p>
-        </w:tc>
-        <w:tc>
-          <w:tcPr>
-            <w:tcW w:w="4508" w:type="dxa"/>
-          </w:tcPr>
-          <w:p>
-            <w:pPr>
-              <w:rPr>
-                <w:sz w:val="18"/>
-                <w:szCs w:val="18"/>
-              </w:rPr>
-            </w:pPr>
-          </w:p>
-        </w:tc>
-      </w:tr>
-      <w:tr>
-        <w:tc>
-          <w:tcPr>
-            <w:tcW w:w="4508" w:type="dxa"/>
-          </w:tcPr>
-          <w:p>
-            <w:pPr>
-              <w:rPr>
-                <w:sz w:val="18"/>
-                <w:szCs w:val="18"/>
-              </w:rPr>
-            </w:pPr>
-          </w:p>
-        </w:tc>
-        <w:tc>
-          <w:tcPr>
-            <w:tcW w:w="4508" w:type="dxa"/>
-          </w:tcPr>
-          <w:p>
-            <w:pPr>
-              <w:rPr>
-                <w:sz w:val="18"/>
-                <w:szCs w:val="18"/>
-              </w:rPr>
-            </w:pPr>
-            <w:r>
-              <w:rPr>
-                <w:rFonts w:hint="eastAsia"/>
-                <w:sz w:val="18"/>
-                <w:szCs w:val="18"/>
-              </w:rPr>
-              <w:t xml:space="preserve">5. </w:t>
-            </w:r>
-            <w:r>
-              <w:rPr>
-                <w:rFonts w:hint="eastAsia"/>
-                <w:sz w:val="18"/>
-                <w:szCs w:val="18"/>
-              </w:rPr>
-              <w:t>설문</w:t>
-            </w:r>
-            <w:r>
-              <w:rPr>
-                <w:rFonts w:hint="eastAsia"/>
-                <w:sz w:val="18"/>
-                <w:szCs w:val="18"/>
-              </w:rPr>
-              <w:t xml:space="preserve"> </w:t>
-            </w:r>
-            <w:r>
-              <w:rPr>
-                <w:rFonts w:hint="eastAsia"/>
-                <w:sz w:val="18"/>
-                <w:szCs w:val="18"/>
-              </w:rPr>
               <w:t>제출</w:t>
             </w:r>
             <w:r>
@@ -3979,23 +4164,7 @@
                 <w:sz w:val="18"/>
                 <w:szCs w:val="18"/>
               </w:rPr>
-              <w:t>설문</w:t>
-            </w:r>
-            <w:r>
-              <w:rPr>
-                <w:rFonts w:hint="eastAsia"/>
-                <w:sz w:val="18"/>
-                <w:szCs w:val="18"/>
-              </w:rPr>
-              <w:t xml:space="preserve"> </w:t>
-            </w:r>
-            <w:r>
-              <w:rPr>
-                <w:rFonts w:hint="eastAsia"/>
-                <w:sz w:val="18"/>
-                <w:szCs w:val="18"/>
-              </w:rPr>
-              <w:t>상세정보</w:t>
+              <w:t>리스트</w:t>
             </w:r>
             <w:r>
               <w:rPr>
@@ -4027,7 +4196,7 @@
                 <w:sz w:val="18"/>
                 <w:szCs w:val="18"/>
               </w:rPr>
-              <w:t>이동</w:t>
+              <w:t>복귀</w:t>
             </w:r>
           </w:p>
         </w:tc>
@@ -4084,42 +4253,6 @@
           <w:rFonts w:hint="eastAsia"/>
         </w:rPr>
         <w:t>조회</w:t>
-      </w:r>
-      <w:r>
-        <w:rPr>
-          <w:rFonts w:hint="eastAsia"/>
-        </w:rPr>
-        <w:t xml:space="preserve"> (</w:t>
-      </w:r>
-      <w:r>
-        <w:rPr>
-          <w:rFonts w:hint="eastAsia"/>
-        </w:rPr>
-        <w:t xml:space="preserve">3.a </w:t>
-      </w:r>
-      <w:r>
-        <w:rPr>
-          <w:rFonts w:hint="eastAsia"/>
-        </w:rPr>
-        <w:t>응답</w:t>
-      </w:r>
-      <w:r>
-        <w:rPr>
-          <w:rFonts w:hint="eastAsia"/>
-        </w:rPr>
-        <w:t xml:space="preserve"> </w:t>
-      </w:r>
-      <w:r>
-        <w:rPr>
-          <w:rFonts w:hint="eastAsia"/>
-        </w:rPr>
-        <w:t>취소</w:t>
-      </w:r>
-      <w:r>
-        <w:rPr>
-          <w:rFonts w:hint="eastAsia"/>
-        </w:rPr>
-        <w:t>)</w:t>
       </w:r>
     </w:p>
     <w:tbl>
@@ -4254,15 +4387,31 @@
                 <w:sz w:val="18"/>
                 <w:szCs w:val="18"/>
               </w:rPr>
-              <w:t xml:space="preserve"> </w:t>
-            </w:r>
-            <w:r>
-              <w:rPr>
-                <w:rFonts w:hint="eastAsia"/>
-                <w:sz w:val="18"/>
-                <w:szCs w:val="18"/>
-              </w:rPr>
-              <w:t>클릭</w:t>
+              <w:t>을</w:t>
+            </w:r>
+            <w:r>
+              <w:rPr>
+                <w:rFonts w:hint="eastAsia"/>
+                <w:sz w:val="18"/>
+                <w:szCs w:val="18"/>
+              </w:rPr>
+              <w:t xml:space="preserve"> </w:t>
+            </w:r>
+            <w:r>
+              <w:rPr>
+                <w:rFonts w:hint="eastAsia"/>
+                <w:sz w:val="18"/>
+                <w:szCs w:val="18"/>
+              </w:rPr>
+              <w:t>누른다</w:t>
+            </w:r>
+            <w:r>
+              <w:rPr>
+                <w:rFonts w:hint="eastAsia"/>
+                <w:sz w:val="18"/>
+                <w:szCs w:val="18"/>
+              </w:rPr>
+              <w:t>.</w:t>
             </w:r>
           </w:p>
         </w:tc>
@@ -4384,350 +4533,6 @@
                 <w:szCs w:val="18"/>
               </w:rPr>
               <w:t>출력</w:t>
-            </w:r>
-          </w:p>
-        </w:tc>
-      </w:tr>
-      <w:tr>
-        <w:tc>
-          <w:tcPr>
-            <w:tcW w:w="4508" w:type="dxa"/>
-          </w:tcPr>
-          <w:p>
-            <w:pPr>
-              <w:rPr>
-                <w:sz w:val="18"/>
-                <w:szCs w:val="18"/>
-              </w:rPr>
-            </w:pPr>
-            <w:r>
-              <w:rPr>
-                <w:rFonts w:hint="eastAsia"/>
-                <w:sz w:val="18"/>
-                <w:szCs w:val="18"/>
-              </w:rPr>
-              <w:t xml:space="preserve">3.a-1. </w:t>
-            </w:r>
-            <w:r>
-              <w:rPr>
-                <w:rFonts w:hint="eastAsia"/>
-                <w:sz w:val="18"/>
-                <w:szCs w:val="18"/>
-              </w:rPr>
-              <w:t>현재</w:t>
-            </w:r>
-            <w:r>
-              <w:rPr>
-                <w:rFonts w:hint="eastAsia"/>
-                <w:sz w:val="18"/>
-                <w:szCs w:val="18"/>
-              </w:rPr>
-              <w:t xml:space="preserve"> </w:t>
-            </w:r>
-            <w:r>
-              <w:rPr>
-                <w:rFonts w:hint="eastAsia"/>
-                <w:sz w:val="18"/>
-                <w:szCs w:val="18"/>
-              </w:rPr>
-              <w:t>진행</w:t>
-            </w:r>
-            <w:r>
-              <w:rPr>
-                <w:rFonts w:hint="eastAsia"/>
-                <w:sz w:val="18"/>
-                <w:szCs w:val="18"/>
-              </w:rPr>
-              <w:t xml:space="preserve"> </w:t>
-            </w:r>
-            <w:r>
-              <w:rPr>
-                <w:rFonts w:hint="eastAsia"/>
-                <w:sz w:val="18"/>
-                <w:szCs w:val="18"/>
-              </w:rPr>
-              <w:t>중인</w:t>
-            </w:r>
-            <w:r>
-              <w:rPr>
-                <w:rFonts w:hint="eastAsia"/>
-                <w:sz w:val="18"/>
-                <w:szCs w:val="18"/>
-              </w:rPr>
-              <w:t xml:space="preserve"> </w:t>
-            </w:r>
-            <w:r>
-              <w:rPr>
-                <w:rFonts w:hint="eastAsia"/>
-                <w:sz w:val="18"/>
-                <w:szCs w:val="18"/>
-              </w:rPr>
-              <w:t>설문</w:t>
-            </w:r>
-            <w:r>
-              <w:rPr>
-                <w:rFonts w:hint="eastAsia"/>
-                <w:sz w:val="18"/>
-                <w:szCs w:val="18"/>
-              </w:rPr>
-              <w:t xml:space="preserve"> </w:t>
-            </w:r>
-            <w:r>
-              <w:rPr>
-                <w:rFonts w:hint="eastAsia"/>
-                <w:sz w:val="18"/>
-                <w:szCs w:val="18"/>
-              </w:rPr>
-              <w:t>중</w:t>
-            </w:r>
-            <w:r>
-              <w:rPr>
-                <w:rFonts w:hint="eastAsia"/>
-                <w:sz w:val="18"/>
-                <w:szCs w:val="18"/>
-              </w:rPr>
-              <w:t xml:space="preserve"> </w:t>
-            </w:r>
-            <w:r>
-              <w:rPr>
-                <w:rFonts w:hint="eastAsia"/>
-                <w:sz w:val="18"/>
-                <w:szCs w:val="18"/>
-              </w:rPr>
-              <w:t>응답</w:t>
-            </w:r>
-            <w:r>
-              <w:rPr>
-                <w:rFonts w:hint="eastAsia"/>
-                <w:sz w:val="18"/>
-                <w:szCs w:val="18"/>
-              </w:rPr>
-              <w:t xml:space="preserve"> </w:t>
-            </w:r>
-            <w:r>
-              <w:rPr>
-                <w:rFonts w:hint="eastAsia"/>
-                <w:sz w:val="18"/>
-                <w:szCs w:val="18"/>
-              </w:rPr>
-              <w:t>내용을</w:t>
-            </w:r>
-            <w:r>
-              <w:rPr>
-                <w:rFonts w:hint="eastAsia"/>
-                <w:sz w:val="18"/>
-                <w:szCs w:val="18"/>
-              </w:rPr>
-              <w:t xml:space="preserve"> </w:t>
-            </w:r>
-            <w:r>
-              <w:rPr>
-                <w:rFonts w:hint="eastAsia"/>
-                <w:sz w:val="18"/>
-                <w:szCs w:val="18"/>
-              </w:rPr>
-              <w:t>취소하고자</w:t>
-            </w:r>
-            <w:r>
-              <w:rPr>
-                <w:rFonts w:hint="eastAsia"/>
-                <w:sz w:val="18"/>
-                <w:szCs w:val="18"/>
-              </w:rPr>
-              <w:t xml:space="preserve"> </w:t>
-            </w:r>
-            <w:r>
-              <w:rPr>
-                <w:rFonts w:hint="eastAsia"/>
-                <w:sz w:val="18"/>
-                <w:szCs w:val="18"/>
-              </w:rPr>
-              <w:t>하는</w:t>
-            </w:r>
-            <w:r>
-              <w:rPr>
-                <w:rFonts w:hint="eastAsia"/>
-                <w:sz w:val="18"/>
-                <w:szCs w:val="18"/>
-              </w:rPr>
-              <w:t xml:space="preserve"> </w:t>
-            </w:r>
-            <w:r>
-              <w:rPr>
-                <w:rFonts w:hint="eastAsia"/>
-                <w:sz w:val="18"/>
-                <w:szCs w:val="18"/>
-              </w:rPr>
-              <w:t>설문의</w:t>
-            </w:r>
-            <w:r>
-              <w:rPr>
-                <w:rFonts w:hint="eastAsia"/>
-                <w:sz w:val="18"/>
-                <w:szCs w:val="18"/>
-              </w:rPr>
-              <w:t xml:space="preserve"> </w:t>
-            </w:r>
-            <w:r>
-              <w:rPr>
-                <w:rFonts w:hint="eastAsia"/>
-                <w:sz w:val="18"/>
-                <w:szCs w:val="18"/>
-              </w:rPr>
-              <w:t>취소</w:t>
-            </w:r>
-            <w:r>
-              <w:rPr>
-                <w:rFonts w:hint="eastAsia"/>
-                <w:sz w:val="18"/>
-                <w:szCs w:val="18"/>
-              </w:rPr>
-              <w:t xml:space="preserve"> </w:t>
-            </w:r>
-            <w:r>
-              <w:rPr>
-                <w:rFonts w:hint="eastAsia"/>
-                <w:sz w:val="18"/>
-                <w:szCs w:val="18"/>
-              </w:rPr>
-              <w:t>버튼을</w:t>
-            </w:r>
-            <w:r>
-              <w:rPr>
-                <w:rFonts w:hint="eastAsia"/>
-                <w:sz w:val="18"/>
-                <w:szCs w:val="18"/>
-              </w:rPr>
-              <w:t xml:space="preserve"> </w:t>
-            </w:r>
-            <w:r>
-              <w:rPr>
-                <w:rFonts w:hint="eastAsia"/>
-                <w:sz w:val="18"/>
-                <w:szCs w:val="18"/>
-              </w:rPr>
-              <w:t>누른다</w:t>
-            </w:r>
-            <w:r>
-              <w:rPr>
-                <w:rFonts w:hint="eastAsia"/>
-                <w:sz w:val="18"/>
-                <w:szCs w:val="18"/>
-              </w:rPr>
-              <w:t>.</w:t>
-            </w:r>
-          </w:p>
-        </w:tc>
-        <w:tc>
-          <w:tcPr>
-            <w:tcW w:w="4508" w:type="dxa"/>
-          </w:tcPr>
-          <w:p>
-            <w:pPr>
-              <w:rPr>
-                <w:sz w:val="18"/>
-                <w:szCs w:val="18"/>
-              </w:rPr>
-            </w:pPr>
-          </w:p>
-        </w:tc>
-      </w:tr>
-      <w:tr>
-        <w:tc>
-          <w:tcPr>
-            <w:tcW w:w="4508" w:type="dxa"/>
-          </w:tcPr>
-          <w:p>
-            <w:pPr>
-              <w:rPr>
-                <w:sz w:val="18"/>
-                <w:szCs w:val="18"/>
-              </w:rPr>
-            </w:pPr>
-          </w:p>
-        </w:tc>
-        <w:tc>
-          <w:tcPr>
-            <w:tcW w:w="4508" w:type="dxa"/>
-          </w:tcPr>
-          <w:p>
-            <w:pPr>
-              <w:rPr>
-                <w:sz w:val="18"/>
-                <w:szCs w:val="18"/>
-              </w:rPr>
-            </w:pPr>
-            <w:r>
-              <w:rPr>
-                <w:rFonts w:hint="eastAsia"/>
-                <w:sz w:val="18"/>
-                <w:szCs w:val="18"/>
-              </w:rPr>
-              <w:t xml:space="preserve">3.a-2. </w:t>
-            </w:r>
-            <w:r>
-              <w:rPr>
-                <w:rFonts w:hint="eastAsia"/>
-                <w:sz w:val="18"/>
-                <w:szCs w:val="18"/>
-              </w:rPr>
-              <w:t>설문</w:t>
-            </w:r>
-            <w:r>
-              <w:rPr>
-                <w:rFonts w:hint="eastAsia"/>
-                <w:sz w:val="18"/>
-                <w:szCs w:val="18"/>
-              </w:rPr>
-              <w:t xml:space="preserve"> </w:t>
-            </w:r>
-            <w:r>
-              <w:rPr>
-                <w:rFonts w:hint="eastAsia"/>
-                <w:sz w:val="18"/>
-                <w:szCs w:val="18"/>
-              </w:rPr>
-              <w:t>취소</w:t>
-            </w:r>
-            <w:r>
-              <w:rPr>
-                <w:rFonts w:hint="eastAsia"/>
-                <w:sz w:val="18"/>
-                <w:szCs w:val="18"/>
-              </w:rPr>
-              <w:t xml:space="preserve"> </w:t>
-            </w:r>
-            <w:r>
-              <w:rPr>
-                <w:rFonts w:hint="eastAsia"/>
-                <w:sz w:val="18"/>
-                <w:szCs w:val="18"/>
-              </w:rPr>
-              <w:t>메시지를</w:t>
-            </w:r>
-            <w:r>
-              <w:rPr>
-                <w:rFonts w:hint="eastAsia"/>
-                <w:sz w:val="18"/>
-                <w:szCs w:val="18"/>
-              </w:rPr>
-              <w:t xml:space="preserve"> </w:t>
-            </w:r>
-            <w:r>
-              <w:rPr>
-                <w:rFonts w:hint="eastAsia"/>
-                <w:sz w:val="18"/>
-                <w:szCs w:val="18"/>
-              </w:rPr>
-              <w:t>출력한다</w:t>
-            </w:r>
-            <w:r>
-              <w:rPr>
-                <w:rFonts w:hint="eastAsia"/>
-                <w:sz w:val="18"/>
-                <w:szCs w:val="18"/>
-              </w:rPr>
-              <w:t>.</w:t>
             </w:r>
           </w:p>
         </w:tc>
@@ -4735,55 +4540,52 @@
     </w:tbl>
     <w:p/>
     <w:p>
-      <w:r>
-        <w:rPr>
-          <w:rFonts w:hint="eastAsia"/>
-        </w:rPr>
-        <w:t xml:space="preserve">&gt; </w:t>
-      </w:r>
-      <w:r>
-        <w:rPr>
-          <w:rFonts w:hint="eastAsia"/>
-          <w:szCs w:val="20"/>
-        </w:rPr>
-        <w:t>회원</w:t>
-      </w:r>
-      <w:r>
-        <w:rPr>
-          <w:rFonts w:hint="eastAsia"/>
-          <w:szCs w:val="20"/>
-        </w:rPr>
-        <w:t xml:space="preserve"> - </w:t>
-      </w:r>
-      <w:r>
-        <w:rPr>
-          <w:rFonts w:hint="eastAsia"/>
+      <w:pPr>
+        <w:rPr>
+          <w:szCs w:val="20"/>
+        </w:rPr>
+      </w:pPr>
+      <w:r>
+        <w:rPr>
+          <w:rFonts w:hint="eastAsia"/>
+          <w:szCs w:val="20"/>
+        </w:rPr>
+        <w:t>Extension:</w:t>
+      </w:r>
+      <w:r>
+        <w:rPr>
+          <w:rFonts w:hint="eastAsia"/>
+          <w:szCs w:val="20"/>
+        </w:rPr>
+        <w:t xml:space="preserve"> </w:t>
+      </w:r>
+      <w:r>
+        <w:rPr>
+          <w:rFonts w:hint="eastAsia"/>
+          <w:szCs w:val="20"/>
+        </w:rPr>
+        <w:t xml:space="preserve">3.a </w:t>
+      </w:r>
+      <w:r>
+        <w:rPr>
+          <w:rFonts w:hint="eastAsia"/>
+          <w:szCs w:val="20"/>
         </w:rPr>
         <w:t>응답</w:t>
       </w:r>
       <w:r>
         <w:rPr>
           <w:rFonts w:hint="eastAsia"/>
+          <w:szCs w:val="20"/>
         </w:rPr>
         <w:t xml:space="preserve"> </w:t>
       </w:r>
       <w:r>
         <w:rPr>
           <w:rFonts w:hint="eastAsia"/>
-        </w:rPr>
-        <w:t>설문</w:t>
-      </w:r>
-      <w:r>
-        <w:rPr>
-          <w:rFonts w:hint="eastAsia"/>
-        </w:rPr>
-        <w:t xml:space="preserve"> </w:t>
-      </w:r>
-      <w:r>
-        <w:rPr>
-          <w:rFonts w:hint="eastAsia"/>
-        </w:rPr>
-        <w:t>수정</w:t>
+          <w:szCs w:val="20"/>
+        </w:rPr>
+        <w:t>취소</w:t>
       </w:r>
     </w:p>
     <w:tbl>
@@ -4840,22 +4642,6 @@
           </w:tcPr>
           <w:p>
             <w:pPr>
-              <w:tabs>
-                <w:tab w:val="left" w:pos="24"/>
-              </w:tabs>
-              <w:rPr>
-                <w:sz w:val="18"/>
-                <w:szCs w:val="18"/>
-              </w:rPr>
-            </w:pPr>
-          </w:p>
-        </w:tc>
-        <w:tc>
-          <w:tcPr>
-            <w:tcW w:w="4508" w:type="dxa"/>
-          </w:tcPr>
-          <w:p>
-            <w:pPr>
               <w:rPr>
                 <w:sz w:val="18"/>
                 <w:szCs w:val="18"/>
@@ -4875,23 +4661,135 @@
                 <w:sz w:val="18"/>
                 <w:szCs w:val="18"/>
               </w:rPr>
-              <w:t>응답한</w:t>
-            </w:r>
-            <w:r>
-              <w:rPr>
-                <w:rFonts w:hint="eastAsia"/>
-                <w:sz w:val="18"/>
-                <w:szCs w:val="18"/>
-              </w:rPr>
-              <w:t xml:space="preserve"> </w:t>
-            </w:r>
-            <w:r>
-              <w:rPr>
-                <w:rFonts w:hint="eastAsia"/>
-                <w:sz w:val="18"/>
-                <w:szCs w:val="18"/>
-              </w:rPr>
-              <w:t>모든</w:t>
+              <w:t>현재</w:t>
+            </w:r>
+            <w:r>
+              <w:rPr>
+                <w:rFonts w:hint="eastAsia"/>
+                <w:sz w:val="18"/>
+                <w:szCs w:val="18"/>
+              </w:rPr>
+              <w:t xml:space="preserve"> </w:t>
+            </w:r>
+            <w:r>
+              <w:rPr>
+                <w:rFonts w:hint="eastAsia"/>
+                <w:sz w:val="18"/>
+                <w:szCs w:val="18"/>
+              </w:rPr>
+              <w:t>진행</w:t>
+            </w:r>
+            <w:r>
+              <w:rPr>
+                <w:rFonts w:hint="eastAsia"/>
+                <w:sz w:val="18"/>
+                <w:szCs w:val="18"/>
+              </w:rPr>
+              <w:t xml:space="preserve"> </w:t>
+            </w:r>
+            <w:r>
+              <w:rPr>
+                <w:rFonts w:hint="eastAsia"/>
+                <w:sz w:val="18"/>
+                <w:szCs w:val="18"/>
+              </w:rPr>
+              <w:t>중인</w:t>
+            </w:r>
+            <w:r>
+              <w:rPr>
+                <w:rFonts w:hint="eastAsia"/>
+                <w:sz w:val="18"/>
+                <w:szCs w:val="18"/>
+              </w:rPr>
+              <w:t xml:space="preserve"> </w:t>
+            </w:r>
+            <w:r>
+              <w:rPr>
+                <w:rFonts w:hint="eastAsia"/>
+                <w:sz w:val="18"/>
+                <w:szCs w:val="18"/>
+              </w:rPr>
+              <w:t>설문</w:t>
+            </w:r>
+            <w:r>
+              <w:rPr>
+                <w:rFonts w:hint="eastAsia"/>
+                <w:sz w:val="18"/>
+                <w:szCs w:val="18"/>
+              </w:rPr>
+              <w:t xml:space="preserve"> </w:t>
+            </w:r>
+            <w:r>
+              <w:rPr>
+                <w:rFonts w:hint="eastAsia"/>
+                <w:sz w:val="18"/>
+                <w:szCs w:val="18"/>
+              </w:rPr>
+              <w:t>중</w:t>
+            </w:r>
+            <w:r>
+              <w:rPr>
+                <w:rFonts w:hint="eastAsia"/>
+                <w:sz w:val="18"/>
+                <w:szCs w:val="18"/>
+              </w:rPr>
+              <w:t xml:space="preserve"> </w:t>
+            </w:r>
+            <w:r>
+              <w:rPr>
+                <w:rFonts w:hint="eastAsia"/>
+                <w:sz w:val="18"/>
+                <w:szCs w:val="18"/>
+              </w:rPr>
+              <w:t>응답</w:t>
+            </w:r>
+            <w:r>
+              <w:rPr>
+                <w:rFonts w:hint="eastAsia"/>
+                <w:sz w:val="18"/>
+                <w:szCs w:val="18"/>
+              </w:rPr>
+              <w:t xml:space="preserve"> </w:t>
+            </w:r>
+            <w:r>
+              <w:rPr>
+                <w:rFonts w:hint="eastAsia"/>
+                <w:sz w:val="18"/>
+                <w:szCs w:val="18"/>
+              </w:rPr>
+              <w:t>내용을</w:t>
+            </w:r>
+            <w:r>
+              <w:rPr>
+                <w:rFonts w:hint="eastAsia"/>
+                <w:sz w:val="18"/>
+                <w:szCs w:val="18"/>
+              </w:rPr>
+              <w:t xml:space="preserve"> </w:t>
+            </w:r>
+            <w:r>
+              <w:rPr>
+                <w:rFonts w:hint="eastAsia"/>
+                <w:sz w:val="18"/>
+                <w:szCs w:val="18"/>
+              </w:rPr>
+              <w:t>취소하고자</w:t>
+            </w:r>
+            <w:r>
+              <w:rPr>
+                <w:rFonts w:hint="eastAsia"/>
+                <w:sz w:val="18"/>
+                <w:szCs w:val="18"/>
+              </w:rPr>
+              <w:t xml:space="preserve"> </w:t>
+            </w:r>
+            <w:r>
+              <w:rPr>
+                <w:rFonts w:hint="eastAsia"/>
+                <w:sz w:val="18"/>
+                <w:szCs w:val="18"/>
+              </w:rPr>
+              <w:t>하는</w:t>
             </w:r>
             <w:r>
               <w:rPr>
@@ -4923,24 +4821,61 @@
                 <w:sz w:val="18"/>
                 <w:szCs w:val="18"/>
               </w:rPr>
-              <w:t>정보를</w:t>
-            </w:r>
-            <w:r>
-              <w:rPr>
-                <w:rFonts w:hint="eastAsia"/>
-                <w:sz w:val="18"/>
-                <w:szCs w:val="18"/>
-              </w:rPr>
-              <w:t xml:space="preserve"> </w:t>
-            </w:r>
-            <w:r>
-              <w:rPr>
-                <w:rFonts w:hint="eastAsia"/>
-                <w:sz w:val="18"/>
-                <w:szCs w:val="18"/>
-              </w:rPr>
-              <w:t>출력</w:t>
-            </w:r>
+              <w:t>취소</w:t>
+            </w:r>
+            <w:r>
+              <w:rPr>
+                <w:rFonts w:hint="eastAsia"/>
+                <w:sz w:val="18"/>
+                <w:szCs w:val="18"/>
+              </w:rPr>
+              <w:t xml:space="preserve"> </w:t>
+            </w:r>
+            <w:r>
+              <w:rPr>
+                <w:rFonts w:hint="eastAsia"/>
+                <w:sz w:val="18"/>
+                <w:szCs w:val="18"/>
+              </w:rPr>
+              <w:t>버튼을</w:t>
+            </w:r>
+            <w:r>
+              <w:rPr>
+                <w:rFonts w:hint="eastAsia"/>
+                <w:sz w:val="18"/>
+                <w:szCs w:val="18"/>
+              </w:rPr>
+              <w:t xml:space="preserve"> </w:t>
+            </w:r>
+            <w:r>
+              <w:rPr>
+                <w:rFonts w:hint="eastAsia"/>
+                <w:sz w:val="18"/>
+                <w:szCs w:val="18"/>
+              </w:rPr>
+              <w:t>누른다</w:t>
+            </w:r>
+            <w:r>
+              <w:rPr>
+                <w:rFonts w:hint="eastAsia"/>
+                <w:sz w:val="18"/>
+                <w:szCs w:val="18"/>
+              </w:rPr>
+              <w:t>.</w:t>
+            </w:r>
+          </w:p>
+        </w:tc>
+        <w:tc>
+          <w:tcPr>
+            <w:tcW w:w="4508" w:type="dxa"/>
+          </w:tcPr>
+          <w:p>
+            <w:pPr>
+              <w:rPr>
+                <w:sz w:val="18"/>
+                <w:szCs w:val="18"/>
+              </w:rPr>
+            </w:pPr>
           </w:p>
         </w:tc>
       </w:tr>
@@ -4956,6 +4891,19 @@
                 <w:szCs w:val="18"/>
               </w:rPr>
             </w:pPr>
+          </w:p>
+        </w:tc>
+        <w:tc>
+          <w:tcPr>
+            <w:tcW w:w="4508" w:type="dxa"/>
+          </w:tcPr>
+          <w:p>
+            <w:pPr>
+              <w:rPr>
+                <w:sz w:val="18"/>
+                <w:szCs w:val="18"/>
+              </w:rPr>
+            </w:pPr>
             <w:r>
               <w:rPr>
                 <w:rFonts w:hint="eastAsia"/>
@@ -4970,54 +4918,6 @@
                 <w:sz w:val="18"/>
                 <w:szCs w:val="18"/>
               </w:rPr>
-              <w:t>현재</w:t>
-            </w:r>
-            <w:r>
-              <w:rPr>
-                <w:rFonts w:hint="eastAsia"/>
-                <w:sz w:val="18"/>
-                <w:szCs w:val="18"/>
-              </w:rPr>
-              <w:t xml:space="preserve"> </w:t>
-            </w:r>
-            <w:r>
-              <w:rPr>
-                <w:rFonts w:hint="eastAsia"/>
-                <w:sz w:val="18"/>
-                <w:szCs w:val="18"/>
-              </w:rPr>
-              <w:t>진행</w:t>
-            </w:r>
-            <w:r>
-              <w:rPr>
-                <w:rFonts w:hint="eastAsia"/>
-                <w:sz w:val="18"/>
-                <w:szCs w:val="18"/>
-              </w:rPr>
-              <w:t xml:space="preserve"> </w:t>
-            </w:r>
-            <w:r>
-              <w:rPr>
-                <w:rFonts w:hint="eastAsia"/>
-                <w:sz w:val="18"/>
-                <w:szCs w:val="18"/>
-              </w:rPr>
-              <w:t>중인</w:t>
-            </w:r>
-            <w:r>
-              <w:rPr>
-                <w:rFonts w:hint="eastAsia"/>
-                <w:sz w:val="18"/>
-                <w:szCs w:val="18"/>
-              </w:rPr>
-              <w:t xml:space="preserve"> </w:t>
-            </w:r>
-            <w:r>
-              <w:rPr>
-                <w:rFonts w:hint="eastAsia"/>
-                <w:sz w:val="18"/>
-                <w:szCs w:val="18"/>
-              </w:rPr>
               <w:t>설문</w:t>
             </w:r>
             <w:r>
@@ -5034,296 +4934,23 @@
                 <w:sz w:val="18"/>
                 <w:szCs w:val="18"/>
               </w:rPr>
-              <w:t>중</w:t>
-            </w:r>
-            <w:r>
-              <w:rPr>
-                <w:rFonts w:hint="eastAsia"/>
-                <w:sz w:val="18"/>
-                <w:szCs w:val="18"/>
-              </w:rPr>
-              <w:t xml:space="preserve">, </w:t>
-            </w:r>
-            <w:r>
-              <w:rPr>
-                <w:rFonts w:hint="eastAsia"/>
-                <w:sz w:val="18"/>
-                <w:szCs w:val="18"/>
-              </w:rPr>
-              <w:t>수정하고자</w:t>
-            </w:r>
-            <w:r>
-              <w:rPr>
-                <w:rFonts w:hint="eastAsia"/>
-                <w:sz w:val="18"/>
-                <w:szCs w:val="18"/>
-              </w:rPr>
-              <w:t xml:space="preserve"> </w:t>
-            </w:r>
-            <w:r>
-              <w:rPr>
-                <w:rFonts w:hint="eastAsia"/>
-                <w:sz w:val="18"/>
-                <w:szCs w:val="18"/>
-              </w:rPr>
-              <w:t>하는</w:t>
-            </w:r>
-            <w:r>
-              <w:rPr>
-                <w:rFonts w:hint="eastAsia"/>
-                <w:sz w:val="18"/>
-                <w:szCs w:val="18"/>
-              </w:rPr>
-              <w:t xml:space="preserve"> </w:t>
-            </w:r>
-            <w:r>
-              <w:rPr>
-                <w:rFonts w:hint="eastAsia"/>
-                <w:sz w:val="18"/>
-                <w:szCs w:val="18"/>
-              </w:rPr>
-              <w:t>설문의</w:t>
-            </w:r>
-            <w:r>
-              <w:rPr>
-                <w:rFonts w:hint="eastAsia"/>
-                <w:sz w:val="18"/>
-                <w:szCs w:val="18"/>
-              </w:rPr>
-              <w:t xml:space="preserve"> </w:t>
-            </w:r>
-            <w:r>
-              <w:rPr>
-                <w:rFonts w:hint="eastAsia"/>
-                <w:sz w:val="18"/>
-                <w:szCs w:val="18"/>
-              </w:rPr>
-              <w:t>수정</w:t>
-            </w:r>
-            <w:r>
-              <w:rPr>
-                <w:rFonts w:hint="eastAsia"/>
-                <w:sz w:val="18"/>
-                <w:szCs w:val="18"/>
-              </w:rPr>
-              <w:t xml:space="preserve"> </w:t>
-            </w:r>
-            <w:r>
-              <w:rPr>
-                <w:rFonts w:hint="eastAsia"/>
-                <w:sz w:val="18"/>
-                <w:szCs w:val="18"/>
-              </w:rPr>
-              <w:t>버튼을</w:t>
-            </w:r>
-            <w:r>
-              <w:rPr>
-                <w:rFonts w:hint="eastAsia"/>
-                <w:sz w:val="18"/>
-                <w:szCs w:val="18"/>
-              </w:rPr>
-              <w:t xml:space="preserve"> </w:t>
-            </w:r>
-            <w:r>
-              <w:rPr>
-                <w:rFonts w:hint="eastAsia"/>
-                <w:sz w:val="18"/>
-                <w:szCs w:val="18"/>
-              </w:rPr>
-              <w:t>누른다</w:t>
-            </w:r>
-            <w:r>
-              <w:rPr>
-                <w:rFonts w:hint="eastAsia"/>
-                <w:sz w:val="18"/>
-                <w:szCs w:val="18"/>
-              </w:rPr>
-              <w:t>.</w:t>
-            </w:r>
-          </w:p>
-        </w:tc>
-        <w:tc>
-          <w:tcPr>
-            <w:tcW w:w="4508" w:type="dxa"/>
-          </w:tcPr>
-          <w:p>
-            <w:pPr>
-              <w:rPr>
-                <w:sz w:val="18"/>
-                <w:szCs w:val="18"/>
-              </w:rPr>
-            </w:pPr>
-          </w:p>
-        </w:tc>
-      </w:tr>
-      <w:tr>
-        <w:tc>
-          <w:tcPr>
-            <w:tcW w:w="4508" w:type="dxa"/>
-          </w:tcPr>
-          <w:p>
-            <w:pPr>
-              <w:rPr>
-                <w:sz w:val="18"/>
-                <w:szCs w:val="18"/>
-              </w:rPr>
-            </w:pPr>
-          </w:p>
-        </w:tc>
-        <w:tc>
-          <w:tcPr>
-            <w:tcW w:w="4508" w:type="dxa"/>
-          </w:tcPr>
-          <w:p>
-            <w:pPr>
-              <w:rPr>
-                <w:sz w:val="18"/>
-                <w:szCs w:val="18"/>
-              </w:rPr>
-            </w:pPr>
-            <w:r>
-              <w:rPr>
-                <w:rFonts w:hint="eastAsia"/>
-                <w:sz w:val="18"/>
-                <w:szCs w:val="18"/>
-              </w:rPr>
-              <w:t xml:space="preserve">3. </w:t>
-            </w:r>
-            <w:r>
-              <w:rPr>
-                <w:rFonts w:hint="eastAsia"/>
-                <w:sz w:val="18"/>
-                <w:szCs w:val="18"/>
-              </w:rPr>
-              <w:t>새로운</w:t>
-            </w:r>
-            <w:r>
-              <w:rPr>
-                <w:rFonts w:hint="eastAsia"/>
-                <w:sz w:val="18"/>
-                <w:szCs w:val="18"/>
-              </w:rPr>
-              <w:t xml:space="preserve"> </w:t>
-            </w:r>
-            <w:r>
-              <w:rPr>
-                <w:rFonts w:hint="eastAsia"/>
-                <w:sz w:val="18"/>
-                <w:szCs w:val="18"/>
-              </w:rPr>
-              <w:t>설문</w:t>
-            </w:r>
-            <w:r>
-              <w:rPr>
-                <w:rFonts w:hint="eastAsia"/>
-                <w:sz w:val="18"/>
-                <w:szCs w:val="18"/>
-              </w:rPr>
-              <w:t xml:space="preserve"> </w:t>
-            </w:r>
-            <w:r>
-              <w:rPr>
-                <w:rFonts w:hint="eastAsia"/>
-                <w:sz w:val="18"/>
-                <w:szCs w:val="18"/>
-              </w:rPr>
-              <w:t>수정</w:t>
-            </w:r>
-            <w:r>
-              <w:rPr>
-                <w:rFonts w:hint="eastAsia"/>
-                <w:sz w:val="18"/>
-                <w:szCs w:val="18"/>
-              </w:rPr>
-              <w:t xml:space="preserve"> </w:t>
-            </w:r>
-            <w:r>
-              <w:rPr>
-                <w:rFonts w:hint="eastAsia"/>
-                <w:sz w:val="18"/>
-                <w:szCs w:val="18"/>
-              </w:rPr>
-              <w:t>화면을</w:t>
-            </w:r>
-            <w:r>
-              <w:rPr>
-                <w:rFonts w:hint="eastAsia"/>
-                <w:sz w:val="18"/>
-                <w:szCs w:val="18"/>
-              </w:rPr>
-              <w:t xml:space="preserve"> </w:t>
-            </w:r>
-            <w:r>
-              <w:rPr>
-                <w:rFonts w:hint="eastAsia"/>
-                <w:sz w:val="18"/>
-                <w:szCs w:val="18"/>
-              </w:rPr>
-              <w:t>띄우고</w:t>
-            </w:r>
-            <w:r>
-              <w:rPr>
-                <w:rFonts w:hint="eastAsia"/>
-                <w:sz w:val="18"/>
-                <w:szCs w:val="18"/>
-              </w:rPr>
-              <w:t xml:space="preserve">, </w:t>
-            </w:r>
-            <w:r>
-              <w:rPr>
-                <w:rFonts w:hint="eastAsia"/>
-                <w:sz w:val="18"/>
-                <w:szCs w:val="18"/>
-              </w:rPr>
-              <w:t>가장</w:t>
-            </w:r>
-            <w:r>
-              <w:rPr>
-                <w:rFonts w:hint="eastAsia"/>
-                <w:sz w:val="18"/>
-                <w:szCs w:val="18"/>
-              </w:rPr>
-              <w:t xml:space="preserve"> </w:t>
-            </w:r>
-            <w:r>
-              <w:rPr>
-                <w:rFonts w:hint="eastAsia"/>
-                <w:sz w:val="18"/>
-                <w:szCs w:val="18"/>
-              </w:rPr>
-              <w:t>최근에</w:t>
-            </w:r>
-            <w:r>
-              <w:rPr>
-                <w:rFonts w:hint="eastAsia"/>
-                <w:sz w:val="18"/>
-                <w:szCs w:val="18"/>
-              </w:rPr>
-              <w:t xml:space="preserve"> </w:t>
-            </w:r>
-            <w:r>
-              <w:rPr>
-                <w:rFonts w:hint="eastAsia"/>
-                <w:sz w:val="18"/>
-                <w:szCs w:val="18"/>
-              </w:rPr>
-              <w:t>수정한</w:t>
-            </w:r>
-            <w:r>
-              <w:rPr>
-                <w:rFonts w:hint="eastAsia"/>
-                <w:sz w:val="18"/>
-                <w:szCs w:val="18"/>
-              </w:rPr>
-              <w:t xml:space="preserve"> </w:t>
-            </w:r>
-            <w:r>
-              <w:rPr>
-                <w:rFonts w:hint="eastAsia"/>
-                <w:sz w:val="18"/>
-                <w:szCs w:val="18"/>
-              </w:rPr>
-              <w:t>날짜를</w:t>
+              <w:t>취소</w:t>
+            </w:r>
+            <w:r>
+              <w:rPr>
+                <w:rFonts w:hint="eastAsia"/>
+                <w:sz w:val="18"/>
+                <w:szCs w:val="18"/>
+              </w:rPr>
+              <w:t xml:space="preserve"> </w:t>
+            </w:r>
+            <w:r>
+              <w:rPr>
+                <w:rFonts w:hint="eastAsia"/>
+                <w:sz w:val="18"/>
+                <w:szCs w:val="18"/>
+              </w:rPr>
+              <w:t>메시지를</w:t>
             </w:r>
             <w:r>
               <w:rPr>
@@ -5340,334 +4967,6 @@
                 <w:szCs w:val="18"/>
               </w:rPr>
               <w:t>출력한다</w:t>
-            </w:r>
-            <w:r>
-              <w:rPr>
-                <w:rFonts w:hint="eastAsia"/>
-                <w:sz w:val="18"/>
-                <w:szCs w:val="18"/>
-              </w:rPr>
-              <w:t>.</w:t>
-            </w:r>
-          </w:p>
-        </w:tc>
-      </w:tr>
-      <w:tr>
-        <w:tc>
-          <w:tcPr>
-            <w:tcW w:w="4508" w:type="dxa"/>
-          </w:tcPr>
-          <w:p>
-            <w:pPr>
-              <w:rPr>
-                <w:sz w:val="18"/>
-                <w:szCs w:val="18"/>
-              </w:rPr>
-            </w:pPr>
-            <w:r>
-              <w:rPr>
-                <w:rFonts w:hint="eastAsia"/>
-                <w:sz w:val="18"/>
-                <w:szCs w:val="18"/>
-              </w:rPr>
-              <w:t xml:space="preserve">4. </w:t>
-            </w:r>
-            <w:r>
-              <w:rPr>
-                <w:rFonts w:hint="eastAsia"/>
-                <w:sz w:val="18"/>
-                <w:szCs w:val="18"/>
-              </w:rPr>
-              <w:t>설문을</w:t>
-            </w:r>
-            <w:r>
-              <w:rPr>
-                <w:rFonts w:hint="eastAsia"/>
-                <w:sz w:val="18"/>
-                <w:szCs w:val="18"/>
-              </w:rPr>
-              <w:t xml:space="preserve"> </w:t>
-            </w:r>
-            <w:r>
-              <w:rPr>
-                <w:rFonts w:hint="eastAsia"/>
-                <w:sz w:val="18"/>
-                <w:szCs w:val="18"/>
-              </w:rPr>
-              <w:t>수정하고</w:t>
-            </w:r>
-            <w:r>
-              <w:rPr>
-                <w:rFonts w:hint="eastAsia"/>
-                <w:sz w:val="18"/>
-                <w:szCs w:val="18"/>
-              </w:rPr>
-              <w:t xml:space="preserve"> </w:t>
-            </w:r>
-            <w:r>
-              <w:rPr>
-                <w:rFonts w:hint="eastAsia"/>
-                <w:sz w:val="18"/>
-                <w:szCs w:val="18"/>
-              </w:rPr>
-              <w:t>수정</w:t>
-            </w:r>
-            <w:r>
-              <w:rPr>
-                <w:rFonts w:hint="eastAsia"/>
-                <w:sz w:val="18"/>
-                <w:szCs w:val="18"/>
-              </w:rPr>
-              <w:t xml:space="preserve"> </w:t>
-            </w:r>
-            <w:r>
-              <w:rPr>
-                <w:rFonts w:hint="eastAsia"/>
-                <w:sz w:val="18"/>
-                <w:szCs w:val="18"/>
-              </w:rPr>
-              <w:t>버튼을</w:t>
-            </w:r>
-            <w:r>
-              <w:rPr>
-                <w:rFonts w:hint="eastAsia"/>
-                <w:sz w:val="18"/>
-                <w:szCs w:val="18"/>
-              </w:rPr>
-              <w:t xml:space="preserve"> </w:t>
-            </w:r>
-            <w:r>
-              <w:rPr>
-                <w:rFonts w:hint="eastAsia"/>
-                <w:sz w:val="18"/>
-                <w:szCs w:val="18"/>
-              </w:rPr>
-              <w:t>눌러</w:t>
-            </w:r>
-            <w:r>
-              <w:rPr>
-                <w:rFonts w:hint="eastAsia"/>
-                <w:sz w:val="18"/>
-                <w:szCs w:val="18"/>
-              </w:rPr>
-              <w:t xml:space="preserve"> </w:t>
-            </w:r>
-            <w:r>
-              <w:rPr>
-                <w:rFonts w:hint="eastAsia"/>
-                <w:sz w:val="18"/>
-                <w:szCs w:val="18"/>
-              </w:rPr>
-              <w:t>제출한다</w:t>
-            </w:r>
-            <w:r>
-              <w:rPr>
-                <w:rFonts w:hint="eastAsia"/>
-                <w:sz w:val="18"/>
-                <w:szCs w:val="18"/>
-              </w:rPr>
-              <w:t>.</w:t>
-            </w:r>
-          </w:p>
-        </w:tc>
-        <w:tc>
-          <w:tcPr>
-            <w:tcW w:w="4508" w:type="dxa"/>
-          </w:tcPr>
-          <w:p>
-            <w:pPr>
-              <w:rPr>
-                <w:sz w:val="18"/>
-                <w:szCs w:val="18"/>
-              </w:rPr>
-            </w:pPr>
-          </w:p>
-        </w:tc>
-      </w:tr>
-      <w:tr>
-        <w:tc>
-          <w:tcPr>
-            <w:tcW w:w="4508" w:type="dxa"/>
-          </w:tcPr>
-          <w:p>
-            <w:pPr>
-              <w:rPr>
-                <w:sz w:val="18"/>
-                <w:szCs w:val="18"/>
-              </w:rPr>
-            </w:pPr>
-          </w:p>
-        </w:tc>
-        <w:tc>
-          <w:tcPr>
-            <w:tcW w:w="4508" w:type="dxa"/>
-          </w:tcPr>
-          <w:p>
-            <w:pPr>
-              <w:rPr>
-                <w:sz w:val="18"/>
-                <w:szCs w:val="18"/>
-              </w:rPr>
-            </w:pPr>
-            <w:r>
-              <w:rPr>
-                <w:rFonts w:hint="eastAsia"/>
-                <w:sz w:val="18"/>
-                <w:szCs w:val="18"/>
-              </w:rPr>
-              <w:t xml:space="preserve">5. </w:t>
-            </w:r>
-            <w:r>
-              <w:rPr>
-                <w:rFonts w:hint="eastAsia"/>
-                <w:sz w:val="18"/>
-                <w:szCs w:val="18"/>
-              </w:rPr>
-              <w:t>제출</w:t>
-            </w:r>
-            <w:r>
-              <w:rPr>
-                <w:rFonts w:hint="eastAsia"/>
-                <w:sz w:val="18"/>
-                <w:szCs w:val="18"/>
-              </w:rPr>
-              <w:t xml:space="preserve"> </w:t>
-            </w:r>
-            <w:r>
-              <w:rPr>
-                <w:rFonts w:hint="eastAsia"/>
-                <w:sz w:val="18"/>
-                <w:szCs w:val="18"/>
-              </w:rPr>
-              <w:t>완료</w:t>
-            </w:r>
-            <w:r>
-              <w:rPr>
-                <w:rFonts w:hint="eastAsia"/>
-                <w:sz w:val="18"/>
-                <w:szCs w:val="18"/>
-              </w:rPr>
-              <w:t xml:space="preserve"> </w:t>
-            </w:r>
-            <w:r>
-              <w:rPr>
-                <w:rFonts w:hint="eastAsia"/>
-                <w:sz w:val="18"/>
-                <w:szCs w:val="18"/>
-              </w:rPr>
-              <w:t>메시지</w:t>
-            </w:r>
-            <w:r>
-              <w:rPr>
-                <w:rFonts w:hint="eastAsia"/>
-                <w:sz w:val="18"/>
-                <w:szCs w:val="18"/>
-              </w:rPr>
-              <w:t xml:space="preserve"> </w:t>
-            </w:r>
-            <w:r>
-              <w:rPr>
-                <w:rFonts w:hint="eastAsia"/>
-                <w:sz w:val="18"/>
-                <w:szCs w:val="18"/>
-              </w:rPr>
-              <w:t>출력</w:t>
-            </w:r>
-            <w:r>
-              <w:rPr>
-                <w:rFonts w:hint="eastAsia"/>
-                <w:sz w:val="18"/>
-                <w:szCs w:val="18"/>
-              </w:rPr>
-              <w:t xml:space="preserve"> </w:t>
-            </w:r>
-            <w:r>
-              <w:rPr>
-                <w:rFonts w:hint="eastAsia"/>
-                <w:sz w:val="18"/>
-                <w:szCs w:val="18"/>
-              </w:rPr>
-              <w:t>후</w:t>
-            </w:r>
-            <w:r>
-              <w:rPr>
-                <w:rFonts w:hint="eastAsia"/>
-                <w:sz w:val="18"/>
-                <w:szCs w:val="18"/>
-              </w:rPr>
-              <w:t xml:space="preserve"> </w:t>
-            </w:r>
-            <w:r>
-              <w:rPr>
-                <w:rFonts w:hint="eastAsia"/>
-                <w:sz w:val="18"/>
-                <w:szCs w:val="18"/>
-              </w:rPr>
-              <w:t>응답한</w:t>
-            </w:r>
-            <w:r>
-              <w:rPr>
-                <w:rFonts w:hint="eastAsia"/>
-                <w:sz w:val="18"/>
-                <w:szCs w:val="18"/>
-              </w:rPr>
-              <w:t xml:space="preserve"> </w:t>
-            </w:r>
-            <w:r>
-              <w:rPr>
-                <w:rFonts w:hint="eastAsia"/>
-                <w:sz w:val="18"/>
-                <w:szCs w:val="18"/>
-              </w:rPr>
-              <w:t>설문</w:t>
-            </w:r>
-            <w:r>
-              <w:rPr>
-                <w:rFonts w:hint="eastAsia"/>
-                <w:sz w:val="18"/>
-                <w:szCs w:val="18"/>
-              </w:rPr>
-              <w:t xml:space="preserve"> </w:t>
-            </w:r>
-            <w:r>
-              <w:rPr>
-                <w:rFonts w:hint="eastAsia"/>
-                <w:sz w:val="18"/>
-                <w:szCs w:val="18"/>
-              </w:rPr>
-              <w:t>리스트</w:t>
-            </w:r>
-            <w:r>
-              <w:rPr>
-                <w:rFonts w:hint="eastAsia"/>
-                <w:sz w:val="18"/>
-                <w:szCs w:val="18"/>
-              </w:rPr>
-              <w:t xml:space="preserve"> </w:t>
-            </w:r>
-            <w:r>
-              <w:rPr>
-                <w:rFonts w:hint="eastAsia"/>
-                <w:sz w:val="18"/>
-                <w:szCs w:val="18"/>
-              </w:rPr>
-              <w:t>화면으로</w:t>
-            </w:r>
-            <w:r>
-              <w:rPr>
-                <w:rFonts w:hint="eastAsia"/>
-                <w:sz w:val="18"/>
-                <w:szCs w:val="18"/>
-              </w:rPr>
-              <w:t xml:space="preserve"> </w:t>
-            </w:r>
-            <w:r>
-              <w:rPr>
-                <w:rFonts w:hint="eastAsia"/>
-                <w:sz w:val="18"/>
-                <w:szCs w:val="18"/>
-              </w:rPr>
-              <w:t>이동한다</w:t>
             </w:r>
             <w:r>
               <w:rPr>
@@ -5692,12 +4991,14 @@
       <w:r>
         <w:rPr>
           <w:rFonts w:hint="eastAsia"/>
-        </w:rPr>
-        <w:t>관리자</w:t>
-      </w:r>
-      <w:r>
-        <w:rPr>
-          <w:rFonts w:hint="eastAsia"/>
+          <w:szCs w:val="20"/>
+        </w:rPr>
+        <w:t>회원</w:t>
+      </w:r>
+      <w:r>
+        <w:rPr>
+          <w:rFonts w:hint="eastAsia"/>
+          <w:szCs w:val="20"/>
         </w:rPr>
         <w:t xml:space="preserve"> - </w:t>
       </w:r>
@@ -5705,7 +5006,7 @@
         <w:rPr>
           <w:rFonts w:hint="eastAsia"/>
         </w:rPr>
-        <w:t>설문</w:t>
+        <w:t>응답</w:t>
       </w:r>
       <w:r>
         <w:rPr>
@@ -5717,7 +5018,7 @@
         <w:rPr>
           <w:rFonts w:hint="eastAsia"/>
         </w:rPr>
-        <w:t>등록</w:t>
+        <w:t>수정</w:t>
       </w:r>
     </w:p>
     <w:tbl>
@@ -5782,6 +5083,19 @@
                 <w:szCs w:val="18"/>
               </w:rPr>
             </w:pPr>
+          </w:p>
+        </w:tc>
+        <w:tc>
+          <w:tcPr>
+            <w:tcW w:w="4508" w:type="dxa"/>
+          </w:tcPr>
+          <w:p>
+            <w:pPr>
+              <w:rPr>
+                <w:sz w:val="18"/>
+                <w:szCs w:val="18"/>
+              </w:rPr>
+            </w:pPr>
             <w:r>
               <w:rPr>
                 <w:rFonts w:hint="eastAsia"/>
@@ -5796,93 +5110,72 @@
                 <w:sz w:val="18"/>
                 <w:szCs w:val="18"/>
               </w:rPr>
-              <w:t>관리자가</w:t>
-            </w:r>
-            <w:r>
-              <w:rPr>
-                <w:rFonts w:hint="eastAsia"/>
-                <w:sz w:val="18"/>
-                <w:szCs w:val="18"/>
-              </w:rPr>
-              <w:t xml:space="preserve"> </w:t>
-            </w:r>
-            <w:r>
-              <w:rPr>
-                <w:rFonts w:hint="eastAsia"/>
-                <w:sz w:val="18"/>
-                <w:szCs w:val="18"/>
-              </w:rPr>
-              <w:t>설문</w:t>
-            </w:r>
-            <w:r>
-              <w:rPr>
-                <w:rFonts w:hint="eastAsia"/>
-                <w:sz w:val="18"/>
-                <w:szCs w:val="18"/>
-              </w:rPr>
-              <w:t xml:space="preserve"> </w:t>
-            </w:r>
-            <w:r>
-              <w:rPr>
-                <w:rFonts w:hint="eastAsia"/>
-                <w:sz w:val="18"/>
-                <w:szCs w:val="18"/>
-              </w:rPr>
-              <w:t>등록</w:t>
-            </w:r>
-            <w:r>
-              <w:rPr>
-                <w:rFonts w:hint="eastAsia"/>
-                <w:sz w:val="18"/>
-                <w:szCs w:val="18"/>
-              </w:rPr>
-              <w:t xml:space="preserve"> </w:t>
-            </w:r>
-            <w:r>
-              <w:rPr>
-                <w:rFonts w:hint="eastAsia"/>
-                <w:sz w:val="18"/>
-                <w:szCs w:val="18"/>
-              </w:rPr>
-              <w:t>버튼을</w:t>
-            </w:r>
-            <w:r>
-              <w:rPr>
-                <w:rFonts w:hint="eastAsia"/>
-                <w:sz w:val="18"/>
-                <w:szCs w:val="18"/>
-              </w:rPr>
-              <w:t xml:space="preserve"> </w:t>
-            </w:r>
-            <w:r>
-              <w:rPr>
-                <w:rFonts w:hint="eastAsia"/>
-                <w:sz w:val="18"/>
-                <w:szCs w:val="18"/>
-              </w:rPr>
-              <w:t>클릭한다</w:t>
-            </w:r>
-            <w:r>
-              <w:rPr>
-                <w:rFonts w:hint="eastAsia"/>
-                <w:sz w:val="18"/>
-                <w:szCs w:val="18"/>
-              </w:rPr>
-              <w:t>.</w:t>
-            </w:r>
-          </w:p>
-        </w:tc>
-        <w:tc>
-          <w:tcPr>
-            <w:tcW w:w="4508" w:type="dxa"/>
-          </w:tcPr>
-          <w:p>
-            <w:pPr>
-              <w:rPr>
-                <w:sz w:val="18"/>
-                <w:szCs w:val="18"/>
-              </w:rPr>
-            </w:pPr>
+              <w:t>응답한</w:t>
+            </w:r>
+            <w:r>
+              <w:rPr>
+                <w:rFonts w:hint="eastAsia"/>
+                <w:sz w:val="18"/>
+                <w:szCs w:val="18"/>
+              </w:rPr>
+              <w:t xml:space="preserve"> </w:t>
+            </w:r>
+            <w:r>
+              <w:rPr>
+                <w:rFonts w:hint="eastAsia"/>
+                <w:sz w:val="18"/>
+                <w:szCs w:val="18"/>
+              </w:rPr>
+              <w:t>모든</w:t>
+            </w:r>
+            <w:r>
+              <w:rPr>
+                <w:rFonts w:hint="eastAsia"/>
+                <w:sz w:val="18"/>
+                <w:szCs w:val="18"/>
+              </w:rPr>
+              <w:t xml:space="preserve"> </w:t>
+            </w:r>
+            <w:r>
+              <w:rPr>
+                <w:rFonts w:hint="eastAsia"/>
+                <w:sz w:val="18"/>
+                <w:szCs w:val="18"/>
+              </w:rPr>
+              <w:t>설문의</w:t>
+            </w:r>
+            <w:r>
+              <w:rPr>
+                <w:rFonts w:hint="eastAsia"/>
+                <w:sz w:val="18"/>
+                <w:szCs w:val="18"/>
+              </w:rPr>
+              <w:t xml:space="preserve"> </w:t>
+            </w:r>
+            <w:r>
+              <w:rPr>
+                <w:rFonts w:hint="eastAsia"/>
+                <w:sz w:val="18"/>
+                <w:szCs w:val="18"/>
+              </w:rPr>
+              <w:t>정보를</w:t>
+            </w:r>
+            <w:r>
+              <w:rPr>
+                <w:rFonts w:hint="eastAsia"/>
+                <w:sz w:val="18"/>
+                <w:szCs w:val="18"/>
+              </w:rPr>
+              <w:t xml:space="preserve"> </w:t>
+            </w:r>
+            <w:r>
+              <w:rPr>
+                <w:rFonts w:hint="eastAsia"/>
+                <w:sz w:val="18"/>
+                <w:szCs w:val="18"/>
+              </w:rPr>
+              <w:t>출력</w:t>
+            </w:r>
           </w:p>
         </w:tc>
       </w:tr>
@@ -5898,25 +5191,13 @@
                 <w:szCs w:val="18"/>
               </w:rPr>
             </w:pPr>
-          </w:p>
-        </w:tc>
-        <w:tc>
-          <w:tcPr>
-            <w:tcW w:w="4508" w:type="dxa"/>
-          </w:tcPr>
-          <w:p>
-            <w:pPr>
-              <w:rPr>
-                <w:sz w:val="18"/>
-                <w:szCs w:val="18"/>
-              </w:rPr>
-            </w:pPr>
-            <w:r>
-              <w:rPr>
-                <w:rFonts w:hint="eastAsia"/>
-                <w:sz w:val="18"/>
-                <w:szCs w:val="18"/>
-              </w:rPr>
+            <w:r>
+              <w:rPr>
+                <w:rFonts w:hint="eastAsia"/>
+                <w:sz w:val="18"/>
+                <w:szCs w:val="18"/>
+              </w:rPr>
+              <w:lastRenderedPageBreak/>
               <w:t xml:space="preserve">2. </w:t>
             </w:r>
             <w:r>
@@ -5925,6 +5206,54 @@
                 <w:sz w:val="18"/>
                 <w:szCs w:val="18"/>
               </w:rPr>
+              <w:t>현재</w:t>
+            </w:r>
+            <w:r>
+              <w:rPr>
+                <w:rFonts w:hint="eastAsia"/>
+                <w:sz w:val="18"/>
+                <w:szCs w:val="18"/>
+              </w:rPr>
+              <w:t xml:space="preserve"> </w:t>
+            </w:r>
+            <w:r>
+              <w:rPr>
+                <w:rFonts w:hint="eastAsia"/>
+                <w:sz w:val="18"/>
+                <w:szCs w:val="18"/>
+              </w:rPr>
+              <w:t>진행</w:t>
+            </w:r>
+            <w:r>
+              <w:rPr>
+                <w:rFonts w:hint="eastAsia"/>
+                <w:sz w:val="18"/>
+                <w:szCs w:val="18"/>
+              </w:rPr>
+              <w:t xml:space="preserve"> </w:t>
+            </w:r>
+            <w:r>
+              <w:rPr>
+                <w:rFonts w:hint="eastAsia"/>
+                <w:sz w:val="18"/>
+                <w:szCs w:val="18"/>
+              </w:rPr>
+              <w:t>중인</w:t>
+            </w:r>
+            <w:r>
+              <w:rPr>
+                <w:rFonts w:hint="eastAsia"/>
+                <w:sz w:val="18"/>
+                <w:szCs w:val="18"/>
+              </w:rPr>
+              <w:t xml:space="preserve"> </w:t>
+            </w:r>
+            <w:r>
+              <w:rPr>
+                <w:rFonts w:hint="eastAsia"/>
+                <w:sz w:val="18"/>
+                <w:szCs w:val="18"/>
+              </w:rPr>
               <w:t>설문</w:t>
             </w:r>
             <w:r>
@@ -5941,39 +5270,103 @@
                 <w:sz w:val="18"/>
                 <w:szCs w:val="18"/>
               </w:rPr>
-              <w:t>등록</w:t>
-            </w:r>
-            <w:r>
-              <w:rPr>
-                <w:rFonts w:hint="eastAsia"/>
-                <w:sz w:val="18"/>
-                <w:szCs w:val="18"/>
-              </w:rPr>
-              <w:t xml:space="preserve"> </w:t>
-            </w:r>
-            <w:r>
-              <w:rPr>
-                <w:rFonts w:hint="eastAsia"/>
-                <w:sz w:val="18"/>
-                <w:szCs w:val="18"/>
-              </w:rPr>
-              <w:t>화면을</w:t>
-            </w:r>
-            <w:r>
-              <w:rPr>
-                <w:rFonts w:hint="eastAsia"/>
-                <w:sz w:val="18"/>
-                <w:szCs w:val="18"/>
-              </w:rPr>
-              <w:t xml:space="preserve"> </w:t>
-            </w:r>
-            <w:r>
-              <w:rPr>
-                <w:rFonts w:hint="eastAsia"/>
-                <w:sz w:val="18"/>
-                <w:szCs w:val="18"/>
-              </w:rPr>
-              <w:t>출력한다</w:t>
+              <w:t>중</w:t>
+            </w:r>
+            <w:r>
+              <w:rPr>
+                <w:rFonts w:hint="eastAsia"/>
+                <w:sz w:val="18"/>
+                <w:szCs w:val="18"/>
+              </w:rPr>
+              <w:t xml:space="preserve">, </w:t>
+            </w:r>
+            <w:r>
+              <w:rPr>
+                <w:rFonts w:hint="eastAsia"/>
+                <w:sz w:val="18"/>
+                <w:szCs w:val="18"/>
+              </w:rPr>
+              <w:t>수정하고자</w:t>
+            </w:r>
+            <w:r>
+              <w:rPr>
+                <w:rFonts w:hint="eastAsia"/>
+                <w:sz w:val="18"/>
+                <w:szCs w:val="18"/>
+              </w:rPr>
+              <w:t xml:space="preserve"> </w:t>
+            </w:r>
+            <w:r>
+              <w:rPr>
+                <w:rFonts w:hint="eastAsia"/>
+                <w:sz w:val="18"/>
+                <w:szCs w:val="18"/>
+              </w:rPr>
+              <w:t>하는</w:t>
+            </w:r>
+            <w:r>
+              <w:rPr>
+                <w:rFonts w:hint="eastAsia"/>
+                <w:sz w:val="18"/>
+                <w:szCs w:val="18"/>
+              </w:rPr>
+              <w:t xml:space="preserve"> </w:t>
+            </w:r>
+            <w:r>
+              <w:rPr>
+                <w:rFonts w:hint="eastAsia"/>
+                <w:sz w:val="18"/>
+                <w:szCs w:val="18"/>
+              </w:rPr>
+              <w:t>설문의</w:t>
+            </w:r>
+            <w:r>
+              <w:rPr>
+                <w:rFonts w:hint="eastAsia"/>
+                <w:sz w:val="18"/>
+                <w:szCs w:val="18"/>
+              </w:rPr>
+              <w:t xml:space="preserve"> </w:t>
+            </w:r>
+            <w:r>
+              <w:rPr>
+                <w:rFonts w:hint="eastAsia"/>
+                <w:sz w:val="18"/>
+                <w:szCs w:val="18"/>
+              </w:rPr>
+              <w:t>수정</w:t>
+            </w:r>
+            <w:r>
+              <w:rPr>
+                <w:rFonts w:hint="eastAsia"/>
+                <w:sz w:val="18"/>
+                <w:szCs w:val="18"/>
+              </w:rPr>
+              <w:t xml:space="preserve"> </w:t>
+            </w:r>
+            <w:r>
+              <w:rPr>
+                <w:rFonts w:hint="eastAsia"/>
+                <w:sz w:val="18"/>
+                <w:szCs w:val="18"/>
+              </w:rPr>
+              <w:t>버튼을</w:t>
+            </w:r>
+            <w:r>
+              <w:rPr>
+                <w:rFonts w:hint="eastAsia"/>
+                <w:sz w:val="18"/>
+                <w:szCs w:val="18"/>
+              </w:rPr>
+              <w:t xml:space="preserve"> </w:t>
+            </w:r>
+            <w:r>
+              <w:rPr>
+                <w:rFonts w:hint="eastAsia"/>
+                <w:sz w:val="18"/>
+                <w:szCs w:val="18"/>
+              </w:rPr>
+              <w:t>누른다</w:t>
             </w:r>
             <w:r>
               <w:rPr>
@@ -5983,6 +5376,19 @@
               </w:rPr>
               <w:t>.</w:t>
             </w:r>
+          </w:p>
+        </w:tc>
+        <w:tc>
+          <w:tcPr>
+            <w:tcW w:w="4508" w:type="dxa"/>
+          </w:tcPr>
+          <w:p>
+            <w:pPr>
+              <w:rPr>
+                <w:sz w:val="18"/>
+                <w:szCs w:val="18"/>
+              </w:rPr>
+            </w:pPr>
           </w:p>
         </w:tc>
       </w:tr>
@@ -5994,7 +5400,19 @@
           <w:p>
             <w:pPr>
               <w:rPr>
-                <w:rFonts w:hint="eastAsia"/>
+                <w:sz w:val="18"/>
+                <w:szCs w:val="18"/>
+              </w:rPr>
+            </w:pPr>
+          </w:p>
+        </w:tc>
+        <w:tc>
+          <w:tcPr>
+            <w:tcW w:w="4508" w:type="dxa"/>
+          </w:tcPr>
+          <w:p>
+            <w:pPr>
+              <w:rPr>
                 <w:sz w:val="18"/>
                 <w:szCs w:val="18"/>
               </w:rPr>
@@ -6013,7 +5431,7 @@
                 <w:sz w:val="18"/>
                 <w:szCs w:val="18"/>
               </w:rPr>
-              <w:t>관리자가</w:t>
+              <w:t>새로운</w:t>
             </w:r>
             <w:r>
               <w:rPr>
@@ -6045,7 +5463,39 @@
                 <w:sz w:val="18"/>
                 <w:szCs w:val="18"/>
               </w:rPr>
-              <w:t>제목</w:t>
+              <w:t>수정</w:t>
+            </w:r>
+            <w:r>
+              <w:rPr>
+                <w:rFonts w:hint="eastAsia"/>
+                <w:sz w:val="18"/>
+                <w:szCs w:val="18"/>
+              </w:rPr>
+              <w:t xml:space="preserve"> </w:t>
+            </w:r>
+            <w:r>
+              <w:rPr>
+                <w:rFonts w:hint="eastAsia"/>
+                <w:sz w:val="18"/>
+                <w:szCs w:val="18"/>
+              </w:rPr>
+              <w:t>화면을</w:t>
+            </w:r>
+            <w:r>
+              <w:rPr>
+                <w:rFonts w:hint="eastAsia"/>
+                <w:sz w:val="18"/>
+                <w:szCs w:val="18"/>
+              </w:rPr>
+              <w:t xml:space="preserve"> </w:t>
+            </w:r>
+            <w:r>
+              <w:rPr>
+                <w:rFonts w:hint="eastAsia"/>
+                <w:sz w:val="18"/>
+                <w:szCs w:val="18"/>
+              </w:rPr>
+              <w:t>띄우고</w:t>
             </w:r>
             <w:r>
               <w:rPr>
@@ -6061,279 +5511,71 @@
                 <w:sz w:val="18"/>
                 <w:szCs w:val="18"/>
               </w:rPr>
-              <w:t>설문</w:t>
-            </w:r>
-            <w:r>
-              <w:rPr>
-                <w:rFonts w:hint="eastAsia"/>
-                <w:sz w:val="18"/>
-                <w:szCs w:val="18"/>
-              </w:rPr>
-              <w:t xml:space="preserve"> </w:t>
-            </w:r>
-            <w:r>
-              <w:rPr>
-                <w:rFonts w:hint="eastAsia"/>
-                <w:sz w:val="18"/>
-                <w:szCs w:val="18"/>
-              </w:rPr>
-              <w:t>설명</w:t>
-            </w:r>
-            <w:r>
-              <w:rPr>
-                <w:rFonts w:hint="eastAsia"/>
-                <w:sz w:val="18"/>
-                <w:szCs w:val="18"/>
-              </w:rPr>
-              <w:t xml:space="preserve">, </w:t>
-            </w:r>
-            <w:r>
-              <w:rPr>
-                <w:rFonts w:hint="eastAsia"/>
-                <w:sz w:val="18"/>
-                <w:szCs w:val="18"/>
-              </w:rPr>
-              <w:t>설문</w:t>
-            </w:r>
-            <w:r>
-              <w:rPr>
-                <w:rFonts w:hint="eastAsia"/>
-                <w:sz w:val="18"/>
-                <w:szCs w:val="18"/>
-              </w:rPr>
-              <w:t xml:space="preserve"> </w:t>
-            </w:r>
-            <w:r>
-              <w:rPr>
-                <w:rFonts w:hint="eastAsia"/>
-                <w:sz w:val="18"/>
-                <w:szCs w:val="18"/>
-              </w:rPr>
-              <w:t>문항</w:t>
-            </w:r>
-            <w:r>
-              <w:rPr>
-                <w:rFonts w:hint="eastAsia"/>
-                <w:sz w:val="18"/>
-                <w:szCs w:val="18"/>
-              </w:rPr>
-              <w:t xml:space="preserve">, </w:t>
-            </w:r>
-            <w:r>
-              <w:rPr>
-                <w:rFonts w:hint="eastAsia"/>
-                <w:sz w:val="18"/>
-                <w:szCs w:val="18"/>
-              </w:rPr>
-              <w:t>응답</w:t>
-            </w:r>
-            <w:r>
-              <w:rPr>
-                <w:rFonts w:hint="eastAsia"/>
-                <w:sz w:val="18"/>
-                <w:szCs w:val="18"/>
-              </w:rPr>
-              <w:t xml:space="preserve"> </w:t>
-            </w:r>
-            <w:r>
-              <w:rPr>
-                <w:rFonts w:hint="eastAsia"/>
-                <w:sz w:val="18"/>
-                <w:szCs w:val="18"/>
-              </w:rPr>
-              <w:t>항목</w:t>
-            </w:r>
-            <w:r>
-              <w:rPr>
-                <w:rFonts w:hint="eastAsia"/>
-                <w:sz w:val="18"/>
-                <w:szCs w:val="18"/>
-              </w:rPr>
-              <w:t xml:space="preserve">, </w:t>
-            </w:r>
-            <w:r>
-              <w:rPr>
-                <w:rFonts w:hint="eastAsia"/>
-                <w:sz w:val="18"/>
-                <w:szCs w:val="18"/>
-              </w:rPr>
-              <w:t>설문</w:t>
-            </w:r>
-            <w:r>
-              <w:rPr>
-                <w:rFonts w:hint="eastAsia"/>
-                <w:sz w:val="18"/>
-                <w:szCs w:val="18"/>
-              </w:rPr>
-              <w:t xml:space="preserve"> </w:t>
-            </w:r>
-            <w:r>
-              <w:rPr>
-                <w:rFonts w:hint="eastAsia"/>
-                <w:sz w:val="18"/>
-                <w:szCs w:val="18"/>
-              </w:rPr>
-              <w:t>시작</w:t>
-            </w:r>
-            <w:r>
-              <w:rPr>
-                <w:rFonts w:hint="eastAsia"/>
-                <w:sz w:val="18"/>
-                <w:szCs w:val="18"/>
-              </w:rPr>
-              <w:t xml:space="preserve"> </w:t>
-            </w:r>
-            <w:r>
-              <w:rPr>
-                <w:rFonts w:hint="eastAsia"/>
-                <w:sz w:val="18"/>
-                <w:szCs w:val="18"/>
-              </w:rPr>
-              <w:t>시각</w:t>
-            </w:r>
-            <w:r>
-              <w:rPr>
-                <w:rFonts w:hint="eastAsia"/>
-                <w:sz w:val="18"/>
-                <w:szCs w:val="18"/>
-              </w:rPr>
-              <w:t xml:space="preserve">, </w:t>
-            </w:r>
-            <w:r>
-              <w:rPr>
-                <w:rFonts w:hint="eastAsia"/>
-                <w:sz w:val="18"/>
-                <w:szCs w:val="18"/>
-              </w:rPr>
-              <w:t>설문</w:t>
-            </w:r>
-            <w:r>
-              <w:rPr>
-                <w:rFonts w:hint="eastAsia"/>
-                <w:sz w:val="18"/>
-                <w:szCs w:val="18"/>
-              </w:rPr>
-              <w:t xml:space="preserve"> </w:t>
-            </w:r>
-            <w:r>
-              <w:rPr>
-                <w:rFonts w:hint="eastAsia"/>
-                <w:sz w:val="18"/>
-                <w:szCs w:val="18"/>
-              </w:rPr>
-              <w:t>마감</w:t>
-            </w:r>
-            <w:r>
-              <w:rPr>
-                <w:rFonts w:hint="eastAsia"/>
-                <w:sz w:val="18"/>
-                <w:szCs w:val="18"/>
-              </w:rPr>
-              <w:t xml:space="preserve"> </w:t>
-            </w:r>
-            <w:r>
-              <w:rPr>
-                <w:rFonts w:hint="eastAsia"/>
-                <w:sz w:val="18"/>
-                <w:szCs w:val="18"/>
-              </w:rPr>
-              <w:t>시각</w:t>
-            </w:r>
-            <w:r>
-              <w:rPr>
-                <w:rFonts w:hint="eastAsia"/>
-                <w:sz w:val="18"/>
-                <w:szCs w:val="18"/>
-              </w:rPr>
-              <w:t xml:space="preserve"> </w:t>
-            </w:r>
-            <w:r>
-              <w:rPr>
-                <w:rFonts w:hint="eastAsia"/>
-                <w:sz w:val="18"/>
-                <w:szCs w:val="18"/>
-              </w:rPr>
-              <w:t>등의</w:t>
-            </w:r>
-            <w:r>
-              <w:rPr>
-                <w:rFonts w:hint="eastAsia"/>
-                <w:sz w:val="18"/>
-                <w:szCs w:val="18"/>
-              </w:rPr>
-              <w:t xml:space="preserve"> </w:t>
-            </w:r>
-            <w:r>
-              <w:rPr>
-                <w:rFonts w:hint="eastAsia"/>
-                <w:sz w:val="18"/>
-                <w:szCs w:val="18"/>
-              </w:rPr>
-              <w:t>정보를</w:t>
-            </w:r>
-            <w:r>
-              <w:rPr>
-                <w:rFonts w:hint="eastAsia"/>
-                <w:sz w:val="18"/>
-                <w:szCs w:val="18"/>
-              </w:rPr>
-              <w:t xml:space="preserve"> </w:t>
-            </w:r>
-            <w:r>
-              <w:rPr>
-                <w:rFonts w:hint="eastAsia"/>
-                <w:sz w:val="18"/>
-                <w:szCs w:val="18"/>
-              </w:rPr>
-              <w:t>입력하고</w:t>
-            </w:r>
-            <w:r>
-              <w:rPr>
-                <w:rFonts w:hint="eastAsia"/>
-                <w:sz w:val="18"/>
-                <w:szCs w:val="18"/>
-              </w:rPr>
-              <w:t xml:space="preserve"> </w:t>
-            </w:r>
-            <w:r>
-              <w:rPr>
-                <w:rFonts w:hint="eastAsia"/>
-                <w:sz w:val="18"/>
-                <w:szCs w:val="18"/>
-              </w:rPr>
-              <w:t>등록</w:t>
-            </w:r>
-            <w:r>
-              <w:rPr>
-                <w:rFonts w:hint="eastAsia"/>
-                <w:sz w:val="18"/>
-                <w:szCs w:val="18"/>
-              </w:rPr>
-              <w:t xml:space="preserve"> </w:t>
-            </w:r>
-            <w:r>
-              <w:rPr>
-                <w:rFonts w:hint="eastAsia"/>
-                <w:sz w:val="18"/>
-                <w:szCs w:val="18"/>
-              </w:rPr>
-              <w:t>버튼을</w:t>
-            </w:r>
-            <w:r>
-              <w:rPr>
-                <w:rFonts w:hint="eastAsia"/>
-                <w:sz w:val="18"/>
-                <w:szCs w:val="18"/>
-              </w:rPr>
-              <w:t xml:space="preserve"> </w:t>
-            </w:r>
-            <w:r>
-              <w:rPr>
-                <w:rFonts w:hint="eastAsia"/>
-                <w:sz w:val="18"/>
-                <w:szCs w:val="18"/>
-              </w:rPr>
-              <w:t>클릭한다</w:t>
+              <w:t>가장</w:t>
+            </w:r>
+            <w:r>
+              <w:rPr>
+                <w:rFonts w:hint="eastAsia"/>
+                <w:sz w:val="18"/>
+                <w:szCs w:val="18"/>
+              </w:rPr>
+              <w:t xml:space="preserve"> </w:t>
+            </w:r>
+            <w:r>
+              <w:rPr>
+                <w:rFonts w:hint="eastAsia"/>
+                <w:sz w:val="18"/>
+                <w:szCs w:val="18"/>
+              </w:rPr>
+              <w:t>최근에</w:t>
+            </w:r>
+            <w:r>
+              <w:rPr>
+                <w:rFonts w:hint="eastAsia"/>
+                <w:sz w:val="18"/>
+                <w:szCs w:val="18"/>
+              </w:rPr>
+              <w:t xml:space="preserve"> </w:t>
+            </w:r>
+            <w:r>
+              <w:rPr>
+                <w:rFonts w:hint="eastAsia"/>
+                <w:sz w:val="18"/>
+                <w:szCs w:val="18"/>
+              </w:rPr>
+              <w:t>수정한</w:t>
+            </w:r>
+            <w:r>
+              <w:rPr>
+                <w:rFonts w:hint="eastAsia"/>
+                <w:sz w:val="18"/>
+                <w:szCs w:val="18"/>
+              </w:rPr>
+              <w:t xml:space="preserve"> </w:t>
+            </w:r>
+            <w:r>
+              <w:rPr>
+                <w:rFonts w:hint="eastAsia"/>
+                <w:sz w:val="18"/>
+                <w:szCs w:val="18"/>
+              </w:rPr>
+              <w:t>날짜를</w:t>
+            </w:r>
+            <w:r>
+              <w:rPr>
+                <w:rFonts w:hint="eastAsia"/>
+                <w:sz w:val="18"/>
+                <w:szCs w:val="18"/>
+              </w:rPr>
+              <w:t xml:space="preserve"> </w:t>
+            </w:r>
+            <w:r>
+              <w:rPr>
+                <w:rFonts w:hint="eastAsia"/>
+                <w:sz w:val="18"/>
+                <w:szCs w:val="18"/>
+              </w:rPr>
+              <w:t>출력한다</w:t>
             </w:r>
             <w:r>
               <w:rPr>
@@ -6343,19 +5585,6 @@
               </w:rPr>
               <w:t>.</w:t>
             </w:r>
-          </w:p>
-        </w:tc>
-        <w:tc>
-          <w:tcPr>
-            <w:tcW w:w="4508" w:type="dxa"/>
-          </w:tcPr>
-          <w:p>
-            <w:pPr>
-              <w:rPr>
-                <w:sz w:val="18"/>
-                <w:szCs w:val="18"/>
-              </w:rPr>
-            </w:pPr>
           </w:p>
         </w:tc>
       </w:tr>
@@ -6371,20 +5600,6 @@
                 <w:szCs w:val="18"/>
               </w:rPr>
             </w:pPr>
-          </w:p>
-        </w:tc>
-        <w:tc>
-          <w:tcPr>
-            <w:tcW w:w="4508" w:type="dxa"/>
-          </w:tcPr>
-          <w:p>
-            <w:pPr>
-              <w:rPr>
-                <w:rFonts w:hint="eastAsia"/>
-                <w:sz w:val="18"/>
-                <w:szCs w:val="18"/>
-              </w:rPr>
-            </w:pPr>
             <w:r>
               <w:rPr>
                 <w:rFonts w:hint="eastAsia"/>
@@ -6399,6 +5614,247 @@
                 <w:sz w:val="18"/>
                 <w:szCs w:val="18"/>
               </w:rPr>
+              <w:t>설문을</w:t>
+            </w:r>
+            <w:r>
+              <w:rPr>
+                <w:rFonts w:hint="eastAsia"/>
+                <w:sz w:val="18"/>
+                <w:szCs w:val="18"/>
+              </w:rPr>
+              <w:t xml:space="preserve"> </w:t>
+            </w:r>
+            <w:r>
+              <w:rPr>
+                <w:rFonts w:hint="eastAsia"/>
+                <w:sz w:val="18"/>
+                <w:szCs w:val="18"/>
+              </w:rPr>
+              <w:t>수정하고</w:t>
+            </w:r>
+            <w:r>
+              <w:rPr>
+                <w:rFonts w:hint="eastAsia"/>
+                <w:sz w:val="18"/>
+                <w:szCs w:val="18"/>
+              </w:rPr>
+              <w:t xml:space="preserve"> </w:t>
+            </w:r>
+            <w:r>
+              <w:rPr>
+                <w:rFonts w:hint="eastAsia"/>
+                <w:sz w:val="18"/>
+                <w:szCs w:val="18"/>
+              </w:rPr>
+              <w:t>수정</w:t>
+            </w:r>
+            <w:r>
+              <w:rPr>
+                <w:rFonts w:hint="eastAsia"/>
+                <w:sz w:val="18"/>
+                <w:szCs w:val="18"/>
+              </w:rPr>
+              <w:t xml:space="preserve"> </w:t>
+            </w:r>
+            <w:r>
+              <w:rPr>
+                <w:rFonts w:hint="eastAsia"/>
+                <w:sz w:val="18"/>
+                <w:szCs w:val="18"/>
+              </w:rPr>
+              <w:t>버튼을</w:t>
+            </w:r>
+            <w:r>
+              <w:rPr>
+                <w:rFonts w:hint="eastAsia"/>
+                <w:sz w:val="18"/>
+                <w:szCs w:val="18"/>
+              </w:rPr>
+              <w:t xml:space="preserve"> </w:t>
+            </w:r>
+            <w:r>
+              <w:rPr>
+                <w:rFonts w:hint="eastAsia"/>
+                <w:sz w:val="18"/>
+                <w:szCs w:val="18"/>
+              </w:rPr>
+              <w:t>눌러</w:t>
+            </w:r>
+            <w:r>
+              <w:rPr>
+                <w:rFonts w:hint="eastAsia"/>
+                <w:sz w:val="18"/>
+                <w:szCs w:val="18"/>
+              </w:rPr>
+              <w:t xml:space="preserve"> </w:t>
+            </w:r>
+            <w:r>
+              <w:rPr>
+                <w:rFonts w:hint="eastAsia"/>
+                <w:sz w:val="18"/>
+                <w:szCs w:val="18"/>
+              </w:rPr>
+              <w:t>제출한다</w:t>
+            </w:r>
+            <w:r>
+              <w:rPr>
+                <w:rFonts w:hint="eastAsia"/>
+                <w:sz w:val="18"/>
+                <w:szCs w:val="18"/>
+              </w:rPr>
+              <w:t>.</w:t>
+            </w:r>
+          </w:p>
+        </w:tc>
+        <w:tc>
+          <w:tcPr>
+            <w:tcW w:w="4508" w:type="dxa"/>
+          </w:tcPr>
+          <w:p>
+            <w:pPr>
+              <w:rPr>
+                <w:sz w:val="18"/>
+                <w:szCs w:val="18"/>
+              </w:rPr>
+            </w:pPr>
+          </w:p>
+        </w:tc>
+      </w:tr>
+      <w:tr>
+        <w:tc>
+          <w:tcPr>
+            <w:tcW w:w="4508" w:type="dxa"/>
+          </w:tcPr>
+          <w:p>
+            <w:pPr>
+              <w:rPr>
+                <w:sz w:val="18"/>
+                <w:szCs w:val="18"/>
+              </w:rPr>
+            </w:pPr>
+          </w:p>
+        </w:tc>
+        <w:tc>
+          <w:tcPr>
+            <w:tcW w:w="4508" w:type="dxa"/>
+          </w:tcPr>
+          <w:p>
+            <w:pPr>
+              <w:rPr>
+                <w:sz w:val="18"/>
+                <w:szCs w:val="18"/>
+              </w:rPr>
+            </w:pPr>
+            <w:r>
+              <w:rPr>
+                <w:rFonts w:hint="eastAsia"/>
+                <w:sz w:val="18"/>
+                <w:szCs w:val="18"/>
+              </w:rPr>
+              <w:t xml:space="preserve">5. </w:t>
+            </w:r>
+            <w:r>
+              <w:rPr>
+                <w:rFonts w:hint="eastAsia"/>
+                <w:sz w:val="18"/>
+                <w:szCs w:val="18"/>
+              </w:rPr>
+              <w:t>제출</w:t>
+            </w:r>
+            <w:r>
+              <w:rPr>
+                <w:rFonts w:hint="eastAsia"/>
+                <w:sz w:val="18"/>
+                <w:szCs w:val="18"/>
+              </w:rPr>
+              <w:t xml:space="preserve"> </w:t>
+            </w:r>
+            <w:r>
+              <w:rPr>
+                <w:rFonts w:hint="eastAsia"/>
+                <w:sz w:val="18"/>
+                <w:szCs w:val="18"/>
+              </w:rPr>
+              <w:t>완료</w:t>
+            </w:r>
+            <w:r>
+              <w:rPr>
+                <w:rFonts w:hint="eastAsia"/>
+                <w:sz w:val="18"/>
+                <w:szCs w:val="18"/>
+              </w:rPr>
+              <w:t xml:space="preserve"> </w:t>
+            </w:r>
+            <w:r>
+              <w:rPr>
+                <w:rFonts w:hint="eastAsia"/>
+                <w:sz w:val="18"/>
+                <w:szCs w:val="18"/>
+              </w:rPr>
+              <w:t>메시지</w:t>
+            </w:r>
+            <w:r>
+              <w:rPr>
+                <w:rFonts w:hint="eastAsia"/>
+                <w:sz w:val="18"/>
+                <w:szCs w:val="18"/>
+              </w:rPr>
+              <w:t xml:space="preserve"> </w:t>
+            </w:r>
+            <w:r>
+              <w:rPr>
+                <w:rFonts w:hint="eastAsia"/>
+                <w:sz w:val="18"/>
+                <w:szCs w:val="18"/>
+              </w:rPr>
+              <w:t>출력</w:t>
+            </w:r>
+            <w:r>
+              <w:rPr>
+                <w:rFonts w:hint="eastAsia"/>
+                <w:sz w:val="18"/>
+                <w:szCs w:val="18"/>
+              </w:rPr>
+              <w:t xml:space="preserve"> </w:t>
+            </w:r>
+            <w:r>
+              <w:rPr>
+                <w:rFonts w:hint="eastAsia"/>
+                <w:sz w:val="18"/>
+                <w:szCs w:val="18"/>
+              </w:rPr>
+              <w:t>후</w:t>
+            </w:r>
+            <w:r>
+              <w:rPr>
+                <w:rFonts w:hint="eastAsia"/>
+                <w:sz w:val="18"/>
+                <w:szCs w:val="18"/>
+              </w:rPr>
+              <w:t xml:space="preserve"> </w:t>
+            </w:r>
+            <w:r>
+              <w:rPr>
+                <w:rFonts w:hint="eastAsia"/>
+                <w:sz w:val="18"/>
+                <w:szCs w:val="18"/>
+              </w:rPr>
+              <w:t>응답한</w:t>
+            </w:r>
+            <w:r>
+              <w:rPr>
+                <w:rFonts w:hint="eastAsia"/>
+                <w:sz w:val="18"/>
+                <w:szCs w:val="18"/>
+              </w:rPr>
+              <w:t xml:space="preserve"> </w:t>
+            </w:r>
+            <w:r>
+              <w:rPr>
+                <w:rFonts w:hint="eastAsia"/>
+                <w:sz w:val="18"/>
+                <w:szCs w:val="18"/>
+              </w:rPr>
               <w:t>설문</w:t>
             </w:r>
             <w:r>
@@ -6415,103 +5871,7 @@
                 <w:sz w:val="18"/>
                 <w:szCs w:val="18"/>
               </w:rPr>
-              <w:t>등록</w:t>
-            </w:r>
-            <w:r>
-              <w:rPr>
-                <w:rFonts w:hint="eastAsia"/>
-                <w:sz w:val="18"/>
-                <w:szCs w:val="18"/>
-              </w:rPr>
-              <w:t xml:space="preserve"> </w:t>
-            </w:r>
-            <w:r>
-              <w:rPr>
-                <w:rFonts w:hint="eastAsia"/>
-                <w:sz w:val="18"/>
-                <w:szCs w:val="18"/>
-              </w:rPr>
-              <w:t>완료</w:t>
-            </w:r>
-            <w:r>
-              <w:rPr>
-                <w:rFonts w:hint="eastAsia"/>
-                <w:sz w:val="18"/>
-                <w:szCs w:val="18"/>
-              </w:rPr>
-              <w:t xml:space="preserve"> </w:t>
-            </w:r>
-            <w:r>
-              <w:rPr>
-                <w:rFonts w:hint="eastAsia"/>
-                <w:sz w:val="18"/>
-                <w:szCs w:val="18"/>
-              </w:rPr>
-              <w:t>메시지를</w:t>
-            </w:r>
-            <w:r>
-              <w:rPr>
-                <w:rFonts w:hint="eastAsia"/>
-                <w:sz w:val="18"/>
-                <w:szCs w:val="18"/>
-              </w:rPr>
-              <w:t xml:space="preserve"> </w:t>
-            </w:r>
-            <w:r>
-              <w:rPr>
-                <w:rFonts w:hint="eastAsia"/>
-                <w:sz w:val="18"/>
-                <w:szCs w:val="18"/>
-              </w:rPr>
-              <w:t>출력하고</w:t>
-            </w:r>
-            <w:r>
-              <w:rPr>
-                <w:rFonts w:hint="eastAsia"/>
-                <w:sz w:val="18"/>
-                <w:szCs w:val="18"/>
-              </w:rPr>
-              <w:t xml:space="preserve"> </w:t>
-            </w:r>
-            <w:r>
-              <w:rPr>
-                <w:rFonts w:hint="eastAsia"/>
-                <w:sz w:val="18"/>
-                <w:szCs w:val="18"/>
-              </w:rPr>
-              <w:t>설문</w:t>
-            </w:r>
-            <w:r>
-              <w:rPr>
-                <w:rFonts w:hint="eastAsia"/>
-                <w:sz w:val="18"/>
-                <w:szCs w:val="18"/>
-              </w:rPr>
-              <w:t xml:space="preserve"> </w:t>
-            </w:r>
-            <w:r>
-              <w:rPr>
-                <w:rFonts w:hint="eastAsia"/>
-                <w:sz w:val="18"/>
-                <w:szCs w:val="18"/>
-              </w:rPr>
               <w:t>리스트</w:t>
-            </w:r>
-            <w:r>
-              <w:rPr>
-                <w:rFonts w:hint="eastAsia"/>
-                <w:sz w:val="18"/>
-                <w:szCs w:val="18"/>
-              </w:rPr>
-              <w:t xml:space="preserve"> </w:t>
-            </w:r>
-            <w:r>
-              <w:rPr>
-                <w:rFonts w:hint="eastAsia"/>
-                <w:sz w:val="18"/>
-                <w:szCs w:val="18"/>
-              </w:rPr>
-              <w:t>조회</w:t>
             </w:r>
             <w:r>
               <w:rPr>
@@ -6559,11 +5919,6 @@
     </w:tbl>
     <w:p/>
     <w:p>
-      <w:pPr>
-        <w:rPr>
-          <w:rFonts w:hint="eastAsia"/>
-        </w:rPr>
-      </w:pPr>
       <w:r>
         <w:rPr>
           <w:rFonts w:hint="eastAsia"/>
@@ -6580,70 +5935,25 @@
         <w:rPr>
           <w:rFonts w:hint="eastAsia"/>
         </w:rPr>
+        <w:t xml:space="preserve"> - </w:t>
+      </w:r>
+      <w:r>
+        <w:rPr>
+          <w:rFonts w:hint="eastAsia"/>
+        </w:rPr>
+        <w:t>설문</w:t>
+      </w:r>
+      <w:r>
+        <w:rPr>
+          <w:rFonts w:hint="eastAsia"/>
+        </w:rPr>
         <w:t xml:space="preserve"> </w:t>
       </w:r>
       <w:r>
-        <w:t>–</w:t>
-      </w:r>
-      <w:r>
-        <w:rPr>
-          <w:rFonts w:hint="eastAsia"/>
-        </w:rPr>
-        <w:t xml:space="preserve"> </w:t>
-      </w:r>
-      <w:r>
-        <w:rPr>
-          <w:rFonts w:hint="eastAsia"/>
-        </w:rPr>
-        <w:t>설문</w:t>
-      </w:r>
-      <w:r>
-        <w:rPr>
-          <w:rFonts w:hint="eastAsia"/>
-        </w:rPr>
-        <w:t xml:space="preserve"> </w:t>
-      </w:r>
-      <w:r>
-        <w:rPr>
-          <w:rFonts w:hint="eastAsia"/>
-        </w:rPr>
-        <w:t>조회</w:t>
-      </w:r>
-      <w:r>
-        <w:rPr>
-          <w:rFonts w:hint="eastAsia"/>
-        </w:rPr>
-        <w:t xml:space="preserve"> </w:t>
-      </w:r>
-      <w:r>
-        <w:rPr>
-          <w:rFonts w:hint="eastAsia"/>
-        </w:rPr>
-        <w:t xml:space="preserve">(3-b. </w:t>
-      </w:r>
-      <w:r>
-        <w:rPr>
-          <w:rFonts w:hint="eastAsia"/>
-        </w:rPr>
-        <w:t>설문</w:t>
-      </w:r>
-      <w:r>
-        <w:rPr>
-          <w:rFonts w:hint="eastAsia"/>
-        </w:rPr>
-        <w:t xml:space="preserve"> </w:t>
-      </w:r>
-      <w:r>
-        <w:rPr>
-          <w:rFonts w:hint="eastAsia"/>
-        </w:rPr>
-        <w:t>삭제</w:t>
-      </w:r>
-      <w:r>
-        <w:rPr>
-          <w:rFonts w:hint="eastAsia"/>
-        </w:rPr>
-        <w:t>)</w:t>
+        <w:rPr>
+          <w:rFonts w:hint="eastAsia"/>
+        </w:rPr>
+        <w:t>등록</w:t>
       </w:r>
     </w:p>
     <w:tbl>
@@ -6754,7 +6064,7 @@
                 <w:sz w:val="18"/>
                 <w:szCs w:val="18"/>
               </w:rPr>
-              <w:t>조회</w:t>
+              <w:t>등록</w:t>
             </w:r>
             <w:r>
               <w:rPr>
@@ -6786,7 +6096,7 @@
                 <w:sz w:val="18"/>
                 <w:szCs w:val="18"/>
               </w:rPr>
-              <w:t>클릭한다</w:t>
+              <w:t>누른다</w:t>
             </w:r>
             <w:r>
               <w:rPr>
@@ -6851,38 +6161,6 @@
                 <w:sz w:val="18"/>
                 <w:szCs w:val="18"/>
               </w:rPr>
-              <w:t>등록된</w:t>
-            </w:r>
-            <w:r>
-              <w:rPr>
-                <w:rFonts w:hint="eastAsia"/>
-                <w:sz w:val="18"/>
-                <w:szCs w:val="18"/>
-              </w:rPr>
-              <w:t xml:space="preserve"> </w:t>
-            </w:r>
-            <w:r>
-              <w:rPr>
-                <w:rFonts w:hint="eastAsia"/>
-                <w:sz w:val="18"/>
-                <w:szCs w:val="18"/>
-              </w:rPr>
-              <w:t>모든</w:t>
-            </w:r>
-            <w:r>
-              <w:rPr>
-                <w:rFonts w:hint="eastAsia"/>
-                <w:sz w:val="18"/>
-                <w:szCs w:val="18"/>
-              </w:rPr>
-              <w:t xml:space="preserve"> </w:t>
-            </w:r>
-            <w:r>
-              <w:rPr>
-                <w:rFonts w:hint="eastAsia"/>
-                <w:sz w:val="18"/>
-                <w:szCs w:val="18"/>
-              </w:rPr>
               <w:t>설문</w:t>
             </w:r>
             <w:r>
@@ -6899,7 +6177,23 @@
                 <w:sz w:val="18"/>
                 <w:szCs w:val="18"/>
               </w:rPr>
-              <w:t>리스트를</w:t>
+              <w:t>등록</w:t>
+            </w:r>
+            <w:r>
+              <w:rPr>
+                <w:rFonts w:hint="eastAsia"/>
+                <w:sz w:val="18"/>
+                <w:szCs w:val="18"/>
+              </w:rPr>
+              <w:t xml:space="preserve"> </w:t>
+            </w:r>
+            <w:r>
+              <w:rPr>
+                <w:rFonts w:hint="eastAsia"/>
+                <w:sz w:val="18"/>
+                <w:szCs w:val="18"/>
+              </w:rPr>
+              <w:t>화면을</w:t>
             </w:r>
             <w:r>
               <w:rPr>
@@ -6936,35 +6230,21 @@
           <w:p>
             <w:pPr>
               <w:rPr>
-                <w:rFonts w:hint="eastAsia"/>
-                <w:sz w:val="18"/>
-                <w:szCs w:val="18"/>
-              </w:rPr>
-            </w:pPr>
-            <w:r>
-              <w:rPr>
-                <w:sz w:val="18"/>
-                <w:szCs w:val="18"/>
-              </w:rPr>
-              <w:t>3-a</w:t>
-            </w:r>
-            <w:r>
-              <w:rPr>
-                <w:rFonts w:hint="eastAsia"/>
-                <w:sz w:val="18"/>
-                <w:szCs w:val="18"/>
-              </w:rPr>
-              <w:t>.1</w:t>
-            </w:r>
-            <w:r>
-              <w:rPr>
-                <w:sz w:val="18"/>
-                <w:szCs w:val="18"/>
-              </w:rPr>
-              <w:t xml:space="preserve">. </w:t>
-            </w:r>
-            <w:r>
-              <w:rPr>
+                <w:sz w:val="18"/>
+                <w:szCs w:val="18"/>
+              </w:rPr>
+            </w:pPr>
+            <w:r>
+              <w:rPr>
+                <w:rFonts w:hint="eastAsia"/>
+                <w:sz w:val="18"/>
+                <w:szCs w:val="18"/>
+              </w:rPr>
+              <w:t xml:space="preserve">3. </w:t>
+            </w:r>
+            <w:r>
+              <w:rPr>
+                <w:rFonts w:hint="eastAsia"/>
                 <w:sz w:val="18"/>
                 <w:szCs w:val="18"/>
               </w:rPr>
@@ -6972,69 +6252,15 @@
             </w:r>
             <w:r>
               <w:rPr>
-                <w:sz w:val="18"/>
-                <w:szCs w:val="18"/>
-              </w:rPr>
-              <w:t xml:space="preserve"> </w:t>
-            </w:r>
-            <w:r>
-              <w:rPr>
-                <w:sz w:val="18"/>
-                <w:szCs w:val="18"/>
-              </w:rPr>
-              <w:t>상세</w:t>
-            </w:r>
-            <w:r>
-              <w:rPr>
-                <w:sz w:val="18"/>
-                <w:szCs w:val="18"/>
-              </w:rPr>
-              <w:t xml:space="preserve"> </w:t>
-            </w:r>
-            <w:r>
-              <w:rPr>
-                <w:sz w:val="18"/>
-                <w:szCs w:val="18"/>
-              </w:rPr>
-              <w:t>내용을</w:t>
-            </w:r>
-            <w:r>
-              <w:rPr>
-                <w:sz w:val="18"/>
-                <w:szCs w:val="18"/>
-              </w:rPr>
-              <w:t xml:space="preserve"> </w:t>
-            </w:r>
-            <w:r>
-              <w:rPr>
-                <w:sz w:val="18"/>
-                <w:szCs w:val="18"/>
-              </w:rPr>
-              <w:t>확인하고자</w:t>
-            </w:r>
-            <w:r>
-              <w:rPr>
-                <w:sz w:val="18"/>
-                <w:szCs w:val="18"/>
-              </w:rPr>
-              <w:t xml:space="preserve"> </w:t>
-            </w:r>
-            <w:r>
-              <w:rPr>
-                <w:sz w:val="18"/>
-                <w:szCs w:val="18"/>
-              </w:rPr>
-              <w:t>하는</w:t>
-            </w:r>
-            <w:r>
-              <w:rPr>
-                <w:sz w:val="18"/>
-                <w:szCs w:val="18"/>
-              </w:rPr>
-              <w:t xml:space="preserve"> </w:t>
-            </w:r>
-            <w:r>
-              <w:rPr>
+                <w:rFonts w:hint="eastAsia"/>
+                <w:sz w:val="18"/>
+                <w:szCs w:val="18"/>
+              </w:rPr>
+              <w:t xml:space="preserve"> </w:t>
+            </w:r>
+            <w:r>
+              <w:rPr>
+                <w:rFonts w:hint="eastAsia"/>
                 <w:sz w:val="18"/>
                 <w:szCs w:val="18"/>
               </w:rPr>
@@ -7042,34 +6268,311 @@
             </w:r>
             <w:r>
               <w:rPr>
-                <w:sz w:val="18"/>
-                <w:szCs w:val="18"/>
-              </w:rPr>
-              <w:t xml:space="preserve"> </w:t>
-            </w:r>
-            <w:r>
-              <w:rPr>
-                <w:sz w:val="18"/>
-                <w:szCs w:val="18"/>
-              </w:rPr>
-              <w:t>항목을</w:t>
-            </w:r>
-            <w:r>
-              <w:rPr>
-                <w:sz w:val="18"/>
-                <w:szCs w:val="18"/>
-              </w:rPr>
-              <w:t xml:space="preserve"> </w:t>
-            </w:r>
-            <w:r>
-              <w:rPr>
-                <w:sz w:val="18"/>
-                <w:szCs w:val="18"/>
-              </w:rPr>
-              <w:t>선택한다</w:t>
-            </w:r>
-            <w:r>
-              <w:rPr>
+                <w:rFonts w:hint="eastAsia"/>
+                <w:sz w:val="18"/>
+                <w:szCs w:val="18"/>
+              </w:rPr>
+              <w:t xml:space="preserve"> </w:t>
+            </w:r>
+            <w:r>
+              <w:rPr>
+                <w:rFonts w:hint="eastAsia"/>
+                <w:sz w:val="18"/>
+                <w:szCs w:val="18"/>
+              </w:rPr>
+              <w:t>제목</w:t>
+            </w:r>
+            <w:r>
+              <w:rPr>
+                <w:rFonts w:hint="eastAsia"/>
+                <w:sz w:val="18"/>
+                <w:szCs w:val="18"/>
+              </w:rPr>
+              <w:t xml:space="preserve">, </w:t>
+            </w:r>
+            <w:r>
+              <w:rPr>
+                <w:rFonts w:hint="eastAsia"/>
+                <w:sz w:val="18"/>
+                <w:szCs w:val="18"/>
+              </w:rPr>
+              <w:t>설문</w:t>
+            </w:r>
+            <w:r>
+              <w:rPr>
+                <w:rFonts w:hint="eastAsia"/>
+                <w:sz w:val="18"/>
+                <w:szCs w:val="18"/>
+              </w:rPr>
+              <w:t xml:space="preserve"> </w:t>
+            </w:r>
+            <w:r>
+              <w:rPr>
+                <w:rFonts w:hint="eastAsia"/>
+                <w:sz w:val="18"/>
+                <w:szCs w:val="18"/>
+              </w:rPr>
+              <w:t>설명</w:t>
+            </w:r>
+            <w:r>
+              <w:rPr>
+                <w:rFonts w:hint="eastAsia"/>
+                <w:sz w:val="18"/>
+                <w:szCs w:val="18"/>
+              </w:rPr>
+              <w:t xml:space="preserve">, </w:t>
+            </w:r>
+            <w:r>
+              <w:rPr>
+                <w:rFonts w:hint="eastAsia"/>
+                <w:sz w:val="18"/>
+                <w:szCs w:val="18"/>
+              </w:rPr>
+              <w:t>설문</w:t>
+            </w:r>
+            <w:r>
+              <w:rPr>
+                <w:rFonts w:hint="eastAsia"/>
+                <w:sz w:val="18"/>
+                <w:szCs w:val="18"/>
+              </w:rPr>
+              <w:t xml:space="preserve"> </w:t>
+            </w:r>
+            <w:r>
+              <w:rPr>
+                <w:rFonts w:hint="eastAsia"/>
+                <w:sz w:val="18"/>
+                <w:szCs w:val="18"/>
+              </w:rPr>
+              <w:t>문항</w:t>
+            </w:r>
+            <w:r>
+              <w:rPr>
+                <w:rFonts w:hint="eastAsia"/>
+                <w:sz w:val="18"/>
+                <w:szCs w:val="18"/>
+              </w:rPr>
+              <w:t xml:space="preserve">, </w:t>
+            </w:r>
+            <w:r>
+              <w:rPr>
+                <w:rFonts w:hint="eastAsia"/>
+                <w:sz w:val="18"/>
+                <w:szCs w:val="18"/>
+              </w:rPr>
+              <w:t>응답</w:t>
+            </w:r>
+            <w:r>
+              <w:rPr>
+                <w:rFonts w:hint="eastAsia"/>
+                <w:sz w:val="18"/>
+                <w:szCs w:val="18"/>
+              </w:rPr>
+              <w:t xml:space="preserve"> </w:t>
+            </w:r>
+            <w:r>
+              <w:rPr>
+                <w:rFonts w:hint="eastAsia"/>
+                <w:sz w:val="18"/>
+                <w:szCs w:val="18"/>
+              </w:rPr>
+              <w:t>항목</w:t>
+            </w:r>
+            <w:r>
+              <w:rPr>
+                <w:rFonts w:hint="eastAsia"/>
+                <w:sz w:val="18"/>
+                <w:szCs w:val="18"/>
+              </w:rPr>
+              <w:t xml:space="preserve">, </w:t>
+            </w:r>
+            <w:r>
+              <w:rPr>
+                <w:rFonts w:hint="eastAsia"/>
+                <w:sz w:val="18"/>
+                <w:szCs w:val="18"/>
+              </w:rPr>
+              <w:t>설문</w:t>
+            </w:r>
+            <w:r>
+              <w:rPr>
+                <w:rFonts w:hint="eastAsia"/>
+                <w:sz w:val="18"/>
+                <w:szCs w:val="18"/>
+              </w:rPr>
+              <w:t xml:space="preserve"> </w:t>
+            </w:r>
+            <w:r>
+              <w:rPr>
+                <w:rFonts w:hint="eastAsia"/>
+                <w:sz w:val="18"/>
+                <w:szCs w:val="18"/>
+              </w:rPr>
+              <w:t>시작</w:t>
+            </w:r>
+            <w:r>
+              <w:rPr>
+                <w:rFonts w:hint="eastAsia"/>
+                <w:sz w:val="18"/>
+                <w:szCs w:val="18"/>
+              </w:rPr>
+              <w:t xml:space="preserve"> </w:t>
+            </w:r>
+            <w:r>
+              <w:rPr>
+                <w:rFonts w:hint="eastAsia"/>
+                <w:sz w:val="18"/>
+                <w:szCs w:val="18"/>
+              </w:rPr>
+              <w:t>시각</w:t>
+            </w:r>
+            <w:r>
+              <w:rPr>
+                <w:rFonts w:hint="eastAsia"/>
+                <w:sz w:val="18"/>
+                <w:szCs w:val="18"/>
+              </w:rPr>
+              <w:t xml:space="preserve">, </w:t>
+            </w:r>
+            <w:r>
+              <w:rPr>
+                <w:rFonts w:hint="eastAsia"/>
+                <w:sz w:val="18"/>
+                <w:szCs w:val="18"/>
+              </w:rPr>
+              <w:t>설문</w:t>
+            </w:r>
+            <w:r>
+              <w:rPr>
+                <w:rFonts w:hint="eastAsia"/>
+                <w:sz w:val="18"/>
+                <w:szCs w:val="18"/>
+              </w:rPr>
+              <w:t xml:space="preserve"> </w:t>
+            </w:r>
+            <w:r>
+              <w:rPr>
+                <w:rFonts w:hint="eastAsia"/>
+                <w:sz w:val="18"/>
+                <w:szCs w:val="18"/>
+              </w:rPr>
+              <w:t>마감</w:t>
+            </w:r>
+            <w:r>
+              <w:rPr>
+                <w:rFonts w:hint="eastAsia"/>
+                <w:sz w:val="18"/>
+                <w:szCs w:val="18"/>
+              </w:rPr>
+              <w:t xml:space="preserve"> </w:t>
+            </w:r>
+            <w:r>
+              <w:rPr>
+                <w:rFonts w:hint="eastAsia"/>
+                <w:sz w:val="18"/>
+                <w:szCs w:val="18"/>
+              </w:rPr>
+              <w:t>시각</w:t>
+            </w:r>
+            <w:r>
+              <w:rPr>
+                <w:rFonts w:hint="eastAsia"/>
+                <w:sz w:val="18"/>
+                <w:szCs w:val="18"/>
+              </w:rPr>
+              <w:t xml:space="preserve"> </w:t>
+            </w:r>
+            <w:r>
+              <w:rPr>
+                <w:rFonts w:hint="eastAsia"/>
+                <w:sz w:val="18"/>
+                <w:szCs w:val="18"/>
+              </w:rPr>
+              <w:t>등의</w:t>
+            </w:r>
+            <w:r>
+              <w:rPr>
+                <w:rFonts w:hint="eastAsia"/>
+                <w:sz w:val="18"/>
+                <w:szCs w:val="18"/>
+              </w:rPr>
+              <w:t xml:space="preserve"> </w:t>
+            </w:r>
+            <w:r>
+              <w:rPr>
+                <w:rFonts w:hint="eastAsia"/>
+                <w:sz w:val="18"/>
+                <w:szCs w:val="18"/>
+              </w:rPr>
+              <w:t>정보를</w:t>
+            </w:r>
+            <w:r>
+              <w:rPr>
+                <w:rFonts w:hint="eastAsia"/>
+                <w:sz w:val="18"/>
+                <w:szCs w:val="18"/>
+              </w:rPr>
+              <w:t xml:space="preserve"> </w:t>
+            </w:r>
+            <w:r>
+              <w:rPr>
+                <w:rFonts w:hint="eastAsia"/>
+                <w:sz w:val="18"/>
+                <w:szCs w:val="18"/>
+              </w:rPr>
+              <w:t>입력하고</w:t>
+            </w:r>
+            <w:r>
+              <w:rPr>
+                <w:rFonts w:hint="eastAsia"/>
+                <w:sz w:val="18"/>
+                <w:szCs w:val="18"/>
+              </w:rPr>
+              <w:t xml:space="preserve"> </w:t>
+            </w:r>
+            <w:r>
+              <w:rPr>
+                <w:rFonts w:hint="eastAsia"/>
+                <w:sz w:val="18"/>
+                <w:szCs w:val="18"/>
+              </w:rPr>
+              <w:t>등록</w:t>
+            </w:r>
+            <w:r>
+              <w:rPr>
+                <w:rFonts w:hint="eastAsia"/>
+                <w:sz w:val="18"/>
+                <w:szCs w:val="18"/>
+              </w:rPr>
+              <w:t xml:space="preserve"> </w:t>
+            </w:r>
+            <w:r>
+              <w:rPr>
+                <w:rFonts w:hint="eastAsia"/>
+                <w:sz w:val="18"/>
+                <w:szCs w:val="18"/>
+              </w:rPr>
+              <w:t>버튼을</w:t>
+            </w:r>
+            <w:r>
+              <w:rPr>
+                <w:rFonts w:hint="eastAsia"/>
+                <w:sz w:val="18"/>
+                <w:szCs w:val="18"/>
+              </w:rPr>
+              <w:t xml:space="preserve"> </w:t>
+            </w:r>
+            <w:r>
+              <w:rPr>
+                <w:rFonts w:hint="eastAsia"/>
+                <w:sz w:val="18"/>
+                <w:szCs w:val="18"/>
+              </w:rPr>
+              <w:t>누른다</w:t>
+            </w:r>
+            <w:r>
+              <w:rPr>
+                <w:rFonts w:hint="eastAsia"/>
                 <w:sz w:val="18"/>
                 <w:szCs w:val="18"/>
               </w:rPr>
@@ -7099,63 +6602,34 @@
           <w:p>
             <w:pPr>
               <w:rPr>
-                <w:rFonts w:hint="eastAsia"/>
-                <w:sz w:val="18"/>
-                <w:szCs w:val="18"/>
-              </w:rPr>
-            </w:pPr>
-            <w:r>
-              <w:rPr>
-                <w:rFonts w:hint="eastAsia"/>
-                <w:sz w:val="18"/>
-                <w:szCs w:val="18"/>
-              </w:rPr>
-              <w:t xml:space="preserve">3-b.1. </w:t>
-            </w:r>
-            <w:r>
-              <w:rPr>
-                <w:sz w:val="18"/>
-                <w:szCs w:val="18"/>
-              </w:rPr>
-              <w:t>관리자가</w:t>
-            </w:r>
-            <w:r>
-              <w:rPr>
-                <w:sz w:val="18"/>
-                <w:szCs w:val="18"/>
-              </w:rPr>
-              <w:t xml:space="preserve"> </w:t>
-            </w:r>
-            <w:r>
-              <w:rPr>
-                <w:sz w:val="18"/>
-                <w:szCs w:val="18"/>
-              </w:rPr>
-              <w:t>삭제하고자</w:t>
-            </w:r>
-            <w:r>
-              <w:rPr>
-                <w:sz w:val="18"/>
-                <w:szCs w:val="18"/>
-              </w:rPr>
-              <w:t xml:space="preserve"> </w:t>
-            </w:r>
-            <w:r>
-              <w:rPr>
-                <w:sz w:val="18"/>
-                <w:szCs w:val="18"/>
-              </w:rPr>
-              <w:t>하는</w:t>
-            </w:r>
-            <w:r>
-              <w:rPr>
-                <w:sz w:val="18"/>
-                <w:szCs w:val="18"/>
-              </w:rPr>
-              <w:t xml:space="preserve"> </w:t>
-            </w:r>
-            <w:r>
-              <w:rPr>
+                <w:sz w:val="18"/>
+                <w:szCs w:val="18"/>
+              </w:rPr>
+            </w:pPr>
+          </w:p>
+        </w:tc>
+        <w:tc>
+          <w:tcPr>
+            <w:tcW w:w="4508" w:type="dxa"/>
+          </w:tcPr>
+          <w:p>
+            <w:pPr>
+              <w:rPr>
+                <w:sz w:val="18"/>
+                <w:szCs w:val="18"/>
+              </w:rPr>
+            </w:pPr>
+            <w:r>
+              <w:rPr>
+                <w:rFonts w:hint="eastAsia"/>
+                <w:sz w:val="18"/>
+                <w:szCs w:val="18"/>
+              </w:rPr>
+              <w:t xml:space="preserve">4. </w:t>
+            </w:r>
+            <w:r>
+              <w:rPr>
+                <w:rFonts w:hint="eastAsia"/>
                 <w:sz w:val="18"/>
                 <w:szCs w:val="18"/>
               </w:rPr>
@@ -7163,262 +6637,79 @@
             </w:r>
             <w:r>
               <w:rPr>
-                <w:sz w:val="18"/>
-                <w:szCs w:val="18"/>
-              </w:rPr>
-              <w:t xml:space="preserve"> </w:t>
-            </w:r>
-            <w:r>
-              <w:rPr>
-                <w:sz w:val="18"/>
-                <w:szCs w:val="18"/>
-              </w:rPr>
-              <w:t>항목의</w:t>
-            </w:r>
-            <w:r>
-              <w:rPr>
-                <w:sz w:val="18"/>
-                <w:szCs w:val="18"/>
-              </w:rPr>
-              <w:t xml:space="preserve"> </w:t>
-            </w:r>
-            <w:r>
-              <w:rPr>
-                <w:sz w:val="18"/>
-                <w:szCs w:val="18"/>
-              </w:rPr>
-              <w:t>삭제</w:t>
-            </w:r>
-            <w:r>
-              <w:rPr>
-                <w:sz w:val="18"/>
-                <w:szCs w:val="18"/>
-              </w:rPr>
-              <w:t xml:space="preserve"> </w:t>
-            </w:r>
-            <w:r>
-              <w:rPr>
-                <w:sz w:val="18"/>
-                <w:szCs w:val="18"/>
-              </w:rPr>
-              <w:t>버튼을</w:t>
-            </w:r>
-            <w:r>
-              <w:rPr>
-                <w:sz w:val="18"/>
-                <w:szCs w:val="18"/>
-              </w:rPr>
-              <w:t xml:space="preserve"> </w:t>
-            </w:r>
-            <w:r>
-              <w:rPr>
-                <w:sz w:val="18"/>
-                <w:szCs w:val="18"/>
-              </w:rPr>
-              <w:t>클릭한다</w:t>
-            </w:r>
-            <w:r>
-              <w:rPr>
-                <w:sz w:val="18"/>
-                <w:szCs w:val="18"/>
-              </w:rPr>
-              <w:t>.</w:t>
-            </w:r>
-          </w:p>
-        </w:tc>
-        <w:tc>
-          <w:tcPr>
-            <w:tcW w:w="4508" w:type="dxa"/>
-          </w:tcPr>
-          <w:p>
-            <w:pPr>
-              <w:rPr>
-                <w:sz w:val="18"/>
-                <w:szCs w:val="18"/>
-              </w:rPr>
-            </w:pPr>
-          </w:p>
-        </w:tc>
-      </w:tr>
-      <w:tr>
-        <w:tc>
-          <w:tcPr>
-            <w:tcW w:w="4508" w:type="dxa"/>
-          </w:tcPr>
-          <w:p>
-            <w:pPr>
-              <w:rPr>
-                <w:sz w:val="18"/>
-                <w:szCs w:val="18"/>
-              </w:rPr>
-            </w:pPr>
-          </w:p>
-        </w:tc>
-        <w:tc>
-          <w:tcPr>
-            <w:tcW w:w="4508" w:type="dxa"/>
-          </w:tcPr>
-          <w:p>
-            <w:pPr>
-              <w:rPr>
-                <w:rFonts w:hint="eastAsia"/>
-                <w:sz w:val="18"/>
-                <w:szCs w:val="18"/>
-              </w:rPr>
-            </w:pPr>
-            <w:r>
-              <w:rPr>
-                <w:rFonts w:hint="eastAsia"/>
-                <w:sz w:val="18"/>
-                <w:szCs w:val="18"/>
-              </w:rPr>
-              <w:t>3-a.2.</w:t>
-            </w:r>
-            <w:r>
-              <w:rPr>
-                <w:rFonts w:hint="eastAsia"/>
-                <w:sz w:val="18"/>
-                <w:szCs w:val="18"/>
-              </w:rPr>
-              <w:t xml:space="preserve"> </w:t>
-            </w:r>
-            <w:r>
-              <w:rPr>
-                <w:sz w:val="18"/>
-                <w:szCs w:val="18"/>
-              </w:rPr>
-              <w:t>선택한</w:t>
-            </w:r>
-            <w:r>
-              <w:rPr>
-                <w:sz w:val="18"/>
-                <w:szCs w:val="18"/>
-              </w:rPr>
-              <w:t xml:space="preserve"> </w:t>
-            </w:r>
-            <w:r>
-              <w:rPr>
-                <w:sz w:val="18"/>
-                <w:szCs w:val="18"/>
-              </w:rPr>
-              <w:t>설문의</w:t>
-            </w:r>
-            <w:r>
-              <w:rPr>
-                <w:sz w:val="18"/>
-                <w:szCs w:val="18"/>
-              </w:rPr>
-              <w:t xml:space="preserve"> </w:t>
-            </w:r>
-            <w:r>
-              <w:rPr>
-                <w:sz w:val="18"/>
-                <w:szCs w:val="18"/>
-              </w:rPr>
-              <w:t>상세</w:t>
-            </w:r>
-            <w:r>
-              <w:rPr>
-                <w:sz w:val="18"/>
-                <w:szCs w:val="18"/>
-              </w:rPr>
-              <w:t xml:space="preserve"> </w:t>
-            </w:r>
-            <w:r>
-              <w:rPr>
-                <w:sz w:val="18"/>
-                <w:szCs w:val="18"/>
-              </w:rPr>
-              <w:t>내용을</w:t>
-            </w:r>
-            <w:r>
-              <w:rPr>
-                <w:sz w:val="18"/>
-                <w:szCs w:val="18"/>
-              </w:rPr>
-              <w:t xml:space="preserve"> </w:t>
-            </w:r>
-            <w:r>
-              <w:rPr>
-                <w:sz w:val="18"/>
-                <w:szCs w:val="18"/>
-              </w:rPr>
-              <w:t>팝업</w:t>
-            </w:r>
-            <w:r>
-              <w:rPr>
-                <w:sz w:val="18"/>
-                <w:szCs w:val="18"/>
-              </w:rPr>
-              <w:t xml:space="preserve"> </w:t>
-            </w:r>
-            <w:r>
-              <w:rPr>
-                <w:sz w:val="18"/>
-                <w:szCs w:val="18"/>
-              </w:rPr>
-              <w:t>창으로</w:t>
-            </w:r>
-            <w:r>
-              <w:rPr>
-                <w:sz w:val="18"/>
-                <w:szCs w:val="18"/>
-              </w:rPr>
-              <w:t xml:space="preserve"> </w:t>
-            </w:r>
-            <w:r>
-              <w:rPr>
-                <w:sz w:val="18"/>
-                <w:szCs w:val="18"/>
-              </w:rPr>
-              <w:t>출력한다</w:t>
-            </w:r>
-            <w:r>
-              <w:rPr>
-                <w:sz w:val="18"/>
-                <w:szCs w:val="18"/>
-              </w:rPr>
-              <w:t>.</w:t>
-            </w:r>
-          </w:p>
-        </w:tc>
-      </w:tr>
-      <w:tr>
-        <w:tc>
-          <w:tcPr>
-            <w:tcW w:w="4508" w:type="dxa"/>
-          </w:tcPr>
-          <w:p>
-            <w:pPr>
-              <w:rPr>
-                <w:sz w:val="18"/>
-                <w:szCs w:val="18"/>
-              </w:rPr>
-            </w:pPr>
-          </w:p>
-        </w:tc>
-        <w:tc>
-          <w:tcPr>
-            <w:tcW w:w="4508" w:type="dxa"/>
-          </w:tcPr>
-          <w:p>
-            <w:pPr>
-              <w:rPr>
-                <w:rFonts w:hint="eastAsia"/>
-                <w:sz w:val="18"/>
-                <w:szCs w:val="18"/>
-              </w:rPr>
-            </w:pPr>
-            <w:r>
-              <w:rPr>
-                <w:rFonts w:hint="eastAsia"/>
-                <w:sz w:val="18"/>
-                <w:szCs w:val="18"/>
-              </w:rPr>
-              <w:t xml:space="preserve">3-b.2. </w:t>
-            </w:r>
-            <w:r>
-              <w:rPr>
+                <w:rFonts w:hint="eastAsia"/>
+                <w:sz w:val="18"/>
+                <w:szCs w:val="18"/>
+              </w:rPr>
+              <w:t xml:space="preserve"> </w:t>
+            </w:r>
+            <w:r>
+              <w:rPr>
+                <w:rFonts w:hint="eastAsia"/>
+                <w:sz w:val="18"/>
+                <w:szCs w:val="18"/>
+              </w:rPr>
+              <w:t>등록</w:t>
+            </w:r>
+            <w:r>
+              <w:rPr>
+                <w:rFonts w:hint="eastAsia"/>
+                <w:sz w:val="18"/>
+                <w:szCs w:val="18"/>
+              </w:rPr>
+              <w:t xml:space="preserve"> </w:t>
+            </w:r>
+            <w:r>
+              <w:rPr>
+                <w:rFonts w:hint="eastAsia"/>
+                <w:sz w:val="18"/>
+                <w:szCs w:val="18"/>
+              </w:rPr>
+              <w:t>완료</w:t>
+            </w:r>
+            <w:r>
+              <w:rPr>
+                <w:rFonts w:hint="eastAsia"/>
+                <w:sz w:val="18"/>
+                <w:szCs w:val="18"/>
+              </w:rPr>
+              <w:t xml:space="preserve"> </w:t>
+            </w:r>
+            <w:r>
+              <w:rPr>
+                <w:rFonts w:hint="eastAsia"/>
+                <w:sz w:val="18"/>
+                <w:szCs w:val="18"/>
+              </w:rPr>
+              <w:t>메시지를</w:t>
+            </w:r>
+            <w:r>
+              <w:rPr>
+                <w:rFonts w:hint="eastAsia"/>
+                <w:sz w:val="18"/>
+                <w:szCs w:val="18"/>
+              </w:rPr>
+              <w:t xml:space="preserve"> </w:t>
+            </w:r>
+            <w:r>
+              <w:rPr>
+                <w:rFonts w:hint="eastAsia"/>
+                <w:sz w:val="18"/>
+                <w:szCs w:val="18"/>
+              </w:rPr>
+              <w:t>출력하고</w:t>
+            </w:r>
+            <w:r>
+              <w:rPr>
+                <w:rFonts w:hint="eastAsia"/>
+                <w:sz w:val="18"/>
+                <w:szCs w:val="18"/>
+              </w:rPr>
+              <w:t xml:space="preserve"> </w:t>
+            </w:r>
+            <w:r>
+              <w:rPr>
+                <w:rFonts w:hint="eastAsia"/>
                 <w:sz w:val="18"/>
                 <w:szCs w:val="18"/>
               </w:rPr>
@@ -7426,90 +6717,71 @@
             </w:r>
             <w:r>
               <w:rPr>
-                <w:sz w:val="18"/>
-                <w:szCs w:val="18"/>
-              </w:rPr>
-              <w:t xml:space="preserve"> </w:t>
-            </w:r>
-            <w:r>
-              <w:rPr>
-                <w:sz w:val="18"/>
-                <w:szCs w:val="18"/>
-              </w:rPr>
-              <w:t>삭제</w:t>
-            </w:r>
-            <w:r>
-              <w:rPr>
-                <w:sz w:val="18"/>
-                <w:szCs w:val="18"/>
-              </w:rPr>
-              <w:t xml:space="preserve"> </w:t>
-            </w:r>
-            <w:r>
-              <w:rPr>
-                <w:sz w:val="18"/>
-                <w:szCs w:val="18"/>
-              </w:rPr>
-              <w:t>여부를</w:t>
-            </w:r>
-            <w:r>
-              <w:rPr>
-                <w:sz w:val="18"/>
-                <w:szCs w:val="18"/>
-              </w:rPr>
-              <w:t xml:space="preserve"> </w:t>
-            </w:r>
-            <w:r>
-              <w:rPr>
-                <w:sz w:val="18"/>
-                <w:szCs w:val="18"/>
-              </w:rPr>
-              <w:t>확인하는</w:t>
-            </w:r>
-            <w:r>
-              <w:rPr>
-                <w:sz w:val="18"/>
-                <w:szCs w:val="18"/>
-              </w:rPr>
-              <w:t xml:space="preserve"> </w:t>
-            </w:r>
-            <w:r>
-              <w:rPr>
-                <w:sz w:val="18"/>
-                <w:szCs w:val="18"/>
-              </w:rPr>
-              <w:t>팝업</w:t>
-            </w:r>
-            <w:r>
-              <w:rPr>
-                <w:sz w:val="18"/>
-                <w:szCs w:val="18"/>
-              </w:rPr>
-              <w:t xml:space="preserve"> </w:t>
-            </w:r>
-            <w:r>
-              <w:rPr>
-                <w:sz w:val="18"/>
-                <w:szCs w:val="18"/>
-              </w:rPr>
-              <w:t>창을</w:t>
-            </w:r>
-            <w:r>
-              <w:rPr>
-                <w:sz w:val="18"/>
-                <w:szCs w:val="18"/>
-              </w:rPr>
-              <w:t xml:space="preserve"> </w:t>
-            </w:r>
-            <w:r>
-              <w:rPr>
-                <w:sz w:val="18"/>
-                <w:szCs w:val="18"/>
-              </w:rPr>
-              <w:t>출력한다</w:t>
-            </w:r>
-            <w:r>
-              <w:rPr>
+                <w:rFonts w:hint="eastAsia"/>
+                <w:sz w:val="18"/>
+                <w:szCs w:val="18"/>
+              </w:rPr>
+              <w:t xml:space="preserve"> </w:t>
+            </w:r>
+            <w:r>
+              <w:rPr>
+                <w:rFonts w:hint="eastAsia"/>
+                <w:sz w:val="18"/>
+                <w:szCs w:val="18"/>
+              </w:rPr>
+              <w:t>리스트</w:t>
+            </w:r>
+            <w:r>
+              <w:rPr>
+                <w:rFonts w:hint="eastAsia"/>
+                <w:sz w:val="18"/>
+                <w:szCs w:val="18"/>
+              </w:rPr>
+              <w:t xml:space="preserve"> </w:t>
+            </w:r>
+            <w:r>
+              <w:rPr>
+                <w:rFonts w:hint="eastAsia"/>
+                <w:sz w:val="18"/>
+                <w:szCs w:val="18"/>
+              </w:rPr>
+              <w:t>조회</w:t>
+            </w:r>
+            <w:r>
+              <w:rPr>
+                <w:rFonts w:hint="eastAsia"/>
+                <w:sz w:val="18"/>
+                <w:szCs w:val="18"/>
+              </w:rPr>
+              <w:t xml:space="preserve"> </w:t>
+            </w:r>
+            <w:r>
+              <w:rPr>
+                <w:rFonts w:hint="eastAsia"/>
+                <w:sz w:val="18"/>
+                <w:szCs w:val="18"/>
+              </w:rPr>
+              <w:t>화면으로</w:t>
+            </w:r>
+            <w:r>
+              <w:rPr>
+                <w:rFonts w:hint="eastAsia"/>
+                <w:sz w:val="18"/>
+                <w:szCs w:val="18"/>
+              </w:rPr>
+              <w:t xml:space="preserve"> </w:t>
+            </w:r>
+            <w:r>
+              <w:rPr>
+                <w:rFonts w:hint="eastAsia"/>
+                <w:sz w:val="18"/>
+                <w:szCs w:val="18"/>
+              </w:rPr>
+              <w:t>이동한다</w:t>
+            </w:r>
+            <w:r>
+              <w:rPr>
+                <w:rFonts w:hint="eastAsia"/>
                 <w:sz w:val="18"/>
                 <w:szCs w:val="18"/>
               </w:rPr>
@@ -7564,7 +6836,7 @@
         <w:rPr>
           <w:rFonts w:hint="eastAsia"/>
         </w:rPr>
-        <w:t>통계</w:t>
+        <w:t>조회</w:t>
       </w:r>
     </w:p>
     <w:tbl>
@@ -7639,6 +6911,7 @@
             </w:r>
             <w:r>
               <w:rPr>
+                <w:rFonts w:hint="eastAsia"/>
                 <w:sz w:val="18"/>
                 <w:szCs w:val="18"/>
               </w:rPr>
@@ -7646,13 +6919,15 @@
             </w:r>
             <w:r>
               <w:rPr>
-                <w:sz w:val="18"/>
-                <w:szCs w:val="18"/>
-              </w:rPr>
-              <w:t xml:space="preserve"> </w:t>
-            </w:r>
-            <w:r>
-              <w:rPr>
+                <w:rFonts w:hint="eastAsia"/>
+                <w:sz w:val="18"/>
+                <w:szCs w:val="18"/>
+              </w:rPr>
+              <w:t xml:space="preserve"> </w:t>
+            </w:r>
+            <w:r>
+              <w:rPr>
+                <w:rFonts w:hint="eastAsia"/>
                 <w:sz w:val="18"/>
                 <w:szCs w:val="18"/>
               </w:rPr>
@@ -7660,41 +6935,15 @@
             </w:r>
             <w:r>
               <w:rPr>
-                <w:sz w:val="18"/>
-                <w:szCs w:val="18"/>
-              </w:rPr>
-              <w:t xml:space="preserve"> </w:t>
-            </w:r>
-            <w:r>
-              <w:rPr>
-                <w:sz w:val="18"/>
-                <w:szCs w:val="18"/>
-              </w:rPr>
-              <w:t>응답</w:t>
-            </w:r>
-            <w:r>
-              <w:rPr>
-                <w:sz w:val="18"/>
-                <w:szCs w:val="18"/>
-              </w:rPr>
-              <w:t xml:space="preserve"> </w:t>
-            </w:r>
-            <w:r>
-              <w:rPr>
-                <w:sz w:val="18"/>
-                <w:szCs w:val="18"/>
-              </w:rPr>
-              <w:t>통계</w:t>
-            </w:r>
-            <w:r>
-              <w:rPr>
-                <w:sz w:val="18"/>
-                <w:szCs w:val="18"/>
-              </w:rPr>
-              <w:t xml:space="preserve"> </w:t>
-            </w:r>
-            <w:r>
-              <w:rPr>
+                <w:rFonts w:hint="eastAsia"/>
+                <w:sz w:val="18"/>
+                <w:szCs w:val="18"/>
+              </w:rPr>
+              <w:t xml:space="preserve"> </w:t>
+            </w:r>
+            <w:r>
+              <w:rPr>
+                <w:rFonts w:hint="eastAsia"/>
                 <w:sz w:val="18"/>
                 <w:szCs w:val="18"/>
               </w:rPr>
@@ -7702,13 +6951,15 @@
             </w:r>
             <w:r>
               <w:rPr>
-                <w:sz w:val="18"/>
-                <w:szCs w:val="18"/>
-              </w:rPr>
-              <w:t xml:space="preserve"> </w:t>
-            </w:r>
-            <w:r>
-              <w:rPr>
+                <w:rFonts w:hint="eastAsia"/>
+                <w:sz w:val="18"/>
+                <w:szCs w:val="18"/>
+              </w:rPr>
+              <w:t xml:space="preserve"> </w:t>
+            </w:r>
+            <w:r>
+              <w:rPr>
+                <w:rFonts w:hint="eastAsia"/>
                 <w:sz w:val="18"/>
                 <w:szCs w:val="18"/>
               </w:rPr>
@@ -7716,20 +6967,23 @@
             </w:r>
             <w:r>
               <w:rPr>
-                <w:sz w:val="18"/>
-                <w:szCs w:val="18"/>
-              </w:rPr>
-              <w:t xml:space="preserve"> </w:t>
-            </w:r>
-            <w:r>
-              <w:rPr>
-                <w:sz w:val="18"/>
-                <w:szCs w:val="18"/>
-              </w:rPr>
-              <w:t>클릭한다</w:t>
-            </w:r>
-            <w:r>
-              <w:rPr>
+                <w:rFonts w:hint="eastAsia"/>
+                <w:sz w:val="18"/>
+                <w:szCs w:val="18"/>
+              </w:rPr>
+              <w:t xml:space="preserve"> </w:t>
+            </w:r>
+            <w:r>
+              <w:rPr>
+                <w:rFonts w:hint="eastAsia"/>
+                <w:sz w:val="18"/>
+                <w:szCs w:val="18"/>
+              </w:rPr>
+              <w:t>누른다</w:t>
+            </w:r>
+            <w:r>
+              <w:rPr>
+                <w:rFonts w:hint="eastAsia"/>
                 <w:sz w:val="18"/>
                 <w:szCs w:val="18"/>
               </w:rPr>
@@ -7786,6 +7040,39 @@
             </w:r>
             <w:r>
               <w:rPr>
+                <w:rFonts w:hint="eastAsia"/>
+                <w:sz w:val="18"/>
+                <w:szCs w:val="18"/>
+              </w:rPr>
+              <w:t>등록된</w:t>
+            </w:r>
+            <w:r>
+              <w:rPr>
+                <w:rFonts w:hint="eastAsia"/>
+                <w:sz w:val="18"/>
+                <w:szCs w:val="18"/>
+              </w:rPr>
+              <w:t xml:space="preserve"> </w:t>
+            </w:r>
+            <w:r>
+              <w:rPr>
+                <w:rFonts w:hint="eastAsia"/>
+                <w:sz w:val="18"/>
+                <w:szCs w:val="18"/>
+              </w:rPr>
+              <w:t>모든</w:t>
+            </w:r>
+            <w:r>
+              <w:rPr>
+                <w:rFonts w:hint="eastAsia"/>
+                <w:sz w:val="18"/>
+                <w:szCs w:val="18"/>
+              </w:rPr>
+              <w:t xml:space="preserve"> </w:t>
+            </w:r>
+            <w:r>
+              <w:rPr>
+                <w:rFonts w:hint="eastAsia"/>
                 <w:sz w:val="18"/>
                 <w:szCs w:val="18"/>
               </w:rPr>
@@ -7793,73 +7080,43 @@
             </w:r>
             <w:r>
               <w:rPr>
-                <w:sz w:val="18"/>
-                <w:szCs w:val="18"/>
-              </w:rPr>
-              <w:t xml:space="preserve"> </w:t>
-            </w:r>
-            <w:r>
-              <w:rPr>
-                <w:sz w:val="18"/>
-                <w:szCs w:val="18"/>
-              </w:rPr>
-              <w:t>응답</w:t>
-            </w:r>
-            <w:r>
-              <w:rPr>
-                <w:sz w:val="18"/>
-                <w:szCs w:val="18"/>
-              </w:rPr>
-              <w:t xml:space="preserve"> </w:t>
-            </w:r>
-            <w:r>
-              <w:rPr>
-                <w:sz w:val="18"/>
-                <w:szCs w:val="18"/>
-              </w:rPr>
-              <w:t>통계</w:t>
-            </w:r>
-            <w:r>
-              <w:rPr>
-                <w:sz w:val="18"/>
-                <w:szCs w:val="18"/>
-              </w:rPr>
-              <w:t xml:space="preserve"> </w:t>
-            </w:r>
-            <w:r>
-              <w:rPr>
-                <w:sz w:val="18"/>
-                <w:szCs w:val="18"/>
-              </w:rPr>
-              <w:t>조회</w:t>
-            </w:r>
-            <w:r>
-              <w:rPr>
-                <w:sz w:val="18"/>
-                <w:szCs w:val="18"/>
-              </w:rPr>
-              <w:t xml:space="preserve"> </w:t>
-            </w:r>
-            <w:r>
-              <w:rPr>
-                <w:sz w:val="18"/>
-                <w:szCs w:val="18"/>
-              </w:rPr>
-              <w:t>화면을</w:t>
-            </w:r>
-            <w:r>
-              <w:rPr>
-                <w:sz w:val="18"/>
-                <w:szCs w:val="18"/>
-              </w:rPr>
-              <w:t xml:space="preserve"> </w:t>
-            </w:r>
-            <w:r>
-              <w:rPr>
+                <w:rFonts w:hint="eastAsia"/>
+                <w:sz w:val="18"/>
+                <w:szCs w:val="18"/>
+              </w:rPr>
+              <w:t xml:space="preserve"> </w:t>
+            </w:r>
+            <w:r>
+              <w:rPr>
+                <w:rFonts w:hint="eastAsia"/>
+                <w:sz w:val="18"/>
+                <w:szCs w:val="18"/>
+              </w:rPr>
+              <w:t>리스트를</w:t>
+            </w:r>
+            <w:r>
+              <w:rPr>
+                <w:rFonts w:hint="eastAsia"/>
+                <w:sz w:val="18"/>
+                <w:szCs w:val="18"/>
+              </w:rPr>
+              <w:t xml:space="preserve"> </w:t>
+            </w:r>
+            <w:r>
+              <w:rPr>
+                <w:rFonts w:hint="eastAsia"/>
                 <w:sz w:val="18"/>
                 <w:szCs w:val="18"/>
               </w:rPr>
               <w:t>출력한다</w:t>
+            </w:r>
+            <w:r>
+              <w:rPr>
+                <w:rFonts w:hint="eastAsia"/>
+                <w:sz w:val="18"/>
+                <w:szCs w:val="18"/>
+              </w:rPr>
+              <w:t>.</w:t>
             </w:r>
           </w:p>
         </w:tc>
@@ -7872,7 +7129,6 @@
           <w:p>
             <w:pPr>
               <w:rPr>
-                <w:rFonts w:hint="eastAsia"/>
                 <w:sz w:val="18"/>
                 <w:szCs w:val="18"/>
               </w:rPr>
@@ -7890,11 +7146,40 @@
                 <w:sz w:val="18"/>
                 <w:szCs w:val="18"/>
               </w:rPr>
+              <w:t>.</w:t>
+            </w:r>
+            <w:r>
+              <w:rPr>
+                <w:sz w:val="18"/>
+                <w:szCs w:val="18"/>
+              </w:rPr>
+              <w:t>a</w:t>
+            </w:r>
+            <w:r>
+              <w:rPr>
+                <w:rFonts w:hint="eastAsia"/>
+                <w:sz w:val="18"/>
+                <w:szCs w:val="18"/>
+              </w:rPr>
+              <w:t>-</w:t>
+            </w:r>
+            <w:r>
+              <w:rPr>
+                <w:rFonts w:hint="eastAsia"/>
+                <w:sz w:val="18"/>
+                <w:szCs w:val="18"/>
+              </w:rPr>
+              <w:t>1</w:t>
+            </w:r>
+            <w:r>
+              <w:rPr>
+                <w:sz w:val="18"/>
+                <w:szCs w:val="18"/>
+              </w:rPr>
               <w:t xml:space="preserve">. </w:t>
             </w:r>
             <w:r>
               <w:rPr>
-                <w:rFonts w:hint="eastAsia"/>
                 <w:sz w:val="18"/>
                 <w:szCs w:val="18"/>
               </w:rPr>
@@ -7902,143 +7187,97 @@
             </w:r>
             <w:r>
               <w:rPr>
-                <w:rFonts w:hint="eastAsia"/>
-                <w:sz w:val="18"/>
-                <w:szCs w:val="18"/>
-              </w:rPr>
-              <w:t xml:space="preserve"> </w:t>
-            </w:r>
-            <w:r>
-              <w:rPr>
-                <w:rFonts w:hint="eastAsia"/>
-                <w:sz w:val="18"/>
-                <w:szCs w:val="18"/>
-              </w:rPr>
-              <w:t>검색</w:t>
-            </w:r>
-            <w:r>
-              <w:rPr>
-                <w:rFonts w:hint="eastAsia"/>
-                <w:sz w:val="18"/>
-                <w:szCs w:val="18"/>
-              </w:rPr>
-              <w:t xml:space="preserve"> </w:t>
-            </w:r>
-            <w:r>
-              <w:rPr>
-                <w:rFonts w:hint="eastAsia"/>
-                <w:sz w:val="18"/>
-                <w:szCs w:val="18"/>
-              </w:rPr>
-              <w:t>단위를</w:t>
-            </w:r>
-            <w:r>
-              <w:rPr>
-                <w:rFonts w:hint="eastAsia"/>
-                <w:sz w:val="18"/>
-                <w:szCs w:val="18"/>
-              </w:rPr>
-              <w:t xml:space="preserve"> </w:t>
-            </w:r>
-            <w:r>
-              <w:rPr>
-                <w:rFonts w:hint="eastAsia"/>
-                <w:sz w:val="18"/>
-                <w:szCs w:val="18"/>
-              </w:rPr>
-              <w:t>최근</w:t>
-            </w:r>
-            <w:r>
-              <w:rPr>
-                <w:rFonts w:hint="eastAsia"/>
-                <w:sz w:val="18"/>
-                <w:szCs w:val="18"/>
-              </w:rPr>
-              <w:t xml:space="preserve"> 1</w:t>
-            </w:r>
-            <w:r>
-              <w:rPr>
-                <w:rFonts w:hint="eastAsia"/>
-                <w:sz w:val="18"/>
-                <w:szCs w:val="18"/>
-              </w:rPr>
-              <w:t>주일</w:t>
-            </w:r>
-            <w:r>
-              <w:rPr>
-                <w:rFonts w:hint="eastAsia"/>
-                <w:sz w:val="18"/>
-                <w:szCs w:val="18"/>
-              </w:rPr>
-              <w:t>, 1</w:t>
-            </w:r>
-            <w:r>
-              <w:rPr>
-                <w:rFonts w:hint="eastAsia"/>
-                <w:sz w:val="18"/>
-                <w:szCs w:val="18"/>
-              </w:rPr>
-              <w:t>개월</w:t>
-            </w:r>
-            <w:r>
-              <w:rPr>
-                <w:rFonts w:hint="eastAsia"/>
-                <w:sz w:val="18"/>
-                <w:szCs w:val="18"/>
-              </w:rPr>
-              <w:t>, 1</w:t>
-            </w:r>
-            <w:r>
-              <w:rPr>
-                <w:rFonts w:hint="eastAsia"/>
-                <w:sz w:val="18"/>
-                <w:szCs w:val="18"/>
-              </w:rPr>
-              <w:t>년</w:t>
-            </w:r>
-            <w:r>
-              <w:rPr>
-                <w:rFonts w:hint="eastAsia"/>
-                <w:sz w:val="18"/>
-                <w:szCs w:val="18"/>
-              </w:rPr>
-              <w:t xml:space="preserve"> </w:t>
-            </w:r>
-            <w:r>
-              <w:rPr>
-                <w:rFonts w:hint="eastAsia"/>
-                <w:sz w:val="18"/>
-                <w:szCs w:val="18"/>
-              </w:rPr>
-              <w:t>중</w:t>
-            </w:r>
-            <w:r>
-              <w:rPr>
-                <w:rFonts w:hint="eastAsia"/>
-                <w:sz w:val="18"/>
-                <w:szCs w:val="18"/>
-              </w:rPr>
-              <w:t xml:space="preserve"> </w:t>
-            </w:r>
-            <w:r>
-              <w:rPr>
-                <w:rFonts w:hint="eastAsia"/>
-                <w:sz w:val="18"/>
-                <w:szCs w:val="18"/>
-              </w:rPr>
-              <w:t>하나로</w:t>
-            </w:r>
-            <w:r>
-              <w:rPr>
-                <w:rFonts w:hint="eastAsia"/>
-                <w:sz w:val="18"/>
-                <w:szCs w:val="18"/>
-              </w:rPr>
-              <w:t xml:space="preserve"> </w:t>
-            </w:r>
-            <w:r>
-              <w:rPr>
-                <w:rFonts w:hint="eastAsia"/>
+                <w:sz w:val="18"/>
+                <w:szCs w:val="18"/>
+              </w:rPr>
+              <w:t xml:space="preserve"> </w:t>
+            </w:r>
+            <w:r>
+              <w:rPr>
+                <w:sz w:val="18"/>
+                <w:szCs w:val="18"/>
+              </w:rPr>
+              <w:t>상세</w:t>
+            </w:r>
+            <w:r>
+              <w:rPr>
+                <w:sz w:val="18"/>
+                <w:szCs w:val="18"/>
+              </w:rPr>
+              <w:t xml:space="preserve"> </w:t>
+            </w:r>
+            <w:r>
+              <w:rPr>
+                <w:sz w:val="18"/>
+                <w:szCs w:val="18"/>
+              </w:rPr>
+              <w:t>내용을</w:t>
+            </w:r>
+            <w:r>
+              <w:rPr>
+                <w:sz w:val="18"/>
+                <w:szCs w:val="18"/>
+              </w:rPr>
+              <w:t xml:space="preserve"> </w:t>
+            </w:r>
+            <w:r>
+              <w:rPr>
+                <w:sz w:val="18"/>
+                <w:szCs w:val="18"/>
+              </w:rPr>
+              <w:t>확인하고자</w:t>
+            </w:r>
+            <w:r>
+              <w:rPr>
+                <w:sz w:val="18"/>
+                <w:szCs w:val="18"/>
+              </w:rPr>
+              <w:t xml:space="preserve"> </w:t>
+            </w:r>
+            <w:r>
+              <w:rPr>
+                <w:sz w:val="18"/>
+                <w:szCs w:val="18"/>
+              </w:rPr>
+              <w:t>하는</w:t>
+            </w:r>
+            <w:r>
+              <w:rPr>
+                <w:sz w:val="18"/>
+                <w:szCs w:val="18"/>
+              </w:rPr>
+              <w:t xml:space="preserve"> </w:t>
+            </w:r>
+            <w:r>
+              <w:rPr>
+                <w:sz w:val="18"/>
+                <w:szCs w:val="18"/>
+              </w:rPr>
+              <w:t>설문</w:t>
+            </w:r>
+            <w:r>
+              <w:rPr>
+                <w:sz w:val="18"/>
+                <w:szCs w:val="18"/>
+              </w:rPr>
+              <w:t xml:space="preserve"> </w:t>
+            </w:r>
+            <w:r>
+              <w:rPr>
+                <w:sz w:val="18"/>
+                <w:szCs w:val="18"/>
+              </w:rPr>
+              <w:t>항목을</w:t>
+            </w:r>
+            <w:r>
+              <w:rPr>
+                <w:sz w:val="18"/>
+                <w:szCs w:val="18"/>
+              </w:rPr>
+              <w:t xml:space="preserve"> </w:t>
+            </w:r>
+            <w:r>
+              <w:rPr>
                 <w:sz w:val="18"/>
                 <w:szCs w:val="18"/>
               </w:rPr>
@@ -8046,7 +7285,6 @@
             </w:r>
             <w:r>
               <w:rPr>
-                <w:rFonts w:hint="eastAsia"/>
                 <w:sz w:val="18"/>
                 <w:szCs w:val="18"/>
               </w:rPr>
@@ -8076,108 +7314,139 @@
           <w:p>
             <w:pPr>
               <w:rPr>
-                <w:rFonts w:hint="eastAsia"/>
-                <w:sz w:val="18"/>
-                <w:szCs w:val="18"/>
-              </w:rPr>
-            </w:pPr>
-          </w:p>
-        </w:tc>
-        <w:tc>
-          <w:tcPr>
-            <w:tcW w:w="4508" w:type="dxa"/>
-          </w:tcPr>
-          <w:p>
-            <w:pPr>
-              <w:rPr>
-                <w:sz w:val="18"/>
-                <w:szCs w:val="18"/>
-              </w:rPr>
-            </w:pPr>
-            <w:r>
-              <w:rPr>
-                <w:rFonts w:hint="eastAsia"/>
-                <w:sz w:val="18"/>
-                <w:szCs w:val="18"/>
-              </w:rPr>
-              <w:t xml:space="preserve">4. </w:t>
-            </w:r>
-            <w:r>
-              <w:rPr>
-                <w:sz w:val="18"/>
-                <w:szCs w:val="18"/>
-              </w:rPr>
-              <w:t>선택된</w:t>
-            </w:r>
-            <w:r>
-              <w:rPr>
-                <w:sz w:val="18"/>
-                <w:szCs w:val="18"/>
-              </w:rPr>
-              <w:t xml:space="preserve"> </w:t>
-            </w:r>
-            <w:r>
-              <w:rPr>
-                <w:sz w:val="18"/>
-                <w:szCs w:val="18"/>
-              </w:rPr>
-              <w:t>검색</w:t>
-            </w:r>
-            <w:r>
-              <w:rPr>
-                <w:sz w:val="18"/>
-                <w:szCs w:val="18"/>
-              </w:rPr>
-              <w:t xml:space="preserve"> </w:t>
-            </w:r>
-            <w:r>
-              <w:rPr>
-                <w:sz w:val="18"/>
-                <w:szCs w:val="18"/>
-              </w:rPr>
-              <w:t>단위에</w:t>
-            </w:r>
-            <w:r>
-              <w:rPr>
-                <w:sz w:val="18"/>
-                <w:szCs w:val="18"/>
-              </w:rPr>
-              <w:t xml:space="preserve"> </w:t>
-            </w:r>
-            <w:r>
-              <w:rPr>
-                <w:sz w:val="18"/>
-                <w:szCs w:val="18"/>
-              </w:rPr>
-              <w:t>해당하는</w:t>
-            </w:r>
-            <w:r>
-              <w:rPr>
-                <w:sz w:val="18"/>
-                <w:szCs w:val="18"/>
-              </w:rPr>
-              <w:t xml:space="preserve"> </w:t>
-            </w:r>
-            <w:r>
-              <w:rPr>
-                <w:sz w:val="18"/>
-                <w:szCs w:val="18"/>
-              </w:rPr>
-              <w:t>통계</w:t>
-            </w:r>
-            <w:r>
-              <w:rPr>
-                <w:sz w:val="18"/>
-                <w:szCs w:val="18"/>
-              </w:rPr>
-              <w:t xml:space="preserve"> </w:t>
-            </w:r>
-            <w:r>
-              <w:rPr>
-                <w:sz w:val="18"/>
-                <w:szCs w:val="18"/>
-              </w:rPr>
-              <w:t>정보를</w:t>
+                <w:sz w:val="18"/>
+                <w:szCs w:val="18"/>
+              </w:rPr>
+            </w:pPr>
+          </w:p>
+        </w:tc>
+        <w:tc>
+          <w:tcPr>
+            <w:tcW w:w="4508" w:type="dxa"/>
+          </w:tcPr>
+          <w:p>
+            <w:pPr>
+              <w:rPr>
+                <w:sz w:val="18"/>
+                <w:szCs w:val="18"/>
+              </w:rPr>
+            </w:pPr>
+            <w:r>
+              <w:rPr>
+                <w:rFonts w:hint="eastAsia"/>
+                <w:sz w:val="18"/>
+                <w:szCs w:val="18"/>
+              </w:rPr>
+              <w:t>3</w:t>
+            </w:r>
+            <w:r>
+              <w:rPr>
+                <w:rFonts w:hint="eastAsia"/>
+                <w:sz w:val="18"/>
+                <w:szCs w:val="18"/>
+              </w:rPr>
+              <w:t>.</w:t>
+            </w:r>
+            <w:r>
+              <w:rPr>
+                <w:rFonts w:hint="eastAsia"/>
+                <w:sz w:val="18"/>
+                <w:szCs w:val="18"/>
+              </w:rPr>
+              <w:t>a</w:t>
+            </w:r>
+            <w:r>
+              <w:rPr>
+                <w:rFonts w:hint="eastAsia"/>
+                <w:sz w:val="18"/>
+                <w:szCs w:val="18"/>
+              </w:rPr>
+              <w:t>-</w:t>
+            </w:r>
+            <w:r>
+              <w:rPr>
+                <w:rFonts w:hint="eastAsia"/>
+                <w:sz w:val="18"/>
+                <w:szCs w:val="18"/>
+              </w:rPr>
+              <w:t xml:space="preserve">2. </w:t>
+            </w:r>
+            <w:r>
+              <w:rPr>
+                <w:sz w:val="18"/>
+                <w:szCs w:val="18"/>
+              </w:rPr>
+              <w:t>선택한</w:t>
+            </w:r>
+            <w:r>
+              <w:rPr>
+                <w:sz w:val="18"/>
+                <w:szCs w:val="18"/>
+              </w:rPr>
+              <w:t xml:space="preserve"> </w:t>
+            </w:r>
+            <w:r>
+              <w:rPr>
+                <w:sz w:val="18"/>
+                <w:szCs w:val="18"/>
+              </w:rPr>
+              <w:t>설문의</w:t>
+            </w:r>
+            <w:r>
+              <w:rPr>
+                <w:sz w:val="18"/>
+                <w:szCs w:val="18"/>
+              </w:rPr>
+              <w:t xml:space="preserve"> </w:t>
+            </w:r>
+            <w:r>
+              <w:rPr>
+                <w:sz w:val="18"/>
+                <w:szCs w:val="18"/>
+              </w:rPr>
+              <w:t>상세</w:t>
+            </w:r>
+            <w:r>
+              <w:rPr>
+                <w:sz w:val="18"/>
+                <w:szCs w:val="18"/>
+              </w:rPr>
+              <w:t xml:space="preserve"> </w:t>
+            </w:r>
+            <w:r>
+              <w:rPr>
+                <w:sz w:val="18"/>
+                <w:szCs w:val="18"/>
+              </w:rPr>
+              <w:t>내용을</w:t>
+            </w:r>
+            <w:r>
+              <w:rPr>
+                <w:sz w:val="18"/>
+                <w:szCs w:val="18"/>
+              </w:rPr>
+              <w:t xml:space="preserve"> </w:t>
+            </w:r>
+            <w:r>
+              <w:rPr>
+                <w:sz w:val="18"/>
+                <w:szCs w:val="18"/>
+              </w:rPr>
+              <w:t>팝업</w:t>
+            </w:r>
+            <w:r>
+              <w:rPr>
+                <w:sz w:val="18"/>
+                <w:szCs w:val="18"/>
+              </w:rPr>
+              <w:t xml:space="preserve"> </w:t>
+            </w:r>
+            <w:r>
+              <w:rPr>
+                <w:sz w:val="18"/>
+                <w:szCs w:val="18"/>
+              </w:rPr>
+              <w:t>창으로</w:t>
             </w:r>
             <w:r>
               <w:rPr>
@@ -8192,174 +7461,6 @@
                 <w:szCs w:val="18"/>
               </w:rPr>
               <w:t>출력한다</w:t>
-            </w:r>
-            <w:r>
-              <w:rPr>
-                <w:sz w:val="18"/>
-                <w:szCs w:val="18"/>
-              </w:rPr>
-              <w:t xml:space="preserve">. </w:t>
-            </w:r>
-            <w:r>
-              <w:rPr>
-                <w:sz w:val="18"/>
-                <w:szCs w:val="18"/>
-              </w:rPr>
-              <w:t>통계</w:t>
-            </w:r>
-            <w:r>
-              <w:rPr>
-                <w:sz w:val="18"/>
-                <w:szCs w:val="18"/>
-              </w:rPr>
-              <w:t xml:space="preserve"> </w:t>
-            </w:r>
-            <w:r>
-              <w:rPr>
-                <w:sz w:val="18"/>
-                <w:szCs w:val="18"/>
-              </w:rPr>
-              <w:t>정보에는</w:t>
-            </w:r>
-            <w:r>
-              <w:rPr>
-                <w:sz w:val="18"/>
-                <w:szCs w:val="18"/>
-              </w:rPr>
-              <w:t xml:space="preserve"> </w:t>
-            </w:r>
-            <w:r>
-              <w:rPr>
-                <w:sz w:val="18"/>
-                <w:szCs w:val="18"/>
-              </w:rPr>
-              <w:t>전체</w:t>
-            </w:r>
-            <w:r>
-              <w:rPr>
-                <w:sz w:val="18"/>
-                <w:szCs w:val="18"/>
-              </w:rPr>
-              <w:t xml:space="preserve"> </w:t>
-            </w:r>
-            <w:r>
-              <w:rPr>
-                <w:sz w:val="18"/>
-                <w:szCs w:val="18"/>
-              </w:rPr>
-              <w:t>설문</w:t>
-            </w:r>
-            <w:r>
-              <w:rPr>
-                <w:sz w:val="18"/>
-                <w:szCs w:val="18"/>
-              </w:rPr>
-              <w:t xml:space="preserve"> </w:t>
-            </w:r>
-            <w:r>
-              <w:rPr>
-                <w:sz w:val="18"/>
-                <w:szCs w:val="18"/>
-              </w:rPr>
-              <w:t>수</w:t>
-            </w:r>
-            <w:r>
-              <w:rPr>
-                <w:sz w:val="18"/>
-                <w:szCs w:val="18"/>
-              </w:rPr>
-              <w:t xml:space="preserve">, </w:t>
-            </w:r>
-            <w:r>
-              <w:rPr>
-                <w:sz w:val="18"/>
-                <w:szCs w:val="18"/>
-              </w:rPr>
-              <w:t>종료된</w:t>
-            </w:r>
-            <w:r>
-              <w:rPr>
-                <w:sz w:val="18"/>
-                <w:szCs w:val="18"/>
-              </w:rPr>
-              <w:t xml:space="preserve"> </w:t>
-            </w:r>
-            <w:r>
-              <w:rPr>
-                <w:sz w:val="18"/>
-                <w:szCs w:val="18"/>
-              </w:rPr>
-              <w:t>설문</w:t>
-            </w:r>
-            <w:r>
-              <w:rPr>
-                <w:sz w:val="18"/>
-                <w:szCs w:val="18"/>
-              </w:rPr>
-              <w:t xml:space="preserve"> </w:t>
-            </w:r>
-            <w:r>
-              <w:rPr>
-                <w:sz w:val="18"/>
-                <w:szCs w:val="18"/>
-              </w:rPr>
-              <w:t>수</w:t>
-            </w:r>
-            <w:r>
-              <w:rPr>
-                <w:sz w:val="18"/>
-                <w:szCs w:val="18"/>
-              </w:rPr>
-              <w:t xml:space="preserve">, </w:t>
-            </w:r>
-            <w:r>
-              <w:rPr>
-                <w:sz w:val="18"/>
-                <w:szCs w:val="18"/>
-              </w:rPr>
-              <w:t>총</w:t>
-            </w:r>
-            <w:r>
-              <w:rPr>
-                <w:sz w:val="18"/>
-                <w:szCs w:val="18"/>
-              </w:rPr>
-              <w:t xml:space="preserve"> </w:t>
-            </w:r>
-            <w:r>
-              <w:rPr>
-                <w:sz w:val="18"/>
-                <w:szCs w:val="18"/>
-              </w:rPr>
-              <w:t>응답</w:t>
-            </w:r>
-            <w:r>
-              <w:rPr>
-                <w:sz w:val="18"/>
-                <w:szCs w:val="18"/>
-              </w:rPr>
-              <w:t xml:space="preserve"> </w:t>
-            </w:r>
-            <w:r>
-              <w:rPr>
-                <w:sz w:val="18"/>
-                <w:szCs w:val="18"/>
-              </w:rPr>
-              <w:t>수가</w:t>
-            </w:r>
-            <w:r>
-              <w:rPr>
-                <w:sz w:val="18"/>
-                <w:szCs w:val="18"/>
-              </w:rPr>
-              <w:t xml:space="preserve"> </w:t>
-            </w:r>
-            <w:r>
-              <w:rPr>
-                <w:sz w:val="18"/>
-                <w:szCs w:val="18"/>
-              </w:rPr>
-              <w:t>포함된다</w:t>
             </w:r>
             <w:r>
               <w:rPr>
@@ -8372,13 +7473,1696 @@
         </w:tc>
       </w:tr>
     </w:tbl>
+    <w:p/>
     <w:p>
-      <w:pPr>
-        <w:rPr>
-          <w:rFonts w:hint="eastAsia"/>
-        </w:rPr>
-      </w:pPr>
+      <w:r>
+        <w:rPr>
+          <w:rFonts w:hint="eastAsia"/>
+        </w:rPr>
+        <w:t xml:space="preserve">Extension: </w:t>
+      </w:r>
+      <w:r>
+        <w:rPr>
+          <w:rFonts w:hint="eastAsia"/>
+        </w:rPr>
+        <w:t>3</w:t>
+      </w:r>
+      <w:r>
+        <w:rPr>
+          <w:rFonts w:hint="eastAsia"/>
+        </w:rPr>
+        <w:t>.</w:t>
+      </w:r>
+      <w:r>
+        <w:rPr>
+          <w:rFonts w:hint="eastAsia"/>
+        </w:rPr>
+        <w:t>b</w:t>
+      </w:r>
+      <w:r>
+        <w:rPr>
+          <w:rFonts w:hint="eastAsia"/>
+        </w:rPr>
+        <w:t xml:space="preserve"> </w:t>
+      </w:r>
+      <w:r>
+        <w:rPr>
+          <w:rFonts w:hint="eastAsia"/>
+        </w:rPr>
+        <w:t>설문</w:t>
+      </w:r>
+      <w:r>
+        <w:rPr>
+          <w:rFonts w:hint="eastAsia"/>
+        </w:rPr>
+        <w:t xml:space="preserve"> </w:t>
+      </w:r>
+      <w:r>
+        <w:rPr>
+          <w:rFonts w:hint="eastAsia"/>
+        </w:rPr>
+        <w:t>삭제</w:t>
+      </w:r>
     </w:p>
+    <w:tbl>
+      <w:tblPr>
+        <w:tblStyle w:val="ac"/>
+        <w:tblW w:w="0" w:type="auto"/>
+        <w:tblLook w:val="04A0" w:firstRow="1" w:lastRow="0" w:firstColumn="1" w:lastColumn="0" w:noHBand="0" w:noVBand="1"/>
+      </w:tblPr>
+      <w:tblGrid>
+        <w:gridCol w:w="4508"/>
+        <w:gridCol w:w="4508"/>
+      </w:tblGrid>
+      <w:tr>
+        <w:tc>
+          <w:tcPr>
+            <w:tcW w:w="4508" w:type="dxa"/>
+          </w:tcPr>
+          <w:p>
+            <w:pPr>
+              <w:jc w:val="center"/>
+            </w:pPr>
+            <w:r>
+              <w:rPr>
+                <w:rFonts w:hint="eastAsia"/>
+              </w:rPr>
+              <w:t>Actor action</w:t>
+            </w:r>
+          </w:p>
+        </w:tc>
+        <w:tc>
+          <w:tcPr>
+            <w:tcW w:w="4508" w:type="dxa"/>
+          </w:tcPr>
+          <w:p>
+            <w:pPr>
+              <w:jc w:val="center"/>
+            </w:pPr>
+            <w:r>
+              <w:rPr>
+                <w:rFonts w:hint="eastAsia"/>
+              </w:rPr>
+              <w:t xml:space="preserve">System </w:t>
+            </w:r>
+            <w:r>
+              <w:t>response</w:t>
+            </w:r>
+          </w:p>
+        </w:tc>
+      </w:tr>
+      <w:tr>
+        <w:tc>
+          <w:tcPr>
+            <w:tcW w:w="4508" w:type="dxa"/>
+          </w:tcPr>
+          <w:p>
+            <w:pPr>
+              <w:tabs>
+                <w:tab w:val="left" w:pos="24"/>
+              </w:tabs>
+              <w:rPr>
+                <w:sz w:val="18"/>
+                <w:szCs w:val="18"/>
+              </w:rPr>
+            </w:pPr>
+            <w:r>
+              <w:rPr>
+                <w:rFonts w:hint="eastAsia"/>
+                <w:sz w:val="18"/>
+                <w:szCs w:val="18"/>
+              </w:rPr>
+              <w:t xml:space="preserve">1. </w:t>
+            </w:r>
+            <w:r>
+              <w:rPr>
+                <w:sz w:val="18"/>
+                <w:szCs w:val="18"/>
+              </w:rPr>
+              <w:t>관리자가</w:t>
+            </w:r>
+            <w:r>
+              <w:rPr>
+                <w:sz w:val="18"/>
+                <w:szCs w:val="18"/>
+              </w:rPr>
+              <w:t xml:space="preserve"> </w:t>
+            </w:r>
+            <w:r>
+              <w:rPr>
+                <w:sz w:val="18"/>
+                <w:szCs w:val="18"/>
+              </w:rPr>
+              <w:t>삭제하고자</w:t>
+            </w:r>
+            <w:r>
+              <w:rPr>
+                <w:sz w:val="18"/>
+                <w:szCs w:val="18"/>
+              </w:rPr>
+              <w:t xml:space="preserve"> </w:t>
+            </w:r>
+            <w:r>
+              <w:rPr>
+                <w:sz w:val="18"/>
+                <w:szCs w:val="18"/>
+              </w:rPr>
+              <w:t>하는</w:t>
+            </w:r>
+            <w:r>
+              <w:rPr>
+                <w:sz w:val="18"/>
+                <w:szCs w:val="18"/>
+              </w:rPr>
+              <w:t xml:space="preserve"> </w:t>
+            </w:r>
+            <w:r>
+              <w:rPr>
+                <w:sz w:val="18"/>
+                <w:szCs w:val="18"/>
+              </w:rPr>
+              <w:t>설문</w:t>
+            </w:r>
+            <w:r>
+              <w:rPr>
+                <w:sz w:val="18"/>
+                <w:szCs w:val="18"/>
+              </w:rPr>
+              <w:t xml:space="preserve"> </w:t>
+            </w:r>
+            <w:r>
+              <w:rPr>
+                <w:sz w:val="18"/>
+                <w:szCs w:val="18"/>
+              </w:rPr>
+              <w:t>항목의</w:t>
+            </w:r>
+            <w:r>
+              <w:rPr>
+                <w:sz w:val="18"/>
+                <w:szCs w:val="18"/>
+              </w:rPr>
+              <w:t xml:space="preserve"> </w:t>
+            </w:r>
+            <w:r>
+              <w:rPr>
+                <w:sz w:val="18"/>
+                <w:szCs w:val="18"/>
+              </w:rPr>
+              <w:t>삭제</w:t>
+            </w:r>
+            <w:r>
+              <w:rPr>
+                <w:sz w:val="18"/>
+                <w:szCs w:val="18"/>
+              </w:rPr>
+              <w:t xml:space="preserve"> </w:t>
+            </w:r>
+            <w:r>
+              <w:rPr>
+                <w:sz w:val="18"/>
+                <w:szCs w:val="18"/>
+              </w:rPr>
+              <w:t>버튼을</w:t>
+            </w:r>
+            <w:r>
+              <w:rPr>
+                <w:sz w:val="18"/>
+                <w:szCs w:val="18"/>
+              </w:rPr>
+              <w:t xml:space="preserve"> </w:t>
+            </w:r>
+            <w:r>
+              <w:rPr>
+                <w:sz w:val="18"/>
+                <w:szCs w:val="18"/>
+              </w:rPr>
+              <w:t>클릭한다</w:t>
+            </w:r>
+            <w:r>
+              <w:rPr>
+                <w:sz w:val="18"/>
+                <w:szCs w:val="18"/>
+              </w:rPr>
+              <w:t>.</w:t>
+            </w:r>
+          </w:p>
+        </w:tc>
+        <w:tc>
+          <w:tcPr>
+            <w:tcW w:w="4508" w:type="dxa"/>
+          </w:tcPr>
+          <w:p>
+            <w:pPr>
+              <w:rPr>
+                <w:sz w:val="18"/>
+                <w:szCs w:val="18"/>
+              </w:rPr>
+            </w:pPr>
+          </w:p>
+        </w:tc>
+      </w:tr>
+      <w:tr>
+        <w:tc>
+          <w:tcPr>
+            <w:tcW w:w="4508" w:type="dxa"/>
+          </w:tcPr>
+          <w:p>
+            <w:pPr>
+              <w:rPr>
+                <w:sz w:val="18"/>
+                <w:szCs w:val="18"/>
+              </w:rPr>
+            </w:pPr>
+          </w:p>
+        </w:tc>
+        <w:tc>
+          <w:tcPr>
+            <w:tcW w:w="4508" w:type="dxa"/>
+          </w:tcPr>
+          <w:p>
+            <w:pPr>
+              <w:rPr>
+                <w:sz w:val="18"/>
+                <w:szCs w:val="18"/>
+              </w:rPr>
+            </w:pPr>
+            <w:r>
+              <w:rPr>
+                <w:rFonts w:hint="eastAsia"/>
+                <w:sz w:val="18"/>
+                <w:szCs w:val="18"/>
+              </w:rPr>
+              <w:t xml:space="preserve">2. </w:t>
+            </w:r>
+            <w:r>
+              <w:rPr>
+                <w:sz w:val="18"/>
+                <w:szCs w:val="18"/>
+              </w:rPr>
+              <w:t>설문</w:t>
+            </w:r>
+            <w:r>
+              <w:rPr>
+                <w:sz w:val="18"/>
+                <w:szCs w:val="18"/>
+              </w:rPr>
+              <w:t xml:space="preserve"> </w:t>
+            </w:r>
+            <w:r>
+              <w:rPr>
+                <w:sz w:val="18"/>
+                <w:szCs w:val="18"/>
+              </w:rPr>
+              <w:t>삭제</w:t>
+            </w:r>
+            <w:r>
+              <w:rPr>
+                <w:sz w:val="18"/>
+                <w:szCs w:val="18"/>
+              </w:rPr>
+              <w:t xml:space="preserve"> </w:t>
+            </w:r>
+            <w:r>
+              <w:rPr>
+                <w:sz w:val="18"/>
+                <w:szCs w:val="18"/>
+              </w:rPr>
+              <w:t>여부를</w:t>
+            </w:r>
+            <w:r>
+              <w:rPr>
+                <w:sz w:val="18"/>
+                <w:szCs w:val="18"/>
+              </w:rPr>
+              <w:t xml:space="preserve"> </w:t>
+            </w:r>
+            <w:r>
+              <w:rPr>
+                <w:sz w:val="18"/>
+                <w:szCs w:val="18"/>
+              </w:rPr>
+              <w:t>확인하는</w:t>
+            </w:r>
+            <w:r>
+              <w:rPr>
+                <w:sz w:val="18"/>
+                <w:szCs w:val="18"/>
+              </w:rPr>
+              <w:t xml:space="preserve"> </w:t>
+            </w:r>
+            <w:r>
+              <w:rPr>
+                <w:sz w:val="18"/>
+                <w:szCs w:val="18"/>
+              </w:rPr>
+              <w:t>팝업</w:t>
+            </w:r>
+            <w:r>
+              <w:rPr>
+                <w:sz w:val="18"/>
+                <w:szCs w:val="18"/>
+              </w:rPr>
+              <w:t xml:space="preserve"> </w:t>
+            </w:r>
+            <w:r>
+              <w:rPr>
+                <w:sz w:val="18"/>
+                <w:szCs w:val="18"/>
+              </w:rPr>
+              <w:t>창을</w:t>
+            </w:r>
+            <w:r>
+              <w:rPr>
+                <w:sz w:val="18"/>
+                <w:szCs w:val="18"/>
+              </w:rPr>
+              <w:t xml:space="preserve"> </w:t>
+            </w:r>
+            <w:r>
+              <w:rPr>
+                <w:sz w:val="18"/>
+                <w:szCs w:val="18"/>
+              </w:rPr>
+              <w:t>출력한다</w:t>
+            </w:r>
+            <w:r>
+              <w:rPr>
+                <w:sz w:val="18"/>
+                <w:szCs w:val="18"/>
+              </w:rPr>
+              <w:t>.</w:t>
+            </w:r>
+          </w:p>
+        </w:tc>
+      </w:tr>
+      <w:tr>
+        <w:tc>
+          <w:tcPr>
+            <w:tcW w:w="4508" w:type="dxa"/>
+          </w:tcPr>
+          <w:p>
+            <w:pPr>
+              <w:rPr>
+                <w:sz w:val="18"/>
+                <w:szCs w:val="18"/>
+              </w:rPr>
+            </w:pPr>
+            <w:r>
+              <w:rPr>
+                <w:rFonts w:hint="eastAsia"/>
+                <w:sz w:val="18"/>
+                <w:szCs w:val="18"/>
+              </w:rPr>
+              <w:t>3</w:t>
+            </w:r>
+            <w:r>
+              <w:rPr>
+                <w:rFonts w:hint="eastAsia"/>
+                <w:sz w:val="18"/>
+                <w:szCs w:val="18"/>
+              </w:rPr>
+              <w:t xml:space="preserve">.a-1. </w:t>
+            </w:r>
+            <w:r>
+              <w:rPr>
+                <w:sz w:val="18"/>
+                <w:szCs w:val="18"/>
+              </w:rPr>
+              <w:t>“</w:t>
+            </w:r>
+            <w:r>
+              <w:rPr>
+                <w:rFonts w:hint="eastAsia"/>
+                <w:sz w:val="18"/>
+                <w:szCs w:val="18"/>
+              </w:rPr>
+              <w:t>삭제</w:t>
+            </w:r>
+            <w:r>
+              <w:rPr>
+                <w:sz w:val="18"/>
+                <w:szCs w:val="18"/>
+              </w:rPr>
+              <w:t>”</w:t>
+            </w:r>
+            <w:r>
+              <w:rPr>
+                <w:rFonts w:hint="eastAsia"/>
+                <w:sz w:val="18"/>
+                <w:szCs w:val="18"/>
+              </w:rPr>
+              <w:t xml:space="preserve"> </w:t>
+            </w:r>
+            <w:r>
+              <w:rPr>
+                <w:rFonts w:hint="eastAsia"/>
+                <w:sz w:val="18"/>
+                <w:szCs w:val="18"/>
+              </w:rPr>
+              <w:t>버튼을</w:t>
+            </w:r>
+            <w:r>
+              <w:rPr>
+                <w:rFonts w:hint="eastAsia"/>
+                <w:sz w:val="18"/>
+                <w:szCs w:val="18"/>
+              </w:rPr>
+              <w:t xml:space="preserve"> </w:t>
+            </w:r>
+            <w:r>
+              <w:rPr>
+                <w:rFonts w:hint="eastAsia"/>
+                <w:sz w:val="18"/>
+                <w:szCs w:val="18"/>
+              </w:rPr>
+              <w:t>누른다</w:t>
+            </w:r>
+            <w:r>
+              <w:rPr>
+                <w:rFonts w:hint="eastAsia"/>
+                <w:sz w:val="18"/>
+                <w:szCs w:val="18"/>
+              </w:rPr>
+              <w:t>.</w:t>
+            </w:r>
+          </w:p>
+        </w:tc>
+        <w:tc>
+          <w:tcPr>
+            <w:tcW w:w="4508" w:type="dxa"/>
+          </w:tcPr>
+          <w:p>
+            <w:pPr>
+              <w:rPr>
+                <w:sz w:val="18"/>
+                <w:szCs w:val="18"/>
+              </w:rPr>
+            </w:pPr>
+          </w:p>
+        </w:tc>
+      </w:tr>
+      <w:tr>
+        <w:tc>
+          <w:tcPr>
+            <w:tcW w:w="4508" w:type="dxa"/>
+          </w:tcPr>
+          <w:p>
+            <w:pPr>
+              <w:rPr>
+                <w:sz w:val="18"/>
+                <w:szCs w:val="18"/>
+              </w:rPr>
+            </w:pPr>
+            <w:r>
+              <w:rPr>
+                <w:rFonts w:hint="eastAsia"/>
+                <w:sz w:val="18"/>
+                <w:szCs w:val="18"/>
+              </w:rPr>
+              <w:t>3.b-</w:t>
+            </w:r>
+            <w:r>
+              <w:rPr>
+                <w:rFonts w:hint="eastAsia"/>
+                <w:sz w:val="18"/>
+                <w:szCs w:val="18"/>
+              </w:rPr>
+              <w:t>1</w:t>
+            </w:r>
+            <w:r>
+              <w:rPr>
+                <w:rFonts w:hint="eastAsia"/>
+                <w:sz w:val="18"/>
+                <w:szCs w:val="18"/>
+              </w:rPr>
+              <w:t xml:space="preserve">. </w:t>
+            </w:r>
+            <w:r>
+              <w:rPr>
+                <w:sz w:val="18"/>
+                <w:szCs w:val="18"/>
+              </w:rPr>
+              <w:t>“</w:t>
+            </w:r>
+            <w:r>
+              <w:rPr>
+                <w:rFonts w:hint="eastAsia"/>
+                <w:sz w:val="18"/>
+                <w:szCs w:val="18"/>
+              </w:rPr>
+              <w:t>취소</w:t>
+            </w:r>
+            <w:r>
+              <w:rPr>
+                <w:sz w:val="18"/>
+                <w:szCs w:val="18"/>
+              </w:rPr>
+              <w:t>”</w:t>
+            </w:r>
+            <w:r>
+              <w:rPr>
+                <w:rFonts w:hint="eastAsia"/>
+                <w:sz w:val="18"/>
+                <w:szCs w:val="18"/>
+              </w:rPr>
+              <w:t xml:space="preserve"> </w:t>
+            </w:r>
+            <w:r>
+              <w:rPr>
+                <w:rFonts w:hint="eastAsia"/>
+                <w:sz w:val="18"/>
+                <w:szCs w:val="18"/>
+              </w:rPr>
+              <w:t>버튼을</w:t>
+            </w:r>
+            <w:r>
+              <w:rPr>
+                <w:rFonts w:hint="eastAsia"/>
+                <w:sz w:val="18"/>
+                <w:szCs w:val="18"/>
+              </w:rPr>
+              <w:t xml:space="preserve"> </w:t>
+            </w:r>
+            <w:r>
+              <w:rPr>
+                <w:rFonts w:hint="eastAsia"/>
+                <w:sz w:val="18"/>
+                <w:szCs w:val="18"/>
+              </w:rPr>
+              <w:t>누른다</w:t>
+            </w:r>
+            <w:r>
+              <w:rPr>
+                <w:rFonts w:hint="eastAsia"/>
+                <w:sz w:val="18"/>
+                <w:szCs w:val="18"/>
+              </w:rPr>
+              <w:t>.</w:t>
+            </w:r>
+          </w:p>
+        </w:tc>
+        <w:tc>
+          <w:tcPr>
+            <w:tcW w:w="4508" w:type="dxa"/>
+          </w:tcPr>
+          <w:p>
+            <w:pPr>
+              <w:rPr>
+                <w:sz w:val="18"/>
+                <w:szCs w:val="18"/>
+              </w:rPr>
+            </w:pPr>
+          </w:p>
+        </w:tc>
+      </w:tr>
+      <w:tr>
+        <w:tc>
+          <w:tcPr>
+            <w:tcW w:w="4508" w:type="dxa"/>
+          </w:tcPr>
+          <w:p>
+            <w:pPr>
+              <w:rPr>
+                <w:sz w:val="18"/>
+                <w:szCs w:val="18"/>
+              </w:rPr>
+            </w:pPr>
+          </w:p>
+        </w:tc>
+        <w:tc>
+          <w:tcPr>
+            <w:tcW w:w="4508" w:type="dxa"/>
+          </w:tcPr>
+          <w:p>
+            <w:pPr>
+              <w:rPr>
+                <w:sz w:val="18"/>
+                <w:szCs w:val="18"/>
+              </w:rPr>
+            </w:pPr>
+            <w:r>
+              <w:rPr>
+                <w:rFonts w:hint="eastAsia"/>
+                <w:sz w:val="18"/>
+                <w:szCs w:val="18"/>
+              </w:rPr>
+              <w:t>3</w:t>
+            </w:r>
+            <w:r>
+              <w:rPr>
+                <w:rFonts w:hint="eastAsia"/>
+                <w:sz w:val="18"/>
+                <w:szCs w:val="18"/>
+              </w:rPr>
+              <w:t>.</w:t>
+            </w:r>
+            <w:r>
+              <w:rPr>
+                <w:rFonts w:hint="eastAsia"/>
+                <w:sz w:val="18"/>
+                <w:szCs w:val="18"/>
+              </w:rPr>
+              <w:t xml:space="preserve">a-2. </w:t>
+            </w:r>
+            <w:r>
+              <w:rPr>
+                <w:rFonts w:hint="eastAsia"/>
+                <w:sz w:val="18"/>
+                <w:szCs w:val="18"/>
+              </w:rPr>
+              <w:t>해당</w:t>
+            </w:r>
+            <w:r>
+              <w:rPr>
+                <w:rFonts w:hint="eastAsia"/>
+                <w:sz w:val="18"/>
+                <w:szCs w:val="18"/>
+              </w:rPr>
+              <w:t xml:space="preserve"> </w:t>
+            </w:r>
+            <w:r>
+              <w:rPr>
+                <w:rFonts w:hint="eastAsia"/>
+                <w:sz w:val="18"/>
+                <w:szCs w:val="18"/>
+              </w:rPr>
+              <w:t>설문을</w:t>
+            </w:r>
+            <w:r>
+              <w:rPr>
+                <w:rFonts w:hint="eastAsia"/>
+                <w:sz w:val="18"/>
+                <w:szCs w:val="18"/>
+              </w:rPr>
+              <w:t xml:space="preserve"> </w:t>
+            </w:r>
+            <w:r>
+              <w:rPr>
+                <w:rFonts w:hint="eastAsia"/>
+                <w:sz w:val="18"/>
+                <w:szCs w:val="18"/>
+              </w:rPr>
+              <w:t>삭제한</w:t>
+            </w:r>
+            <w:r>
+              <w:rPr>
+                <w:rFonts w:hint="eastAsia"/>
+                <w:sz w:val="18"/>
+                <w:szCs w:val="18"/>
+              </w:rPr>
+              <w:t xml:space="preserve"> </w:t>
+            </w:r>
+            <w:r>
+              <w:rPr>
+                <w:rFonts w:hint="eastAsia"/>
+                <w:sz w:val="18"/>
+                <w:szCs w:val="18"/>
+              </w:rPr>
+              <w:t>리스트를</w:t>
+            </w:r>
+            <w:r>
+              <w:rPr>
+                <w:rFonts w:hint="eastAsia"/>
+                <w:sz w:val="18"/>
+                <w:szCs w:val="18"/>
+              </w:rPr>
+              <w:t xml:space="preserve"> </w:t>
+            </w:r>
+            <w:r>
+              <w:rPr>
+                <w:rFonts w:hint="eastAsia"/>
+                <w:sz w:val="18"/>
+                <w:szCs w:val="18"/>
+              </w:rPr>
+              <w:t>출력한다</w:t>
+            </w:r>
+            <w:r>
+              <w:rPr>
+                <w:rFonts w:hint="eastAsia"/>
+                <w:sz w:val="18"/>
+                <w:szCs w:val="18"/>
+              </w:rPr>
+              <w:t>.</w:t>
+            </w:r>
+          </w:p>
+        </w:tc>
+      </w:tr>
+      <w:tr>
+        <w:tc>
+          <w:tcPr>
+            <w:tcW w:w="4508" w:type="dxa"/>
+          </w:tcPr>
+          <w:p>
+            <w:pPr>
+              <w:rPr>
+                <w:sz w:val="18"/>
+                <w:szCs w:val="18"/>
+              </w:rPr>
+            </w:pPr>
+          </w:p>
+        </w:tc>
+        <w:tc>
+          <w:tcPr>
+            <w:tcW w:w="4508" w:type="dxa"/>
+          </w:tcPr>
+          <w:p>
+            <w:pPr>
+              <w:rPr>
+                <w:sz w:val="18"/>
+                <w:szCs w:val="18"/>
+              </w:rPr>
+            </w:pPr>
+            <w:r>
+              <w:rPr>
+                <w:rFonts w:hint="eastAsia"/>
+                <w:sz w:val="18"/>
+                <w:szCs w:val="18"/>
+              </w:rPr>
+              <w:t>3</w:t>
+            </w:r>
+            <w:r>
+              <w:rPr>
+                <w:rFonts w:hint="eastAsia"/>
+                <w:sz w:val="18"/>
+                <w:szCs w:val="18"/>
+              </w:rPr>
+              <w:t>.</w:t>
+            </w:r>
+            <w:r>
+              <w:rPr>
+                <w:rFonts w:hint="eastAsia"/>
+                <w:sz w:val="18"/>
+                <w:szCs w:val="18"/>
+              </w:rPr>
+              <w:t xml:space="preserve">b-2. </w:t>
+            </w:r>
+            <w:r>
+              <w:rPr>
+                <w:rFonts w:hint="eastAsia"/>
+                <w:sz w:val="18"/>
+                <w:szCs w:val="18"/>
+              </w:rPr>
+              <w:t>팝업</w:t>
+            </w:r>
+            <w:r>
+              <w:rPr>
+                <w:rFonts w:hint="eastAsia"/>
+                <w:sz w:val="18"/>
+                <w:szCs w:val="18"/>
+              </w:rPr>
+              <w:t xml:space="preserve"> </w:t>
+            </w:r>
+            <w:r>
+              <w:rPr>
+                <w:rFonts w:hint="eastAsia"/>
+                <w:sz w:val="18"/>
+                <w:szCs w:val="18"/>
+              </w:rPr>
+              <w:t>창을</w:t>
+            </w:r>
+            <w:r>
+              <w:rPr>
+                <w:rFonts w:hint="eastAsia"/>
+                <w:sz w:val="18"/>
+                <w:szCs w:val="18"/>
+              </w:rPr>
+              <w:t xml:space="preserve"> </w:t>
+            </w:r>
+            <w:r>
+              <w:rPr>
+                <w:rFonts w:hint="eastAsia"/>
+                <w:sz w:val="18"/>
+                <w:szCs w:val="18"/>
+              </w:rPr>
+              <w:t>닫는다</w:t>
+            </w:r>
+            <w:r>
+              <w:rPr>
+                <w:rFonts w:hint="eastAsia"/>
+                <w:sz w:val="18"/>
+                <w:szCs w:val="18"/>
+              </w:rPr>
+              <w:t>.</w:t>
+            </w:r>
+          </w:p>
+        </w:tc>
+      </w:tr>
+    </w:tbl>
+    <w:p/>
+    <w:p>
+      <w:r>
+        <w:rPr>
+          <w:rFonts w:hint="eastAsia"/>
+        </w:rPr>
+        <w:t xml:space="preserve">&gt; </w:t>
+      </w:r>
+      <w:r>
+        <w:rPr>
+          <w:rFonts w:hint="eastAsia"/>
+        </w:rPr>
+        <w:t>관리자</w:t>
+      </w:r>
+      <w:r>
+        <w:rPr>
+          <w:rFonts w:hint="eastAsia"/>
+        </w:rPr>
+        <w:t xml:space="preserve"> </w:t>
+      </w:r>
+      <w:r>
+        <w:t>–</w:t>
+      </w:r>
+      <w:r>
+        <w:rPr>
+          <w:rFonts w:hint="eastAsia"/>
+        </w:rPr>
+        <w:t xml:space="preserve"> </w:t>
+      </w:r>
+      <w:r>
+        <w:rPr>
+          <w:rFonts w:hint="eastAsia"/>
+        </w:rPr>
+        <w:t>설문</w:t>
+      </w:r>
+      <w:r>
+        <w:rPr>
+          <w:rFonts w:hint="eastAsia"/>
+        </w:rPr>
+        <w:t xml:space="preserve"> </w:t>
+      </w:r>
+      <w:r>
+        <w:rPr>
+          <w:rFonts w:hint="eastAsia"/>
+        </w:rPr>
+        <w:t>통계</w:t>
+      </w:r>
+    </w:p>
+    <w:tbl>
+      <w:tblPr>
+        <w:tblStyle w:val="ac"/>
+        <w:tblW w:w="0" w:type="auto"/>
+        <w:tblLook w:val="04A0" w:firstRow="1" w:lastRow="0" w:firstColumn="1" w:lastColumn="0" w:noHBand="0" w:noVBand="1"/>
+      </w:tblPr>
+      <w:tblGrid>
+        <w:gridCol w:w="4508"/>
+        <w:gridCol w:w="4508"/>
+      </w:tblGrid>
+      <w:tr>
+        <w:tc>
+          <w:tcPr>
+            <w:tcW w:w="4508" w:type="dxa"/>
+          </w:tcPr>
+          <w:p>
+            <w:pPr>
+              <w:jc w:val="center"/>
+            </w:pPr>
+            <w:r>
+              <w:rPr>
+                <w:rFonts w:hint="eastAsia"/>
+              </w:rPr>
+              <w:lastRenderedPageBreak/>
+              <w:t>Actor action</w:t>
+            </w:r>
+          </w:p>
+        </w:tc>
+        <w:tc>
+          <w:tcPr>
+            <w:tcW w:w="4508" w:type="dxa"/>
+          </w:tcPr>
+          <w:p>
+            <w:pPr>
+              <w:jc w:val="center"/>
+            </w:pPr>
+            <w:r>
+              <w:rPr>
+                <w:rFonts w:hint="eastAsia"/>
+              </w:rPr>
+              <w:t xml:space="preserve">System </w:t>
+            </w:r>
+            <w:r>
+              <w:t>response</w:t>
+            </w:r>
+          </w:p>
+        </w:tc>
+      </w:tr>
+      <w:tr>
+        <w:tc>
+          <w:tcPr>
+            <w:tcW w:w="4508" w:type="dxa"/>
+          </w:tcPr>
+          <w:p>
+            <w:pPr>
+              <w:tabs>
+                <w:tab w:val="left" w:pos="24"/>
+              </w:tabs>
+              <w:rPr>
+                <w:sz w:val="18"/>
+                <w:szCs w:val="18"/>
+              </w:rPr>
+            </w:pPr>
+            <w:r>
+              <w:rPr>
+                <w:rFonts w:hint="eastAsia"/>
+                <w:sz w:val="18"/>
+                <w:szCs w:val="18"/>
+              </w:rPr>
+              <w:t xml:space="preserve">1. </w:t>
+            </w:r>
+            <w:r>
+              <w:rPr>
+                <w:sz w:val="18"/>
+                <w:szCs w:val="18"/>
+              </w:rPr>
+              <w:t>관리자가</w:t>
+            </w:r>
+            <w:r>
+              <w:rPr>
+                <w:sz w:val="18"/>
+                <w:szCs w:val="18"/>
+              </w:rPr>
+              <w:t xml:space="preserve"> </w:t>
+            </w:r>
+            <w:r>
+              <w:rPr>
+                <w:sz w:val="18"/>
+                <w:szCs w:val="18"/>
+              </w:rPr>
+              <w:t>설문</w:t>
+            </w:r>
+            <w:r>
+              <w:rPr>
+                <w:sz w:val="18"/>
+                <w:szCs w:val="18"/>
+              </w:rPr>
+              <w:t xml:space="preserve"> </w:t>
+            </w:r>
+            <w:r>
+              <w:rPr>
+                <w:sz w:val="18"/>
+                <w:szCs w:val="18"/>
+              </w:rPr>
+              <w:t>응답</w:t>
+            </w:r>
+            <w:r>
+              <w:rPr>
+                <w:sz w:val="18"/>
+                <w:szCs w:val="18"/>
+              </w:rPr>
+              <w:t xml:space="preserve"> </w:t>
+            </w:r>
+            <w:r>
+              <w:rPr>
+                <w:sz w:val="18"/>
+                <w:szCs w:val="18"/>
+              </w:rPr>
+              <w:t>통계</w:t>
+            </w:r>
+            <w:r>
+              <w:rPr>
+                <w:sz w:val="18"/>
+                <w:szCs w:val="18"/>
+              </w:rPr>
+              <w:t xml:space="preserve"> </w:t>
+            </w:r>
+            <w:r>
+              <w:rPr>
+                <w:sz w:val="18"/>
+                <w:szCs w:val="18"/>
+              </w:rPr>
+              <w:t>조회</w:t>
+            </w:r>
+            <w:r>
+              <w:rPr>
+                <w:sz w:val="18"/>
+                <w:szCs w:val="18"/>
+              </w:rPr>
+              <w:t xml:space="preserve"> </w:t>
+            </w:r>
+            <w:r>
+              <w:rPr>
+                <w:sz w:val="18"/>
+                <w:szCs w:val="18"/>
+              </w:rPr>
+              <w:t>버튼을</w:t>
+            </w:r>
+            <w:r>
+              <w:rPr>
+                <w:sz w:val="18"/>
+                <w:szCs w:val="18"/>
+              </w:rPr>
+              <w:t xml:space="preserve"> </w:t>
+            </w:r>
+            <w:r>
+              <w:rPr>
+                <w:rFonts w:hint="eastAsia"/>
+                <w:sz w:val="18"/>
+                <w:szCs w:val="18"/>
+              </w:rPr>
+              <w:t>누른다</w:t>
+            </w:r>
+            <w:r>
+              <w:rPr>
+                <w:sz w:val="18"/>
+                <w:szCs w:val="18"/>
+              </w:rPr>
+              <w:t>.</w:t>
+            </w:r>
+          </w:p>
+        </w:tc>
+        <w:tc>
+          <w:tcPr>
+            <w:tcW w:w="4508" w:type="dxa"/>
+          </w:tcPr>
+          <w:p>
+            <w:pPr>
+              <w:rPr>
+                <w:sz w:val="18"/>
+                <w:szCs w:val="18"/>
+              </w:rPr>
+            </w:pPr>
+          </w:p>
+        </w:tc>
+      </w:tr>
+      <w:tr>
+        <w:tc>
+          <w:tcPr>
+            <w:tcW w:w="4508" w:type="dxa"/>
+          </w:tcPr>
+          <w:p>
+            <w:pPr>
+              <w:rPr>
+                <w:sz w:val="18"/>
+                <w:szCs w:val="18"/>
+              </w:rPr>
+            </w:pPr>
+          </w:p>
+        </w:tc>
+        <w:tc>
+          <w:tcPr>
+            <w:tcW w:w="4508" w:type="dxa"/>
+          </w:tcPr>
+          <w:p>
+            <w:pPr>
+              <w:rPr>
+                <w:sz w:val="18"/>
+                <w:szCs w:val="18"/>
+              </w:rPr>
+            </w:pPr>
+            <w:r>
+              <w:rPr>
+                <w:rFonts w:hint="eastAsia"/>
+                <w:sz w:val="18"/>
+                <w:szCs w:val="18"/>
+              </w:rPr>
+              <w:t xml:space="preserve">2. </w:t>
+            </w:r>
+            <w:r>
+              <w:rPr>
+                <w:sz w:val="18"/>
+                <w:szCs w:val="18"/>
+              </w:rPr>
+              <w:t>설문</w:t>
+            </w:r>
+            <w:r>
+              <w:rPr>
+                <w:sz w:val="18"/>
+                <w:szCs w:val="18"/>
+              </w:rPr>
+              <w:t xml:space="preserve"> </w:t>
+            </w:r>
+            <w:r>
+              <w:rPr>
+                <w:sz w:val="18"/>
+                <w:szCs w:val="18"/>
+              </w:rPr>
+              <w:t>응답</w:t>
+            </w:r>
+            <w:r>
+              <w:rPr>
+                <w:sz w:val="18"/>
+                <w:szCs w:val="18"/>
+              </w:rPr>
+              <w:t xml:space="preserve"> </w:t>
+            </w:r>
+            <w:r>
+              <w:rPr>
+                <w:sz w:val="18"/>
+                <w:szCs w:val="18"/>
+              </w:rPr>
+              <w:t>통계</w:t>
+            </w:r>
+            <w:r>
+              <w:rPr>
+                <w:sz w:val="18"/>
+                <w:szCs w:val="18"/>
+              </w:rPr>
+              <w:t xml:space="preserve"> </w:t>
+            </w:r>
+            <w:r>
+              <w:rPr>
+                <w:sz w:val="18"/>
+                <w:szCs w:val="18"/>
+              </w:rPr>
+              <w:t>조회</w:t>
+            </w:r>
+            <w:r>
+              <w:rPr>
+                <w:sz w:val="18"/>
+                <w:szCs w:val="18"/>
+              </w:rPr>
+              <w:t xml:space="preserve"> </w:t>
+            </w:r>
+            <w:r>
+              <w:rPr>
+                <w:sz w:val="18"/>
+                <w:szCs w:val="18"/>
+              </w:rPr>
+              <w:t>화면을</w:t>
+            </w:r>
+            <w:r>
+              <w:rPr>
+                <w:sz w:val="18"/>
+                <w:szCs w:val="18"/>
+              </w:rPr>
+              <w:t xml:space="preserve"> </w:t>
+            </w:r>
+            <w:r>
+              <w:rPr>
+                <w:sz w:val="18"/>
+                <w:szCs w:val="18"/>
+              </w:rPr>
+              <w:t>출력한다</w:t>
+            </w:r>
+          </w:p>
+        </w:tc>
+      </w:tr>
+      <w:tr>
+        <w:tc>
+          <w:tcPr>
+            <w:tcW w:w="4508" w:type="dxa"/>
+          </w:tcPr>
+          <w:p>
+            <w:pPr>
+              <w:rPr>
+                <w:sz w:val="18"/>
+                <w:szCs w:val="18"/>
+              </w:rPr>
+            </w:pPr>
+            <w:r>
+              <w:rPr>
+                <w:sz w:val="18"/>
+                <w:szCs w:val="18"/>
+              </w:rPr>
+              <w:t>3</w:t>
+            </w:r>
+            <w:r>
+              <w:rPr>
+                <w:rFonts w:hint="eastAsia"/>
+                <w:sz w:val="18"/>
+                <w:szCs w:val="18"/>
+              </w:rPr>
+              <w:t xml:space="preserve">. </w:t>
+            </w:r>
+            <w:r>
+              <w:rPr>
+                <w:rFonts w:hint="eastAsia"/>
+                <w:sz w:val="18"/>
+                <w:szCs w:val="18"/>
+              </w:rPr>
+              <w:t>관리자가</w:t>
+            </w:r>
+            <w:r>
+              <w:rPr>
+                <w:rFonts w:hint="eastAsia"/>
+                <w:sz w:val="18"/>
+                <w:szCs w:val="18"/>
+              </w:rPr>
+              <w:t xml:space="preserve"> </w:t>
+            </w:r>
+            <w:r>
+              <w:rPr>
+                <w:rFonts w:hint="eastAsia"/>
+                <w:sz w:val="18"/>
+                <w:szCs w:val="18"/>
+              </w:rPr>
+              <w:t>검색</w:t>
+            </w:r>
+            <w:r>
+              <w:rPr>
+                <w:rFonts w:hint="eastAsia"/>
+                <w:sz w:val="18"/>
+                <w:szCs w:val="18"/>
+              </w:rPr>
+              <w:t xml:space="preserve"> </w:t>
+            </w:r>
+            <w:r>
+              <w:rPr>
+                <w:rFonts w:hint="eastAsia"/>
+                <w:sz w:val="18"/>
+                <w:szCs w:val="18"/>
+              </w:rPr>
+              <w:t>단위를</w:t>
+            </w:r>
+            <w:r>
+              <w:rPr>
+                <w:rFonts w:hint="eastAsia"/>
+                <w:sz w:val="18"/>
+                <w:szCs w:val="18"/>
+              </w:rPr>
+              <w:t xml:space="preserve"> </w:t>
+            </w:r>
+            <w:r>
+              <w:rPr>
+                <w:rFonts w:hint="eastAsia"/>
+                <w:sz w:val="18"/>
+                <w:szCs w:val="18"/>
+              </w:rPr>
+              <w:t>최근</w:t>
+            </w:r>
+            <w:r>
+              <w:rPr>
+                <w:rFonts w:hint="eastAsia"/>
+                <w:sz w:val="18"/>
+                <w:szCs w:val="18"/>
+              </w:rPr>
+              <w:t xml:space="preserve"> 1</w:t>
+            </w:r>
+            <w:r>
+              <w:rPr>
+                <w:rFonts w:hint="eastAsia"/>
+                <w:sz w:val="18"/>
+                <w:szCs w:val="18"/>
+              </w:rPr>
+              <w:t>주일</w:t>
+            </w:r>
+            <w:r>
+              <w:rPr>
+                <w:rFonts w:hint="eastAsia"/>
+                <w:sz w:val="18"/>
+                <w:szCs w:val="18"/>
+              </w:rPr>
+              <w:t>, 1</w:t>
+            </w:r>
+            <w:r>
+              <w:rPr>
+                <w:rFonts w:hint="eastAsia"/>
+                <w:sz w:val="18"/>
+                <w:szCs w:val="18"/>
+              </w:rPr>
+              <w:t>개월</w:t>
+            </w:r>
+            <w:r>
+              <w:rPr>
+                <w:rFonts w:hint="eastAsia"/>
+                <w:sz w:val="18"/>
+                <w:szCs w:val="18"/>
+              </w:rPr>
+              <w:t>, 1</w:t>
+            </w:r>
+            <w:r>
+              <w:rPr>
+                <w:rFonts w:hint="eastAsia"/>
+                <w:sz w:val="18"/>
+                <w:szCs w:val="18"/>
+              </w:rPr>
+              <w:t>년</w:t>
+            </w:r>
+            <w:r>
+              <w:rPr>
+                <w:rFonts w:hint="eastAsia"/>
+                <w:sz w:val="18"/>
+                <w:szCs w:val="18"/>
+              </w:rPr>
+              <w:t xml:space="preserve"> </w:t>
+            </w:r>
+            <w:r>
+              <w:rPr>
+                <w:rFonts w:hint="eastAsia"/>
+                <w:sz w:val="18"/>
+                <w:szCs w:val="18"/>
+              </w:rPr>
+              <w:t>중</w:t>
+            </w:r>
+            <w:r>
+              <w:rPr>
+                <w:rFonts w:hint="eastAsia"/>
+                <w:sz w:val="18"/>
+                <w:szCs w:val="18"/>
+              </w:rPr>
+              <w:t xml:space="preserve"> </w:t>
+            </w:r>
+            <w:r>
+              <w:rPr>
+                <w:rFonts w:hint="eastAsia"/>
+                <w:sz w:val="18"/>
+                <w:szCs w:val="18"/>
+              </w:rPr>
+              <w:t>하나로</w:t>
+            </w:r>
+            <w:r>
+              <w:rPr>
+                <w:rFonts w:hint="eastAsia"/>
+                <w:sz w:val="18"/>
+                <w:szCs w:val="18"/>
+              </w:rPr>
+              <w:t xml:space="preserve"> </w:t>
+            </w:r>
+            <w:r>
+              <w:rPr>
+                <w:rFonts w:hint="eastAsia"/>
+                <w:sz w:val="18"/>
+                <w:szCs w:val="18"/>
+              </w:rPr>
+              <w:t>선택한다</w:t>
+            </w:r>
+            <w:r>
+              <w:rPr>
+                <w:rFonts w:hint="eastAsia"/>
+                <w:sz w:val="18"/>
+                <w:szCs w:val="18"/>
+              </w:rPr>
+              <w:t>.</w:t>
+            </w:r>
+          </w:p>
+        </w:tc>
+        <w:tc>
+          <w:tcPr>
+            <w:tcW w:w="4508" w:type="dxa"/>
+          </w:tcPr>
+          <w:p>
+            <w:pPr>
+              <w:rPr>
+                <w:sz w:val="18"/>
+                <w:szCs w:val="18"/>
+              </w:rPr>
+            </w:pPr>
+          </w:p>
+        </w:tc>
+      </w:tr>
+      <w:tr>
+        <w:tc>
+          <w:tcPr>
+            <w:tcW w:w="4508" w:type="dxa"/>
+          </w:tcPr>
+          <w:p>
+            <w:pPr>
+              <w:rPr>
+                <w:sz w:val="18"/>
+                <w:szCs w:val="18"/>
+              </w:rPr>
+            </w:pPr>
+          </w:p>
+        </w:tc>
+        <w:tc>
+          <w:tcPr>
+            <w:tcW w:w="4508" w:type="dxa"/>
+          </w:tcPr>
+          <w:p>
+            <w:pPr>
+              <w:rPr>
+                <w:sz w:val="18"/>
+                <w:szCs w:val="18"/>
+              </w:rPr>
+            </w:pPr>
+            <w:r>
+              <w:rPr>
+                <w:rFonts w:hint="eastAsia"/>
+                <w:sz w:val="18"/>
+                <w:szCs w:val="18"/>
+              </w:rPr>
+              <w:t xml:space="preserve">4. </w:t>
+            </w:r>
+            <w:r>
+              <w:rPr>
+                <w:sz w:val="18"/>
+                <w:szCs w:val="18"/>
+              </w:rPr>
+              <w:t>선택된</w:t>
+            </w:r>
+            <w:r>
+              <w:rPr>
+                <w:sz w:val="18"/>
+                <w:szCs w:val="18"/>
+              </w:rPr>
+              <w:t xml:space="preserve"> </w:t>
+            </w:r>
+            <w:r>
+              <w:rPr>
+                <w:sz w:val="18"/>
+                <w:szCs w:val="18"/>
+              </w:rPr>
+              <w:t>검색</w:t>
+            </w:r>
+            <w:r>
+              <w:rPr>
+                <w:sz w:val="18"/>
+                <w:szCs w:val="18"/>
+              </w:rPr>
+              <w:t xml:space="preserve"> </w:t>
+            </w:r>
+            <w:r>
+              <w:rPr>
+                <w:sz w:val="18"/>
+                <w:szCs w:val="18"/>
+              </w:rPr>
+              <w:t>단위에</w:t>
+            </w:r>
+            <w:r>
+              <w:rPr>
+                <w:sz w:val="18"/>
+                <w:szCs w:val="18"/>
+              </w:rPr>
+              <w:t xml:space="preserve"> </w:t>
+            </w:r>
+            <w:r>
+              <w:rPr>
+                <w:sz w:val="18"/>
+                <w:szCs w:val="18"/>
+              </w:rPr>
+              <w:t>해당하는</w:t>
+            </w:r>
+            <w:r>
+              <w:rPr>
+                <w:sz w:val="18"/>
+                <w:szCs w:val="18"/>
+              </w:rPr>
+              <w:t xml:space="preserve"> </w:t>
+            </w:r>
+            <w:r>
+              <w:rPr>
+                <w:sz w:val="18"/>
+                <w:szCs w:val="18"/>
+              </w:rPr>
+              <w:t>통계</w:t>
+            </w:r>
+            <w:r>
+              <w:rPr>
+                <w:sz w:val="18"/>
+                <w:szCs w:val="18"/>
+              </w:rPr>
+              <w:t xml:space="preserve"> </w:t>
+            </w:r>
+            <w:r>
+              <w:rPr>
+                <w:sz w:val="18"/>
+                <w:szCs w:val="18"/>
+              </w:rPr>
+              <w:t>정보를</w:t>
+            </w:r>
+            <w:r>
+              <w:rPr>
+                <w:sz w:val="18"/>
+                <w:szCs w:val="18"/>
+              </w:rPr>
+              <w:t xml:space="preserve"> </w:t>
+            </w:r>
+            <w:r>
+              <w:rPr>
+                <w:sz w:val="18"/>
+                <w:szCs w:val="18"/>
+              </w:rPr>
+              <w:t>출력한다</w:t>
+            </w:r>
+            <w:r>
+              <w:rPr>
+                <w:sz w:val="18"/>
+                <w:szCs w:val="18"/>
+              </w:rPr>
+              <w:t xml:space="preserve">. </w:t>
+            </w:r>
+            <w:r>
+              <w:rPr>
+                <w:sz w:val="18"/>
+                <w:szCs w:val="18"/>
+              </w:rPr>
+              <w:t>통계</w:t>
+            </w:r>
+            <w:r>
+              <w:rPr>
+                <w:sz w:val="18"/>
+                <w:szCs w:val="18"/>
+              </w:rPr>
+              <w:t xml:space="preserve"> </w:t>
+            </w:r>
+            <w:r>
+              <w:rPr>
+                <w:sz w:val="18"/>
+                <w:szCs w:val="18"/>
+              </w:rPr>
+              <w:t>정보에는</w:t>
+            </w:r>
+            <w:r>
+              <w:rPr>
+                <w:sz w:val="18"/>
+                <w:szCs w:val="18"/>
+              </w:rPr>
+              <w:t xml:space="preserve"> </w:t>
+            </w:r>
+            <w:r>
+              <w:rPr>
+                <w:sz w:val="18"/>
+                <w:szCs w:val="18"/>
+              </w:rPr>
+              <w:t>전체</w:t>
+            </w:r>
+            <w:r>
+              <w:rPr>
+                <w:sz w:val="18"/>
+                <w:szCs w:val="18"/>
+              </w:rPr>
+              <w:t xml:space="preserve"> </w:t>
+            </w:r>
+            <w:r>
+              <w:rPr>
+                <w:sz w:val="18"/>
+                <w:szCs w:val="18"/>
+              </w:rPr>
+              <w:t>설문</w:t>
+            </w:r>
+            <w:r>
+              <w:rPr>
+                <w:sz w:val="18"/>
+                <w:szCs w:val="18"/>
+              </w:rPr>
+              <w:t xml:space="preserve"> </w:t>
+            </w:r>
+            <w:r>
+              <w:rPr>
+                <w:sz w:val="18"/>
+                <w:szCs w:val="18"/>
+              </w:rPr>
+              <w:t>수</w:t>
+            </w:r>
+            <w:r>
+              <w:rPr>
+                <w:sz w:val="18"/>
+                <w:szCs w:val="18"/>
+              </w:rPr>
+              <w:t xml:space="preserve">, </w:t>
+            </w:r>
+            <w:r>
+              <w:rPr>
+                <w:sz w:val="18"/>
+                <w:szCs w:val="18"/>
+              </w:rPr>
+              <w:t>종료된</w:t>
+            </w:r>
+            <w:r>
+              <w:rPr>
+                <w:sz w:val="18"/>
+                <w:szCs w:val="18"/>
+              </w:rPr>
+              <w:t xml:space="preserve"> </w:t>
+            </w:r>
+            <w:r>
+              <w:rPr>
+                <w:sz w:val="18"/>
+                <w:szCs w:val="18"/>
+              </w:rPr>
+              <w:t>설문</w:t>
+            </w:r>
+            <w:r>
+              <w:rPr>
+                <w:sz w:val="18"/>
+                <w:szCs w:val="18"/>
+              </w:rPr>
+              <w:t xml:space="preserve"> </w:t>
+            </w:r>
+            <w:r>
+              <w:rPr>
+                <w:sz w:val="18"/>
+                <w:szCs w:val="18"/>
+              </w:rPr>
+              <w:t>수</w:t>
+            </w:r>
+            <w:r>
+              <w:rPr>
+                <w:sz w:val="18"/>
+                <w:szCs w:val="18"/>
+              </w:rPr>
+              <w:t xml:space="preserve">, </w:t>
+            </w:r>
+            <w:r>
+              <w:rPr>
+                <w:sz w:val="18"/>
+                <w:szCs w:val="18"/>
+              </w:rPr>
+              <w:t>총</w:t>
+            </w:r>
+            <w:r>
+              <w:rPr>
+                <w:sz w:val="18"/>
+                <w:szCs w:val="18"/>
+              </w:rPr>
+              <w:t xml:space="preserve"> </w:t>
+            </w:r>
+            <w:r>
+              <w:rPr>
+                <w:sz w:val="18"/>
+                <w:szCs w:val="18"/>
+              </w:rPr>
+              <w:t>응답</w:t>
+            </w:r>
+            <w:r>
+              <w:rPr>
+                <w:sz w:val="18"/>
+                <w:szCs w:val="18"/>
+              </w:rPr>
+              <w:t xml:space="preserve"> </w:t>
+            </w:r>
+            <w:r>
+              <w:rPr>
+                <w:sz w:val="18"/>
+                <w:szCs w:val="18"/>
+              </w:rPr>
+              <w:t>수가</w:t>
+            </w:r>
+            <w:r>
+              <w:rPr>
+                <w:sz w:val="18"/>
+                <w:szCs w:val="18"/>
+              </w:rPr>
+              <w:t xml:space="preserve"> </w:t>
+            </w:r>
+            <w:r>
+              <w:rPr>
+                <w:sz w:val="18"/>
+                <w:szCs w:val="18"/>
+              </w:rPr>
+              <w:t>포함된다</w:t>
+            </w:r>
+            <w:r>
+              <w:rPr>
+                <w:sz w:val="18"/>
+                <w:szCs w:val="18"/>
+              </w:rPr>
+              <w:t>.</w:t>
+            </w:r>
+          </w:p>
+        </w:tc>
+      </w:tr>
+    </w:tbl>
+    <w:p/>
     <w:sectPr>
       <w:pgSz w:w="11906" w:h="16838"/>
       <w:pgMar w:top="1701" w:right="1440" w:bottom="1440" w:left="1440" w:header="851" w:footer="992" w:gutter="0"/>
@@ -9065,6 +9849,7 @@
   <w:style w:type="character" w:default="1" w:styleId="a0">
     <w:name w:val="Default Paragraph Font"/>
     <w:uiPriority w:val="1"/>
+    <w:semiHidden/>
     <w:unhideWhenUsed/>
   </w:style>
   <w:style w:type="table" w:default="1" w:styleId="a1">
